--- a/Chapter 4 Methods.docx
+++ b/Chapter 4 Methods.docx
@@ -552,9 +552,9 @@
           <w:noProof/>
         </w:rPr>
         <w:drawing>
-          <wp:inline distT="0" distB="0" distL="0" distR="0" wp14:anchorId="1F2733FA" wp14:editId="57C34DFE">
-            <wp:extent cx="5731510" cy="2832100"/>
-            <wp:effectExtent l="0" t="0" r="0" b="0"/>
+          <wp:inline distT="0" distB="0" distL="0" distR="0" wp14:anchorId="1F2733FA" wp14:editId="737D5DDF">
+            <wp:extent cx="4903235" cy="2422826"/>
+            <wp:effectExtent l="0" t="0" r="0" b="3175"/>
             <wp:docPr id="558708929" name="Picture 2" descr="A graph showing different colors and numbers&#10;&#10;AI-generated content may be incorrect."/>
             <wp:cNvGraphicFramePr>
               <a:graphicFrameLocks xmlns:a="http://schemas.openxmlformats.org/drawingml/2006/main" noChangeAspect="1"/>
@@ -581,7 +581,7 @@
                   <pic:spPr>
                     <a:xfrm>
                       <a:off x="0" y="0"/>
-                      <a:ext cx="5731510" cy="2832100"/>
+                      <a:ext cx="4996585" cy="2468953"/>
                     </a:xfrm>
                     <a:prstGeom prst="rect">
                       <a:avLst/>
@@ -593,6 +593,22 @@
           </wp:inline>
         </w:drawing>
       </w:r>
+    </w:p>
+    <w:p>
+      <w:pPr>
+        <w:spacing w:before="100" w:beforeAutospacing="1" w:after="100" w:afterAutospacing="1" w:line="240" w:lineRule="auto"/>
+        <w:outlineLvl w:val="2"/>
+        <w:rPr>
+          <w:rFonts w:ascii="Times New Roman" w:eastAsia="Times New Roman" w:hAnsi="Times New Roman" w:cs="Times New Roman"/>
+          <w:b/>
+          <w:bCs/>
+          <w:kern w:val="0"/>
+          <w:sz w:val="27"/>
+          <w:szCs w:val="27"/>
+          <w:lang w:eastAsia="en-GB"/>
+          <w14:ligatures w14:val="none"/>
+        </w:rPr>
+      </w:pPr>
       <w:r>
         <w:rPr>
           <w:rFonts w:ascii="Times New Roman" w:eastAsia="Times New Roman" w:hAnsi="Times New Roman" w:cs="Times New Roman"/>
@@ -779,6 +795,85 @@
     <w:p>
       <w:pPr>
         <w:spacing w:before="100" w:beforeAutospacing="1" w:after="100" w:afterAutospacing="1" w:line="240" w:lineRule="auto"/>
+        <w:outlineLvl w:val="1"/>
+      </w:pPr>
+      <w:r>
+        <w:t>Figure 3.X details the comprehensive architectural logic and decision trees driving the simulation loop.</w:t>
+      </w:r>
+    </w:p>
+    <w:p>
+      <w:pPr>
+        <w:spacing w:before="100" w:beforeAutospacing="1" w:after="100" w:afterAutospacing="1" w:line="240" w:lineRule="auto"/>
+        <w:outlineLvl w:val="1"/>
+        <w:rPr>
+          <w:rFonts w:ascii="Times New Roman" w:eastAsia="Times New Roman" w:hAnsi="Times New Roman" w:cs="Times New Roman"/>
+          <w:b/>
+          <w:bCs/>
+          <w:kern w:val="0"/>
+          <w:sz w:val="36"/>
+          <w:szCs w:val="36"/>
+          <w:lang w:eastAsia="en-GB"/>
+          <w14:ligatures w14:val="none"/>
+        </w:rPr>
+      </w:pPr>
+      <w:r>
+        <w:rPr>
+          <w:rFonts w:ascii="Times New Roman" w:eastAsia="Times New Roman" w:hAnsi="Times New Roman" w:cs="Times New Roman"/>
+          <w:b/>
+          <w:bCs/>
+          <w:noProof/>
+          <w:kern w:val="0"/>
+          <w:sz w:val="36"/>
+          <w:szCs w:val="36"/>
+          <w:lang w:eastAsia="en-GB"/>
+        </w:rPr>
+        <w:lastRenderedPageBreak/>
+        <w:drawing>
+          <wp:inline distT="0" distB="0" distL="0" distR="0" wp14:anchorId="0CDF87B3" wp14:editId="4B795BB5">
+            <wp:extent cx="2637790" cy="8863330"/>
+            <wp:effectExtent l="0" t="0" r="3810" b="1270"/>
+            <wp:docPr id="1772004297" name="Picture 2" descr="A diagram of a diagram&#10;&#10;AI-generated content may be incorrect."/>
+            <wp:cNvGraphicFramePr>
+              <a:graphicFrameLocks xmlns:a="http://schemas.openxmlformats.org/drawingml/2006/main" noChangeAspect="1"/>
+            </wp:cNvGraphicFramePr>
+            <a:graphic xmlns:a="http://schemas.openxmlformats.org/drawingml/2006/main">
+              <a:graphicData uri="http://schemas.openxmlformats.org/drawingml/2006/picture">
+                <pic:pic xmlns:pic="http://schemas.openxmlformats.org/drawingml/2006/picture">
+                  <pic:nvPicPr>
+                    <pic:cNvPr id="1772004297" name="Picture 2" descr="A diagram of a diagram&#10;&#10;AI-generated content may be incorrect."/>
+                    <pic:cNvPicPr/>
+                  </pic:nvPicPr>
+                  <pic:blipFill>
+                    <a:blip r:embed="rId8" cstate="print">
+                      <a:extLst>
+                        <a:ext uri="{28A0092B-C50C-407E-A947-70E740481C1C}">
+                          <a14:useLocalDpi xmlns:a14="http://schemas.microsoft.com/office/drawing/2010/main" val="0"/>
+                        </a:ext>
+                      </a:extLst>
+                    </a:blip>
+                    <a:stretch>
+                      <a:fillRect/>
+                    </a:stretch>
+                  </pic:blipFill>
+                  <pic:spPr>
+                    <a:xfrm>
+                      <a:off x="0" y="0"/>
+                      <a:ext cx="2637790" cy="8863330"/>
+                    </a:xfrm>
+                    <a:prstGeom prst="rect">
+                      <a:avLst/>
+                    </a:prstGeom>
+                  </pic:spPr>
+                </pic:pic>
+              </a:graphicData>
+            </a:graphic>
+          </wp:inline>
+        </w:drawing>
+      </w:r>
+    </w:p>
+    <w:p>
+      <w:pPr>
+        <w:spacing w:before="100" w:beforeAutospacing="1" w:after="100" w:afterAutospacing="1" w:line="240" w:lineRule="auto"/>
         <w:outlineLvl w:val="2"/>
         <w:rPr>
           <w:rFonts w:ascii="Times New Roman" w:eastAsia="Times New Roman" w:hAnsi="Times New Roman" w:cs="Times New Roman"/>
@@ -802,6 +897,7 @@
           <w:lang w:eastAsia="en-GB"/>
           <w14:ligatures w14:val="none"/>
         </w:rPr>
+        <w:lastRenderedPageBreak/>
         <w:t>3.3.1. Simulation Loop and Rolling Horizon Planning</w:t>
       </w:r>
     </w:p>
@@ -1070,67 +1166,67 @@
           <w:lang w:eastAsia="en-GB"/>
           <w14:ligatures w14:val="none"/>
         </w:rPr>
+        <w:t>$$d = \sqrt{(X_2 - X_1)^2 + (Y_2 - Y_1)^2}$$</w:t>
+      </w:r>
+    </w:p>
+    <w:p>
+      <w:pPr>
+        <w:spacing w:before="100" w:beforeAutospacing="1" w:after="100" w:afterAutospacing="1" w:line="240" w:lineRule="auto"/>
+        <w:rPr>
+          <w:rFonts w:ascii="Times New Roman" w:eastAsia="Times New Roman" w:hAnsi="Times New Roman" w:cs="Times New Roman"/>
+          <w:kern w:val="0"/>
+          <w:lang w:eastAsia="en-GB"/>
+          <w14:ligatures w14:val="none"/>
+        </w:rPr>
+      </w:pPr>
+      <w:r>
+        <w:rPr>
+          <w:rFonts w:ascii="Times New Roman" w:eastAsia="Times New Roman" w:hAnsi="Times New Roman" w:cs="Times New Roman"/>
+          <w:kern w:val="0"/>
+          <w:lang w:eastAsia="en-GB"/>
+          <w14:ligatures w14:val="none"/>
+        </w:rPr>
+        <w:t>The sequence yielding the absolute minimum total distance ($D_{total}$) is recorded as the optimal route. The total duration of the daily mission ($Shift\_Time$, in hours) for this $N$-turbine route is computed as the sum of transit time and operational time:</w:t>
+      </w:r>
+    </w:p>
+    <w:p>
+      <w:pPr>
+        <w:spacing w:after="0" w:line="240" w:lineRule="auto"/>
+        <w:rPr>
+          <w:rFonts w:ascii="Times New Roman" w:eastAsia="Times New Roman" w:hAnsi="Times New Roman" w:cs="Times New Roman"/>
+          <w:kern w:val="0"/>
+          <w:lang w:eastAsia="en-GB"/>
+          <w14:ligatures w14:val="none"/>
+        </w:rPr>
+      </w:pPr>
+      <w:r>
+        <w:rPr>
+          <w:rFonts w:ascii="Times New Roman" w:eastAsia="Times New Roman" w:hAnsi="Times New Roman" w:cs="Times New Roman"/>
+          <w:kern w:val="0"/>
+          <w:lang w:eastAsia="en-GB"/>
+          <w14:ligatures w14:val="none"/>
+        </w:rPr>
+        <w:t>$$Shift\_Time = \left( \frac{D_{total}}{V_s \times 3.6} \right) + \frac{N \times (TS + 2 \times TI)}{60}$$</w:t>
+      </w:r>
+    </w:p>
+    <w:p>
+      <w:pPr>
+        <w:spacing w:before="100" w:beforeAutospacing="1" w:after="100" w:afterAutospacing="1" w:line="240" w:lineRule="auto"/>
+        <w:rPr>
+          <w:rFonts w:ascii="Times New Roman" w:eastAsia="Times New Roman" w:hAnsi="Times New Roman" w:cs="Times New Roman"/>
+          <w:kern w:val="0"/>
+          <w:lang w:eastAsia="en-GB"/>
+          <w14:ligatures w14:val="none"/>
+        </w:rPr>
+      </w:pPr>
+      <w:r>
+        <w:rPr>
+          <w:rFonts w:ascii="Times New Roman" w:eastAsia="Times New Roman" w:hAnsi="Times New Roman" w:cs="Times New Roman"/>
+          <w:kern w:val="0"/>
+          <w:lang w:eastAsia="en-GB"/>
+          <w14:ligatures w14:val="none"/>
+        </w:rPr>
         <w:lastRenderedPageBreak/>
-        <w:t>$$d = \sqrt{(X_2 - X_1)^2 + (Y_2 - Y_1)^2}$$</w:t>
-      </w:r>
-    </w:p>
-    <w:p>
-      <w:pPr>
-        <w:spacing w:before="100" w:beforeAutospacing="1" w:after="100" w:afterAutospacing="1" w:line="240" w:lineRule="auto"/>
-        <w:rPr>
-          <w:rFonts w:ascii="Times New Roman" w:eastAsia="Times New Roman" w:hAnsi="Times New Roman" w:cs="Times New Roman"/>
-          <w:kern w:val="0"/>
-          <w:lang w:eastAsia="en-GB"/>
-          <w14:ligatures w14:val="none"/>
-        </w:rPr>
-      </w:pPr>
-      <w:r>
-        <w:rPr>
-          <w:rFonts w:ascii="Times New Roman" w:eastAsia="Times New Roman" w:hAnsi="Times New Roman" w:cs="Times New Roman"/>
-          <w:kern w:val="0"/>
-          <w:lang w:eastAsia="en-GB"/>
-          <w14:ligatures w14:val="none"/>
-        </w:rPr>
-        <w:t>The sequence yielding the absolute minimum total distance ($D_{total}$) is recorded as the optimal route. The total duration of the daily mission ($Shift\_Time$, in hours) for this $N$-turbine route is computed as the sum of transit time and operational time:</w:t>
-      </w:r>
-    </w:p>
-    <w:p>
-      <w:pPr>
-        <w:spacing w:after="0" w:line="240" w:lineRule="auto"/>
-        <w:rPr>
-          <w:rFonts w:ascii="Times New Roman" w:eastAsia="Times New Roman" w:hAnsi="Times New Roman" w:cs="Times New Roman"/>
-          <w:kern w:val="0"/>
-          <w:lang w:eastAsia="en-GB"/>
-          <w14:ligatures w14:val="none"/>
-        </w:rPr>
-      </w:pPr>
-      <w:r>
-        <w:rPr>
-          <w:rFonts w:ascii="Times New Roman" w:eastAsia="Times New Roman" w:hAnsi="Times New Roman" w:cs="Times New Roman"/>
-          <w:kern w:val="0"/>
-          <w:lang w:eastAsia="en-GB"/>
-          <w14:ligatures w14:val="none"/>
-        </w:rPr>
-        <w:t>$$Shift\_Time = \left( \frac{D_{total}}{V_s \times 3.6} \right) + \frac{N \times (TS + 2 \times TI)}{60}$$</w:t>
-      </w:r>
-    </w:p>
-    <w:p>
-      <w:pPr>
-        <w:spacing w:before="100" w:beforeAutospacing="1" w:after="100" w:afterAutospacing="1" w:line="240" w:lineRule="auto"/>
-        <w:rPr>
-          <w:rFonts w:ascii="Times New Roman" w:eastAsia="Times New Roman" w:hAnsi="Times New Roman" w:cs="Times New Roman"/>
-          <w:kern w:val="0"/>
-          <w:lang w:eastAsia="en-GB"/>
-          <w14:ligatures w14:val="none"/>
-        </w:rPr>
-      </w:pPr>
-      <w:r>
-        <w:rPr>
-          <w:rFonts w:ascii="Times New Roman" w:eastAsia="Times New Roman" w:hAnsi="Times New Roman" w:cs="Times New Roman"/>
-          <w:kern w:val="0"/>
-          <w:lang w:eastAsia="en-GB"/>
-          <w14:ligatures w14:val="none"/>
-        </w:rPr>
         <w:t>To enforce the 12-hour operational limit ($H$), a "Fallback Queue" mechanism is implemented. If the optimized $Shift\_Time$ exceeds $H$, the algorithm iteratively removes the furthest turbine from the day's subgroup and recalculates the TSP route until a compliant schedule is achieved.</w:t>
       </w:r>
     </w:p>
@@ -1225,6 +1321,14 @@
     </w:p>
     <w:p>
       <w:pPr>
+        <w:pStyle w:val="NormalWeb"/>
+      </w:pPr>
+      <w:r>
+        <w:t>Conversely, if the weather check is successful, the mission is executed. Crucially, the simulation is stateful: serviced turbines are explicitly marked as "repaired" and permanently filtered out of the target list for the remainder of the campaign. Furthermore, an "Early Demobilization" protocol evaluates the global state of the wind farm at the end of each day. If all targeted turbines are successfully repaired before the 7-day campaign concludes, the simulation terminates early, halting the accumulation of daily fixed vessel and crew costs ($FCV$ and $COL$) for the unused days.</w:t>
+      </w:r>
+    </w:p>
+    <w:p>
+      <w:pPr>
         <w:spacing w:before="100" w:beforeAutospacing="1" w:after="100" w:afterAutospacing="1" w:line="240" w:lineRule="auto"/>
         <w:outlineLvl w:val="1"/>
         <w:rPr>
@@ -1358,8 +1462,48 @@
           <w:lang w:eastAsia="en-GB"/>
           <w14:ligatures w14:val="none"/>
         </w:rPr>
+        <w:t>The Maximum Potential Revenue ($Rev_T$) represents the theoretical income generated if all turbines operated flawlessly. For a single turbine, the hourly revenue potential ($Rev_{hour}$) is:</w:t>
+      </w:r>
+    </w:p>
+    <w:p>
+      <w:pPr>
+        <w:spacing w:after="0" w:line="240" w:lineRule="auto"/>
+        <w:rPr>
+          <w:rFonts w:ascii="Times New Roman" w:eastAsia="Times New Roman" w:hAnsi="Times New Roman" w:cs="Times New Roman"/>
+          <w:kern w:val="0"/>
+          <w:lang w:eastAsia="en-GB"/>
+          <w14:ligatures w14:val="none"/>
+        </w:rPr>
+      </w:pPr>
+      <w:r>
+        <w:rPr>
+          <w:rFonts w:ascii="Times New Roman" w:eastAsia="Times New Roman" w:hAnsi="Times New Roman" w:cs="Times New Roman"/>
+          <w:kern w:val="0"/>
+          <w:lang w:eastAsia="en-GB"/>
+          <w14:ligatures w14:val="none"/>
+        </w:rPr>
         <w:lastRenderedPageBreak/>
-        <w:t>The Maximum Potential Revenue ($Rev_T$) represents the theoretical income generated if all turbines operated flawlessly. For a single turbine, the hourly revenue potential ($Rev_{hour}$) is:</w:t>
+        <w:t>$$Rev_{hour} = MW \times Price_{MWh} \times W_{factor} \times Discount$$</w:t>
+      </w:r>
+    </w:p>
+    <w:p>
+      <w:pPr>
+        <w:spacing w:before="100" w:beforeAutospacing="1" w:after="100" w:afterAutospacing="1" w:line="240" w:lineRule="auto"/>
+        <w:rPr>
+          <w:rFonts w:ascii="Times New Roman" w:eastAsia="Times New Roman" w:hAnsi="Times New Roman" w:cs="Times New Roman"/>
+          <w:kern w:val="0"/>
+          <w:lang w:eastAsia="en-GB"/>
+          <w14:ligatures w14:val="none"/>
+        </w:rPr>
+      </w:pPr>
+      <w:r>
+        <w:rPr>
+          <w:rFonts w:ascii="Times New Roman" w:eastAsia="Times New Roman" w:hAnsi="Times New Roman" w:cs="Times New Roman"/>
+          <w:kern w:val="0"/>
+          <w:lang w:eastAsia="en-GB"/>
+          <w14:ligatures w14:val="none"/>
+        </w:rPr>
+        <w:t>To calculate the penalties subtracted from this revenue under a predictive framework, the expected number of failure events per turbine ($E_{expected}$) is determined based on the AI's predictive accuracy:</w:t>
       </w:r>
     </w:p>
     <w:p>
@@ -1379,46 +1523,6 @@
           <w:lang w:eastAsia="en-GB"/>
           <w14:ligatures w14:val="none"/>
         </w:rPr>
-        <w:t>$$Rev_{hour} = MW \times Price_{MWh} \times W_{factor} \times Discount$$</w:t>
-      </w:r>
-    </w:p>
-    <w:p>
-      <w:pPr>
-        <w:spacing w:before="100" w:beforeAutospacing="1" w:after="100" w:afterAutospacing="1" w:line="240" w:lineRule="auto"/>
-        <w:rPr>
-          <w:rFonts w:ascii="Times New Roman" w:eastAsia="Times New Roman" w:hAnsi="Times New Roman" w:cs="Times New Roman"/>
-          <w:kern w:val="0"/>
-          <w:lang w:eastAsia="en-GB"/>
-          <w14:ligatures w14:val="none"/>
-        </w:rPr>
-      </w:pPr>
-      <w:r>
-        <w:rPr>
-          <w:rFonts w:ascii="Times New Roman" w:eastAsia="Times New Roman" w:hAnsi="Times New Roman" w:cs="Times New Roman"/>
-          <w:kern w:val="0"/>
-          <w:lang w:eastAsia="en-GB"/>
-          <w14:ligatures w14:val="none"/>
-        </w:rPr>
-        <w:t>To calculate the penalties subtracted from this revenue under a predictive framework, the expected number of failure events per turbine ($E_{expected}$) is determined based on the AI's predictive accuracy:</w:t>
-      </w:r>
-    </w:p>
-    <w:p>
-      <w:pPr>
-        <w:spacing w:after="0" w:line="240" w:lineRule="auto"/>
-        <w:rPr>
-          <w:rFonts w:ascii="Times New Roman" w:eastAsia="Times New Roman" w:hAnsi="Times New Roman" w:cs="Times New Roman"/>
-          <w:kern w:val="0"/>
-          <w:lang w:eastAsia="en-GB"/>
-          <w14:ligatures w14:val="none"/>
-        </w:rPr>
-      </w:pPr>
-      <w:r>
-        <w:rPr>
-          <w:rFonts w:ascii="Times New Roman" w:eastAsia="Times New Roman" w:hAnsi="Times New Roman" w:cs="Times New Roman"/>
-          <w:kern w:val="0"/>
-          <w:lang w:eastAsia="en-GB"/>
-          <w14:ligatures w14:val="none"/>
-        </w:rPr>
         <w:t>$$E_{expected} = (Pr_D \times MSTP) + ((1 - Pr_D) \times MSFN)$$</w:t>
       </w:r>
     </w:p>
@@ -1483,6 +1587,14 @@
       </w:r>
     </w:p>
     <w:p>
+      <w:pPr>
+        <w:rPr>
+          <w:rFonts w:ascii="Times New Roman" w:eastAsia="Times New Roman" w:hAnsi="Times New Roman" w:cs="Times New Roman"/>
+          <w:kern w:val="0"/>
+          <w:lang w:eastAsia="en-GB"/>
+          <w14:ligatures w14:val="none"/>
+        </w:rPr>
+      </w:pPr>
       <w:r>
         <w:rPr>
           <w:rFonts w:ascii="Times New Roman" w:eastAsia="Times New Roman" w:hAnsi="Times New Roman" w:cs="Times New Roman"/>
@@ -1493,6 +1605,215 @@
         <w:t>$$CoD_T = \sum_{days} \left( \max(0, E_{expected} - E_{prevented}) \times h_{downtime} \times Rev_{hour} \right)$$</w:t>
       </w:r>
     </w:p>
+    <w:p>
+      <w:pPr>
+        <w:spacing w:before="100" w:beforeAutospacing="1" w:after="100" w:afterAutospacing="1" w:line="240" w:lineRule="auto"/>
+        <w:outlineLvl w:val="1"/>
+        <w:rPr>
+          <w:rFonts w:ascii="Times New Roman" w:eastAsia="Times New Roman" w:hAnsi="Times New Roman" w:cs="Times New Roman"/>
+          <w:b/>
+          <w:bCs/>
+          <w:kern w:val="0"/>
+          <w:sz w:val="36"/>
+          <w:szCs w:val="36"/>
+          <w:lang w:eastAsia="en-GB"/>
+          <w14:ligatures w14:val="none"/>
+        </w:rPr>
+      </w:pPr>
+      <w:r>
+        <w:rPr>
+          <w:rFonts w:ascii="Times New Roman" w:eastAsia="Times New Roman" w:hAnsi="Times New Roman" w:cs="Times New Roman"/>
+          <w:b/>
+          <w:bCs/>
+          <w:kern w:val="0"/>
+          <w:sz w:val="36"/>
+          <w:szCs w:val="36"/>
+          <w:lang w:eastAsia="en-GB"/>
+          <w14:ligatures w14:val="none"/>
+        </w:rPr>
+        <w:t xml:space="preserve">3.6. Data Logging and </w:t>
+      </w:r>
+      <w:r>
+        <w:rPr>
+          <w:rFonts w:ascii="Times New Roman" w:eastAsia="Times New Roman" w:hAnsi="Times New Roman" w:cs="Times New Roman"/>
+          <w:b/>
+          <w:bCs/>
+          <w:kern w:val="0"/>
+          <w:sz w:val="36"/>
+          <w:szCs w:val="36"/>
+          <w:lang w:eastAsia="en-GB"/>
+          <w14:ligatures w14:val="none"/>
+        </w:rPr>
+        <w:t>R</w:t>
+      </w:r>
+      <w:r>
+        <w:rPr>
+          <w:rFonts w:ascii="Times New Roman" w:eastAsia="Times New Roman" w:hAnsi="Times New Roman" w:cs="Times New Roman"/>
+          <w:b/>
+          <w:bCs/>
+          <w:kern w:val="0"/>
+          <w:sz w:val="36"/>
+          <w:szCs w:val="36"/>
+          <w:lang w:eastAsia="en-GB"/>
+          <w14:ligatures w14:val="none"/>
+        </w:rPr>
+        <w:t>eproducibility</w:t>
+      </w:r>
+    </w:p>
+    <w:p>
+      <w:pPr>
+        <w:spacing w:before="100" w:beforeAutospacing="1" w:after="100" w:afterAutospacing="1" w:line="240" w:lineRule="auto"/>
+        <w:rPr>
+          <w:rFonts w:ascii="Times New Roman" w:eastAsia="Times New Roman" w:hAnsi="Times New Roman" w:cs="Times New Roman"/>
+          <w:kern w:val="0"/>
+          <w:lang w:eastAsia="en-GB"/>
+          <w14:ligatures w14:val="none"/>
+        </w:rPr>
+      </w:pPr>
+      <w:r>
+        <w:rPr>
+          <w:rFonts w:ascii="Times New Roman" w:eastAsia="Times New Roman" w:hAnsi="Times New Roman" w:cs="Times New Roman"/>
+          <w:kern w:val="0"/>
+          <w:lang w:eastAsia="en-GB"/>
+          <w14:ligatures w14:val="none"/>
+        </w:rPr>
+        <w:t xml:space="preserve">To ensure the reliability and reproducibility of the quantitative outcomes, an automated data pipeline is integrated into the simulation's conclusion. For every scenario executed, the Python model generates daily spatial visualisations of the vessel itineraries. These route maps allow for the visual verification of the TSP solver's behaviour, illustrating geographic clustering and track efficiency. Additionally, the system automatically exports comprehensive financial summaries, logs of </w:t>
+      </w:r>
+      <w:r>
+        <w:rPr>
+          <w:rFonts w:ascii="Times New Roman" w:eastAsia="Times New Roman" w:hAnsi="Times New Roman" w:cs="Times New Roman"/>
+          <w:kern w:val="0"/>
+          <w:lang w:eastAsia="en-GB"/>
+          <w14:ligatures w14:val="none"/>
+        </w:rPr>
+        <w:t xml:space="preserve">expected, </w:t>
+      </w:r>
+      <w:r>
+        <w:rPr>
+          <w:rFonts w:ascii="Times New Roman" w:eastAsia="Times New Roman" w:hAnsi="Times New Roman" w:cs="Times New Roman"/>
+          <w:kern w:val="0"/>
+          <w:lang w:eastAsia="en-GB"/>
+          <w14:ligatures w14:val="none"/>
+        </w:rPr>
+        <w:t xml:space="preserve">prevented </w:t>
+      </w:r>
+      <w:r>
+        <w:rPr>
+          <w:rFonts w:ascii="Times New Roman" w:eastAsia="Times New Roman" w:hAnsi="Times New Roman" w:cs="Times New Roman"/>
+          <w:kern w:val="0"/>
+          <w:lang w:eastAsia="en-GB"/>
+          <w14:ligatures w14:val="none"/>
+        </w:rPr>
+        <w:t>and</w:t>
+      </w:r>
+      <w:r>
+        <w:rPr>
+          <w:rFonts w:ascii="Times New Roman" w:eastAsia="Times New Roman" w:hAnsi="Times New Roman" w:cs="Times New Roman"/>
+          <w:kern w:val="0"/>
+          <w:lang w:eastAsia="en-GB"/>
+          <w14:ligatures w14:val="none"/>
+        </w:rPr>
+        <w:t xml:space="preserve"> </w:t>
+      </w:r>
+      <w:r>
+        <w:rPr>
+          <w:rFonts w:ascii="Times New Roman" w:eastAsia="Times New Roman" w:hAnsi="Times New Roman" w:cs="Times New Roman"/>
+          <w:kern w:val="0"/>
+          <w:lang w:eastAsia="en-GB"/>
+          <w14:ligatures w14:val="none"/>
+        </w:rPr>
+        <w:t xml:space="preserve">predicted </w:t>
+      </w:r>
+      <w:r>
+        <w:rPr>
+          <w:rFonts w:ascii="Times New Roman" w:eastAsia="Times New Roman" w:hAnsi="Times New Roman" w:cs="Times New Roman"/>
+          <w:kern w:val="0"/>
+          <w:lang w:eastAsia="en-GB"/>
+          <w14:ligatures w14:val="none"/>
+        </w:rPr>
+        <w:t>downtime events, and the specific initial configuration parameters into structured tabular formats (CSV). This systematic archiving ensures that the economic comparisons presented in the results chapter are fully traceable to their simulated metocean conditions and initial constraints.</w:t>
+      </w:r>
+    </w:p>
+    <w:p>
+      <w:pPr>
+        <w:spacing w:before="100" w:beforeAutospacing="1" w:after="100" w:afterAutospacing="1" w:line="240" w:lineRule="auto"/>
+        <w:outlineLvl w:val="1"/>
+        <w:rPr>
+          <w:rFonts w:ascii="Times New Roman" w:eastAsia="Times New Roman" w:hAnsi="Times New Roman" w:cs="Times New Roman"/>
+          <w:b/>
+          <w:bCs/>
+          <w:kern w:val="0"/>
+          <w:sz w:val="36"/>
+          <w:szCs w:val="36"/>
+          <w:lang w:eastAsia="en-GB"/>
+          <w14:ligatures w14:val="none"/>
+        </w:rPr>
+      </w:pPr>
+      <w:r>
+        <w:rPr>
+          <w:rFonts w:ascii="Times New Roman" w:eastAsia="Times New Roman" w:hAnsi="Times New Roman" w:cs="Times New Roman"/>
+          <w:b/>
+          <w:bCs/>
+          <w:kern w:val="0"/>
+          <w:sz w:val="36"/>
+          <w:szCs w:val="36"/>
+          <w:lang w:eastAsia="en-GB"/>
+          <w14:ligatures w14:val="none"/>
+        </w:rPr>
+        <w:t>3.7. Model Assumptions and Limitations</w:t>
+      </w:r>
+    </w:p>
+    <w:p>
+      <w:pPr>
+        <w:spacing w:before="100" w:beforeAutospacing="1" w:after="100" w:afterAutospacing="1" w:line="240" w:lineRule="auto"/>
+        <w:rPr>
+          <w:rFonts w:ascii="Times New Roman" w:eastAsia="Times New Roman" w:hAnsi="Times New Roman" w:cs="Times New Roman"/>
+          <w:kern w:val="0"/>
+          <w:lang w:eastAsia="en-GB"/>
+          <w14:ligatures w14:val="none"/>
+        </w:rPr>
+      </w:pPr>
+      <w:r>
+        <w:rPr>
+          <w:rFonts w:ascii="Times New Roman" w:eastAsia="Times New Roman" w:hAnsi="Times New Roman" w:cs="Times New Roman"/>
+          <w:kern w:val="0"/>
+          <w:lang w:eastAsia="en-GB"/>
+          <w14:ligatures w14:val="none"/>
+        </w:rPr>
+        <w:t>To maintain computational feasibility while integrating severe hourly metocean constraints, the logistical model was simplified to a single-team sequential routing approach (TSP) rather than a highly complex Pickup and Delivery Problem with Time Windows (PDPTW). While real-world operations often utilize a 'hop-on/hop-off' strategy to service turbines in parallel, this assumption is applied uniformly across all scenarios and therefore does not skew the comparative financial outcomes between CTVs and SOVs.</w:t>
+      </w:r>
+    </w:p>
+    <w:p>
+      <w:pPr>
+        <w:spacing w:before="100" w:beforeAutospacing="1" w:after="100" w:afterAutospacing="1" w:line="240" w:lineRule="auto"/>
+        <w:rPr>
+          <w:rFonts w:ascii="Times New Roman" w:eastAsia="Times New Roman" w:hAnsi="Times New Roman" w:cs="Times New Roman"/>
+          <w:kern w:val="0"/>
+          <w:lang w:eastAsia="en-GB"/>
+          <w14:ligatures w14:val="none"/>
+        </w:rPr>
+      </w:pPr>
+      <w:r>
+        <w:rPr>
+          <w:rFonts w:ascii="Times New Roman" w:eastAsia="Times New Roman" w:hAnsi="Times New Roman" w:cs="Times New Roman"/>
+          <w:kern w:val="0"/>
+          <w:lang w:eastAsia="en-GB"/>
+          <w14:ligatures w14:val="none"/>
+        </w:rPr>
+        <w:t xml:space="preserve">Furthermore, regarding spatial resolution, the metocean data ($H_s$) was extracted for the farm's barycenter. Preliminary sensitivity analysis indicated an East-West wave gradient </w:t>
+      </w:r>
+      <w:r>
+        <w:rPr>
+          <w:rFonts w:ascii="Times New Roman" w:eastAsia="Times New Roman" w:hAnsi="Times New Roman" w:cs="Times New Roman"/>
+          <w:kern w:val="0"/>
+          <w:lang w:eastAsia="en-GB"/>
+          <w14:ligatures w14:val="none"/>
+        </w:rPr>
+        <w:lastRenderedPageBreak/>
+        <w:t>across the 20km by 15km area during low-pressure systems, suggesting the potential for micro-windows on the farm's edges. However, to prevent combinatorial explosion and maintain focus on the overarching economic comparison, the single-reference-point assumption was maintained, aligning with standard industrial simplifications.</w:t>
+      </w:r>
+    </w:p>
+    <w:p/>
     <w:sectPr>
       <w:pgSz w:w="11906" w:h="16838"/>
       <w:pgMar w:top="1440" w:right="1440" w:bottom="1440" w:left="1440" w:header="708" w:footer="708" w:gutter="0"/>
@@ -2845,7 +3166,6 @@
     <w:name w:val="Normal (Web)"/>
     <w:basedOn w:val="Normal"/>
     <w:uiPriority w:val="99"/>
-    <w:semiHidden/>
     <w:unhideWhenUsed/>
     <w:rsid w:val="008C491F"/>
     <w:pPr>

--- a/Chapter 4 Methods.docx
+++ b/Chapter 4 Methods.docx
@@ -1814,6 +1814,237 @@
       </w:r>
     </w:p>
     <w:p/>
+    <w:p>
+      <w:r>
+        <w:t>Suite</w:t>
+      </w:r>
+    </w:p>
+    <w:p>
+      <w:pPr>
+        <w:pStyle w:val="ListParagraph"/>
+        <w:numPr>
+          <w:ilvl w:val="0"/>
+          <w:numId w:val="4"/>
+        </w:numPr>
+      </w:pPr>
+      <w:r>
+        <w:t>Tester mes 4 scénarios dans des conditions contrastées</w:t>
+      </w:r>
+    </w:p>
+    <w:p>
+      <w:pPr>
+        <w:pStyle w:val="ListParagraph"/>
+        <w:numPr>
+          <w:ilvl w:val="0"/>
+          <w:numId w:val="4"/>
+        </w:numPr>
+      </w:pPr>
+      <w:r>
+        <w:t>Je vais choisir une semaine typique d’hiver et une semaine typique d’été car</w:t>
+      </w:r>
+    </w:p>
+    <w:p>
+      <w:pPr>
+        <w:pStyle w:val="ListParagraph"/>
+        <w:numPr>
+          <w:ilvl w:val="0"/>
+          <w:numId w:val="4"/>
+        </w:numPr>
+      </w:pPr>
+      <w:r>
+        <w:t xml:space="preserve">La semaine d’hiver teste mon algorythme face aux no-go et aux contraintes meteorologiques sévères, mon CTV sera probablement souvent bloqué au port à cause des vagues trop importantes et mon SOV sera peut etre lui aussi sujet a des no go </w:t>
+      </w:r>
+    </w:p>
+    <w:p>
+      <w:pPr>
+        <w:pStyle w:val="ListParagraph"/>
+        <w:numPr>
+          <w:ilvl w:val="0"/>
+          <w:numId w:val="4"/>
+        </w:numPr>
+      </w:pPr>
+      <w:r>
+        <w:t>La semaine d’été permet de tester l’efficacité logistique de mon modèle et de se retrouver dans des cas de early demobilization lorsque la fenetre meteo le permet</w:t>
+      </w:r>
+    </w:p>
+    <w:p>
+      <w:pPr>
+        <w:pStyle w:val="ListParagraph"/>
+        <w:numPr>
+          <w:ilvl w:val="0"/>
+          <w:numId w:val="4"/>
+        </w:numPr>
+      </w:pPr>
+      <w:r>
+        <w:t>Cela permet d’identifier s’il y a un lien de corélation entre une mauvaise météo (hautes vagues) et le choix de la stratégie de maintenance à adopter.</w:t>
+      </w:r>
+    </w:p>
+    <w:p>
+      <w:pPr>
+        <w:pStyle w:val="ListParagraph"/>
+        <w:numPr>
+          <w:ilvl w:val="0"/>
+          <w:numId w:val="4"/>
+        </w:numPr>
+      </w:pPr>
+      <w:r>
+        <w:t>Je vais donc choisir comme semaine type d’hiver la fenetre de 7 jours ou la moyenne glissante est maximale (periode de forte houle) et pour la semaine type d’été celle ou la moyenne glissante est maxiale</w:t>
+      </w:r>
+    </w:p>
+    <w:p>
+      <w:pPr>
+        <w:pStyle w:val="ListParagraph"/>
+        <w:numPr>
+          <w:ilvl w:val="0"/>
+          <w:numId w:val="4"/>
+        </w:numPr>
+      </w:pPr>
+      <w:r>
+        <w:t xml:space="preserve">To ensure computational feasibility while maintaining environmental realism, this study selects two distinct 7-day representative campaigns. These windows were extracted from the annual Copernicus dataset based on the rolling 7-day average of </w:t>
+      </w:r>
+      <w:r>
+        <w:rPr>
+          <w:rStyle w:val="math-inline"/>
+          <w:rFonts w:ascii="Arial" w:hAnsi="Arial" w:cs="Arial"/>
+        </w:rPr>
+        <w:t>$H_s$</w:t>
+      </w:r>
+      <w:r>
+        <w:t>, capturing the seasonal extremes of the Aberdeen offshore environment. This approach allows for a comparative stress-test of the maintenance strategies under both high-downtime (winter) and high-availability (summer) conditions.</w:t>
+      </w:r>
+    </w:p>
+    <w:p>
+      <w:pPr>
+        <w:pStyle w:val="ListParagraph"/>
+        <w:numPr>
+          <w:ilvl w:val="0"/>
+          <w:numId w:val="4"/>
+        </w:numPr>
+      </w:pPr>
+      <w:r>
+        <w:rPr>
+          <w:rStyle w:val="citation-54"/>
+          <w:rFonts w:ascii="Arial" w:hAnsi="Arial" w:cs="Arial"/>
+        </w:rPr>
+        <w:t xml:space="preserve">Bien que les probabilités de défaillance </w:t>
+      </w:r>
+      <w:r>
+        <w:rPr>
+          <w:rStyle w:val="math-inline"/>
+          <w:rFonts w:ascii="Arial" w:hAnsi="Arial" w:cs="Arial"/>
+        </w:rPr>
+        <w:t>$Pr_{Di}$</w:t>
+      </w:r>
+      <w:r>
+        <w:rPr>
+          <w:rStyle w:val="citation-54"/>
+          <w:rFonts w:ascii="Arial" w:hAnsi="Arial" w:cs="Arial"/>
+        </w:rPr>
+        <w:t xml:space="preserve"> soient fixes selon le modèle de Frederiksen et al.</w:t>
+      </w:r>
+      <w:r>
+        <w:rPr>
+          <w:rFonts w:ascii="Arial" w:hAnsi="Arial" w:cs="Arial"/>
+        </w:rPr>
+        <w:t>, elles sont appliquées de manière synchrone au début de chaque campagne de 7 jours. Cela permet d'évaluer la 'disponibilité opérationnelle' plutôt que la 'fiabilité mécanique', en testant si la météo permet de répondre au risque théorique imposé à la turbine à cet instant précis.</w:t>
+      </w:r>
+    </w:p>
+    <w:p>
+      <w:pPr>
+        <w:pStyle w:val="ListParagraph"/>
+        <w:numPr>
+          <w:ilvl w:val="0"/>
+          <w:numId w:val="4"/>
+        </w:numPr>
+      </w:pPr>
+      <w:r>
+        <w:t xml:space="preserve">Le choix des semaines est déterministe et basé sur les extrêmes météorologiques annuels observés (moyenne glissante </w:t>
+      </w:r>
+      <w:r>
+        <w:rPr>
+          <w:rStyle w:val="math-inline"/>
+          <w:rFonts w:ascii="Arial" w:hAnsi="Arial" w:cs="Arial"/>
+        </w:rPr>
+        <w:t>$H_s$</w:t>
+      </w:r>
+      <w:r>
+        <w:t xml:space="preserve"> min/max), isolant ainsi l'impact des contraintes logistiques (weather gates) sur les performances économiques finales.</w:t>
+      </w:r>
+    </w:p>
+    <w:p>
+      <w:pPr>
+        <w:pStyle w:val="ListParagraph"/>
+        <w:numPr>
+          <w:ilvl w:val="0"/>
+          <w:numId w:val="4"/>
+        </w:numPr>
+      </w:pPr>
+      <w:r>
+        <w:t xml:space="preserve">Rather than imposing arbitrary seasonal constraints to define the testing periods, this study employs an empirical, data-driven approach. By extracting the absolute minimum and maximum of the 7-day rolling average of </w:t>
+      </w:r>
+      <w:r>
+        <w:rPr>
+          <w:rStyle w:val="math-inline"/>
+          <w:rFonts w:ascii="Arial" w:hAnsi="Arial" w:cs="Arial"/>
+        </w:rPr>
+        <w:t>$H_s$</w:t>
+      </w:r>
+      <w:r>
+        <w:t xml:space="preserve"> over the entire year, the algorithm identified the true meteorological extremes of the </w:t>
+      </w:r>
+      <w:r>
+        <w:lastRenderedPageBreak/>
+        <w:t>Aberdeen site. This ensures the logistical model is stress-tested against genuine 'Best-Case' and 'Worst-Case' operational scenarios, accurately reflecting the stochastic nature of offshore environments where optimal weather windows can unexpectedly occur outside of traditional summer months.</w:t>
+      </w:r>
+    </w:p>
+    <w:p>
+      <w:r>
+        <w:rPr>
+          <w:noProof/>
+        </w:rPr>
+        <w:drawing>
+          <wp:inline distT="0" distB="0" distL="0" distR="0" wp14:anchorId="6EDAF227" wp14:editId="08FF9302">
+            <wp:extent cx="5731510" cy="2416810"/>
+            <wp:effectExtent l="0" t="0" r="0" b="0"/>
+            <wp:docPr id="165918245" name="Picture 4" descr="A graph showing a wave of a wave&#10;&#10;AI-generated content may be incorrect."/>
+            <wp:cNvGraphicFramePr>
+              <a:graphicFrameLocks xmlns:a="http://schemas.openxmlformats.org/drawingml/2006/main" noChangeAspect="1"/>
+            </wp:cNvGraphicFramePr>
+            <a:graphic xmlns:a="http://schemas.openxmlformats.org/drawingml/2006/main">
+              <a:graphicData uri="http://schemas.openxmlformats.org/drawingml/2006/picture">
+                <pic:pic xmlns:pic="http://schemas.openxmlformats.org/drawingml/2006/picture">
+                  <pic:nvPicPr>
+                    <pic:cNvPr id="165918245" name="Picture 4" descr="A graph showing a wave of a wave&#10;&#10;AI-generated content may be incorrect."/>
+                    <pic:cNvPicPr/>
+                  </pic:nvPicPr>
+                  <pic:blipFill>
+                    <a:blip r:embed="rId9" cstate="print">
+                      <a:extLst>
+                        <a:ext uri="{28A0092B-C50C-407E-A947-70E740481C1C}">
+                          <a14:useLocalDpi xmlns:a14="http://schemas.microsoft.com/office/drawing/2010/main" val="0"/>
+                        </a:ext>
+                      </a:extLst>
+                    </a:blip>
+                    <a:stretch>
+                      <a:fillRect/>
+                    </a:stretch>
+                  </pic:blipFill>
+                  <pic:spPr>
+                    <a:xfrm>
+                      <a:off x="0" y="0"/>
+                      <a:ext cx="5731510" cy="2416810"/>
+                    </a:xfrm>
+                    <a:prstGeom prst="rect">
+                      <a:avLst/>
+                    </a:prstGeom>
+                  </pic:spPr>
+                </pic:pic>
+              </a:graphicData>
+            </a:graphic>
+          </wp:inline>
+        </w:drawing>
+      </w:r>
+    </w:p>
     <w:sectPr>
       <w:pgSz w:w="11906" w:h="16838"/>
       <w:pgMar w:top="1440" w:right="1440" w:bottom="1440" w:left="1440" w:header="708" w:footer="708" w:gutter="0"/>
@@ -2089,6 +2320,119 @@
     </w:lvl>
   </w:abstractNum>
   <w:abstractNum w:abstractNumId="2" w15:restartNumberingAfterBreak="0">
+    <w:nsid w:val="46946042"/>
+    <w:multiLevelType w:val="hybridMultilevel"/>
+    <w:tmpl w:val="23CA8804"/>
+    <w:lvl w:ilvl="0" w:tplc="08090001">
+      <w:start w:val="1"/>
+      <w:numFmt w:val="bullet"/>
+      <w:lvlText w:val=""/>
+      <w:lvlJc w:val="left"/>
+      <w:pPr>
+        <w:ind w:left="720" w:hanging="360"/>
+      </w:pPr>
+      <w:rPr>
+        <w:rFonts w:ascii="Symbol" w:hAnsi="Symbol" w:hint="default"/>
+      </w:rPr>
+    </w:lvl>
+    <w:lvl w:ilvl="1" w:tplc="08090003" w:tentative="1">
+      <w:start w:val="1"/>
+      <w:numFmt w:val="bullet"/>
+      <w:lvlText w:val="o"/>
+      <w:lvlJc w:val="left"/>
+      <w:pPr>
+        <w:ind w:left="1440" w:hanging="360"/>
+      </w:pPr>
+      <w:rPr>
+        <w:rFonts w:ascii="Courier New" w:hAnsi="Courier New" w:cs="Courier New" w:hint="default"/>
+      </w:rPr>
+    </w:lvl>
+    <w:lvl w:ilvl="2" w:tplc="08090005" w:tentative="1">
+      <w:start w:val="1"/>
+      <w:numFmt w:val="bullet"/>
+      <w:lvlText w:val=""/>
+      <w:lvlJc w:val="left"/>
+      <w:pPr>
+        <w:ind w:left="2160" w:hanging="360"/>
+      </w:pPr>
+      <w:rPr>
+        <w:rFonts w:ascii="Wingdings" w:hAnsi="Wingdings" w:hint="default"/>
+      </w:rPr>
+    </w:lvl>
+    <w:lvl w:ilvl="3" w:tplc="08090001" w:tentative="1">
+      <w:start w:val="1"/>
+      <w:numFmt w:val="bullet"/>
+      <w:lvlText w:val=""/>
+      <w:lvlJc w:val="left"/>
+      <w:pPr>
+        <w:ind w:left="2880" w:hanging="360"/>
+      </w:pPr>
+      <w:rPr>
+        <w:rFonts w:ascii="Symbol" w:hAnsi="Symbol" w:hint="default"/>
+      </w:rPr>
+    </w:lvl>
+    <w:lvl w:ilvl="4" w:tplc="08090003" w:tentative="1">
+      <w:start w:val="1"/>
+      <w:numFmt w:val="bullet"/>
+      <w:lvlText w:val="o"/>
+      <w:lvlJc w:val="left"/>
+      <w:pPr>
+        <w:ind w:left="3600" w:hanging="360"/>
+      </w:pPr>
+      <w:rPr>
+        <w:rFonts w:ascii="Courier New" w:hAnsi="Courier New" w:cs="Courier New" w:hint="default"/>
+      </w:rPr>
+    </w:lvl>
+    <w:lvl w:ilvl="5" w:tplc="08090005" w:tentative="1">
+      <w:start w:val="1"/>
+      <w:numFmt w:val="bullet"/>
+      <w:lvlText w:val=""/>
+      <w:lvlJc w:val="left"/>
+      <w:pPr>
+        <w:ind w:left="4320" w:hanging="360"/>
+      </w:pPr>
+      <w:rPr>
+        <w:rFonts w:ascii="Wingdings" w:hAnsi="Wingdings" w:hint="default"/>
+      </w:rPr>
+    </w:lvl>
+    <w:lvl w:ilvl="6" w:tplc="08090001" w:tentative="1">
+      <w:start w:val="1"/>
+      <w:numFmt w:val="bullet"/>
+      <w:lvlText w:val=""/>
+      <w:lvlJc w:val="left"/>
+      <w:pPr>
+        <w:ind w:left="5040" w:hanging="360"/>
+      </w:pPr>
+      <w:rPr>
+        <w:rFonts w:ascii="Symbol" w:hAnsi="Symbol" w:hint="default"/>
+      </w:rPr>
+    </w:lvl>
+    <w:lvl w:ilvl="7" w:tplc="08090003" w:tentative="1">
+      <w:start w:val="1"/>
+      <w:numFmt w:val="bullet"/>
+      <w:lvlText w:val="o"/>
+      <w:lvlJc w:val="left"/>
+      <w:pPr>
+        <w:ind w:left="5760" w:hanging="360"/>
+      </w:pPr>
+      <w:rPr>
+        <w:rFonts w:ascii="Courier New" w:hAnsi="Courier New" w:cs="Courier New" w:hint="default"/>
+      </w:rPr>
+    </w:lvl>
+    <w:lvl w:ilvl="8" w:tplc="08090005" w:tentative="1">
+      <w:start w:val="1"/>
+      <w:numFmt w:val="bullet"/>
+      <w:lvlText w:val=""/>
+      <w:lvlJc w:val="left"/>
+      <w:pPr>
+        <w:ind w:left="6480" w:hanging="360"/>
+      </w:pPr>
+      <w:rPr>
+        <w:rFonts w:ascii="Wingdings" w:hAnsi="Wingdings" w:hint="default"/>
+      </w:rPr>
+    </w:lvl>
+  </w:abstractNum>
+  <w:abstractNum w:abstractNumId="3" w15:restartNumberingAfterBreak="0">
     <w:nsid w:val="492603D0"/>
     <w:multiLevelType w:val="multilevel"/>
     <w:tmpl w:val="F45E4296"/>
@@ -2244,6 +2588,9 @@
     <w:abstractNumId w:val="0"/>
   </w:num>
   <w:num w:numId="3" w16cid:durableId="2046104017">
+    <w:abstractNumId w:val="3"/>
+  </w:num>
+  <w:num w:numId="4" w16cid:durableId="1098715201">
     <w:abstractNumId w:val="2"/>
   </w:num>
 </w:numbering>
@@ -3213,6 +3560,16 @@
       <w:bCs/>
     </w:rPr>
   </w:style>
+  <w:style w:type="character" w:customStyle="1" w:styleId="math-inline">
+    <w:name w:val="math-inline"/>
+    <w:basedOn w:val="DefaultParagraphFont"/>
+    <w:rsid w:val="006B2F38"/>
+  </w:style>
+  <w:style w:type="character" w:customStyle="1" w:styleId="citation-54">
+    <w:name w:val="citation-54"/>
+    <w:basedOn w:val="DefaultParagraphFont"/>
+    <w:rsid w:val="00A9697D"/>
+  </w:style>
 </w:styles>
 </file>
 

--- a/Chapter 4 Methods.docx
+++ b/Chapter 4 Methods.docx
@@ -1997,53 +1997,1209 @@
         <w:t>Aberdeen site. This ensures the logistical model is stress-tested against genuine 'Best-Case' and 'Worst-Case' operational scenarios, accurately reflecting the stochastic nature of offshore environments where optimal weather windows can unexpectedly occur outside of traditional summer months.</w:t>
       </w:r>
     </w:p>
-    <w:p>
-      <w:r>
-        <w:rPr>
-          <w:noProof/>
-        </w:rPr>
-        <w:drawing>
-          <wp:inline distT="0" distB="0" distL="0" distR="0" wp14:anchorId="6EDAF227" wp14:editId="08FF9302">
-            <wp:extent cx="5731510" cy="2416810"/>
-            <wp:effectExtent l="0" t="0" r="0" b="0"/>
-            <wp:docPr id="165918245" name="Picture 4" descr="A graph showing a wave of a wave&#10;&#10;AI-generated content may be incorrect."/>
-            <wp:cNvGraphicFramePr>
-              <a:graphicFrameLocks xmlns:a="http://schemas.openxmlformats.org/drawingml/2006/main" noChangeAspect="1"/>
-            </wp:cNvGraphicFramePr>
-            <a:graphic xmlns:a="http://schemas.openxmlformats.org/drawingml/2006/main">
-              <a:graphicData uri="http://schemas.openxmlformats.org/drawingml/2006/picture">
-                <pic:pic xmlns:pic="http://schemas.openxmlformats.org/drawingml/2006/picture">
-                  <pic:nvPicPr>
-                    <pic:cNvPr id="165918245" name="Picture 4" descr="A graph showing a wave of a wave&#10;&#10;AI-generated content may be incorrect."/>
-                    <pic:cNvPicPr/>
-                  </pic:nvPicPr>
-                  <pic:blipFill>
-                    <a:blip r:embed="rId9" cstate="print">
-                      <a:extLst>
-                        <a:ext uri="{28A0092B-C50C-407E-A947-70E740481C1C}">
-                          <a14:useLocalDpi xmlns:a14="http://schemas.microsoft.com/office/drawing/2010/main" val="0"/>
-                        </a:ext>
-                      </a:extLst>
-                    </a:blip>
-                    <a:stretch>
-                      <a:fillRect/>
-                    </a:stretch>
-                  </pic:blipFill>
-                  <pic:spPr>
-                    <a:xfrm>
-                      <a:off x="0" y="0"/>
-                      <a:ext cx="5731510" cy="2416810"/>
-                    </a:xfrm>
-                    <a:prstGeom prst="rect">
-                      <a:avLst/>
-                    </a:prstGeom>
-                  </pic:spPr>
-                </pic:pic>
-              </a:graphicData>
-            </a:graphic>
-          </wp:inline>
-        </w:drawing>
-      </w:r>
+    <w:p/>
+    <w:p>
+      <w:pPr>
+        <w:spacing w:after="100" w:afterAutospacing="1" w:line="240" w:lineRule="auto"/>
+        <w:outlineLvl w:val="2"/>
+        <w:rPr>
+          <w:rFonts w:ascii="Arial" w:eastAsia="Times New Roman" w:hAnsi="Arial" w:cs="Arial"/>
+          <w:b/>
+          <w:bCs/>
+          <w:kern w:val="0"/>
+          <w:sz w:val="27"/>
+          <w:szCs w:val="27"/>
+          <w:lang w:eastAsia="en-GB"/>
+          <w14:ligatures w14:val="none"/>
+        </w:rPr>
+      </w:pPr>
+      <w:r>
+        <w:rPr>
+          <w:rFonts w:ascii="Arial" w:eastAsia="Times New Roman" w:hAnsi="Arial" w:cs="Arial"/>
+          <w:b/>
+          <w:bCs/>
+          <w:kern w:val="0"/>
+          <w:sz w:val="27"/>
+          <w:szCs w:val="27"/>
+          <w:lang w:eastAsia="en-GB"/>
+          <w14:ligatures w14:val="none"/>
+        </w:rPr>
+        <w:t>3.2.4. Representative Metocean Scenarios and Spatial Dynamics</w:t>
+      </w:r>
+    </w:p>
+    <w:p>
+      <w:pPr>
+        <w:spacing w:after="100" w:afterAutospacing="1" w:line="240" w:lineRule="auto"/>
+        <w:rPr>
+          <w:rFonts w:ascii="Arial" w:eastAsia="Times New Roman" w:hAnsi="Arial" w:cs="Arial"/>
+          <w:kern w:val="0"/>
+          <w:lang w:eastAsia="en-GB"/>
+          <w14:ligatures w14:val="none"/>
+        </w:rPr>
+      </w:pPr>
+      <w:r>
+        <w:rPr>
+          <w:rFonts w:ascii="Arial" w:eastAsia="Times New Roman" w:hAnsi="Arial" w:cs="Arial"/>
+          <w:kern w:val="0"/>
+          <w:lang w:eastAsia="en-GB"/>
+          <w14:ligatures w14:val="none"/>
+        </w:rPr>
+        <w:t xml:space="preserve">Rather than imposing arbitrary seasonal constraints to define the testing periods, this study employs an empirical, data-driven approach. By extracting the absolute minimum and maximum of the 7-day rolling average of $H_s$ over the entire year, the algorithm identified the true meteorological extremes of the Aberdeen site. To provide a comprehensive evaluation, a third "Base-Case" scenario was introduced by extracting the 7-day window closest to the annual median $H_s$. This ensures the logistical model is stress-tested against genuine 'Best-Case' and 'Worst-Case' operational scenarios, accurately reflecting the stochastic nature of offshore environments where optimal weather windows can unexpectedly occur outside of traditional summer months. </w:t>
+      </w:r>
+    </w:p>
+    <w:p>
+      <w:pPr>
+        <w:spacing w:after="100" w:afterAutospacing="1" w:line="240" w:lineRule="auto"/>
+        <w:rPr>
+          <w:rFonts w:ascii="Arial" w:eastAsia="Times New Roman" w:hAnsi="Arial" w:cs="Arial"/>
+          <w:kern w:val="0"/>
+          <w:lang w:eastAsia="en-GB"/>
+          <w14:ligatures w14:val="none"/>
+        </w:rPr>
+      </w:pPr>
+      <w:r>
+        <w:rPr>
+          <w:rFonts w:ascii="Arial" w:eastAsia="Times New Roman" w:hAnsi="Arial" w:cs="Arial"/>
+          <w:kern w:val="0"/>
+          <w:lang w:eastAsia="en-GB"/>
+          <w14:ligatures w14:val="none"/>
+        </w:rPr>
+        <w:t>To validate these scenarios and assess the resolution of the metocean data, a spatial variance analysis was executed across the five critical coordinates of the wind farm (Center, North-West, North-East, South-West, South-East).</w:t>
+      </w:r>
+    </w:p>
+    <w:p>
+      <w:pPr>
+        <w:numPr>
+          <w:ilvl w:val="0"/>
+          <w:numId w:val="5"/>
+        </w:numPr>
+        <w:spacing w:after="100" w:afterAutospacing="1" w:line="240" w:lineRule="auto"/>
+        <w:rPr>
+          <w:rFonts w:ascii="Arial" w:eastAsia="Times New Roman" w:hAnsi="Arial" w:cs="Arial"/>
+          <w:kern w:val="0"/>
+          <w:lang w:eastAsia="en-GB"/>
+          <w14:ligatures w14:val="none"/>
+        </w:rPr>
+      </w:pPr>
+      <w:r>
+        <w:rPr>
+          <w:rFonts w:ascii="Arial" w:eastAsia="Times New Roman" w:hAnsi="Arial" w:cs="Arial"/>
+          <w:b/>
+          <w:bCs/>
+          <w:kern w:val="0"/>
+          <w:lang w:eastAsia="en-GB"/>
+          <w14:ligatures w14:val="none"/>
+        </w:rPr>
+        <w:t>Best-Case Scenario (High-Availability):</w:t>
+      </w:r>
+      <w:r>
+        <w:rPr>
+          <w:rFonts w:ascii="Arial" w:eastAsia="Times New Roman" w:hAnsi="Arial" w:cs="Arial"/>
+          <w:kern w:val="0"/>
+          <w:lang w:eastAsia="en-GB"/>
+          <w14:ligatures w14:val="none"/>
+        </w:rPr>
+        <w:t xml:space="preserve"> The Significant Wave Height ($H_s$) remains universally below the 1.3m CTV operational limit for the entire campaign. Spatial variance is negligible, allowing operations to proceed unhindered.</w:t>
+      </w:r>
+    </w:p>
+    <w:p>
+      <w:pPr>
+        <w:numPr>
+          <w:ilvl w:val="0"/>
+          <w:numId w:val="5"/>
+        </w:numPr>
+        <w:spacing w:after="100" w:afterAutospacing="1" w:line="240" w:lineRule="auto"/>
+        <w:rPr>
+          <w:rFonts w:ascii="Arial" w:eastAsia="Times New Roman" w:hAnsi="Arial" w:cs="Arial"/>
+          <w:kern w:val="0"/>
+          <w:lang w:eastAsia="en-GB"/>
+          <w14:ligatures w14:val="none"/>
+        </w:rPr>
+      </w:pPr>
+      <w:r>
+        <w:rPr>
+          <w:rFonts w:ascii="Arial" w:eastAsia="Times New Roman" w:hAnsi="Arial" w:cs="Arial"/>
+          <w:b/>
+          <w:bCs/>
+          <w:kern w:val="0"/>
+          <w:lang w:eastAsia="en-GB"/>
+          <w14:ligatures w14:val="none"/>
+        </w:rPr>
+        <w:t>Base-Case Scenario (Typical Operations):</w:t>
+      </w:r>
+      <w:r>
+        <w:rPr>
+          <w:rFonts w:ascii="Arial" w:eastAsia="Times New Roman" w:hAnsi="Arial" w:cs="Arial"/>
+          <w:kern w:val="0"/>
+          <w:lang w:eastAsia="en-GB"/>
+          <w14:ligatures w14:val="none"/>
+        </w:rPr>
+        <w:t xml:space="preserve"> This scenario represents the critical logistical trade-off. $H_s$ fluctuates closely around the 1.3m threshold while remaining safely below the 3.5m SOV limit. Spatial divergence becomes noticeable during minor wave peaks, creating intermittent access windows that heavily penalize CTVs while favoring SOVs.</w:t>
+      </w:r>
+    </w:p>
+    <w:p>
+      <w:pPr>
+        <w:numPr>
+          <w:ilvl w:val="0"/>
+          <w:numId w:val="5"/>
+        </w:numPr>
+        <w:spacing w:after="100" w:afterAutospacing="1" w:line="240" w:lineRule="auto"/>
+        <w:rPr>
+          <w:rFonts w:ascii="Arial" w:eastAsia="Times New Roman" w:hAnsi="Arial" w:cs="Arial"/>
+          <w:kern w:val="0"/>
+          <w:lang w:eastAsia="en-GB"/>
+          <w14:ligatures w14:val="none"/>
+        </w:rPr>
+      </w:pPr>
+      <w:r>
+        <w:rPr>
+          <w:rFonts w:ascii="Arial" w:eastAsia="Times New Roman" w:hAnsi="Arial" w:cs="Arial"/>
+          <w:b/>
+          <w:bCs/>
+          <w:kern w:val="0"/>
+          <w:lang w:eastAsia="en-GB"/>
+          <w14:ligatures w14:val="none"/>
+        </w:rPr>
+        <w:t>Worst-Case Scenario (High-Downtime):</w:t>
+      </w:r>
+      <w:r>
+        <w:rPr>
+          <w:rFonts w:ascii="Arial" w:eastAsia="Times New Roman" w:hAnsi="Arial" w:cs="Arial"/>
+          <w:kern w:val="0"/>
+          <w:lang w:eastAsia="en-GB"/>
+          <w14:ligatures w14:val="none"/>
+        </w:rPr>
+        <w:t xml:space="preserve"> During severe low-pressure passages, $H_s$ significantly exceeds all vessel limits. As illustrated by the spatial extraction, a distinct East-West gradient was observed during low-pressure passages. The wave height difference between the South-East and North-West boundaries reached nearly 1 meter, confirming the theoretical existence of localized micro-windows on the farm's edges. </w:t>
+      </w:r>
+    </w:p>
+    <w:p>
+      <w:pPr>
+        <w:spacing w:after="100" w:afterAutospacing="1" w:line="240" w:lineRule="auto"/>
+        <w:rPr>
+          <w:rFonts w:ascii="Arial" w:eastAsia="Times New Roman" w:hAnsi="Arial" w:cs="Arial"/>
+          <w:kern w:val="0"/>
+          <w:lang w:eastAsia="en-GB"/>
+          <w14:ligatures w14:val="none"/>
+        </w:rPr>
+      </w:pPr>
+      <w:r>
+        <w:rPr>
+          <w:rFonts w:ascii="Arial" w:eastAsia="Times New Roman" w:hAnsi="Arial" w:cs="Arial"/>
+          <w:kern w:val="0"/>
+          <w:lang w:eastAsia="en-GB"/>
+          <w14:ligatures w14:val="none"/>
+        </w:rPr>
+        <w:t xml:space="preserve">While a highly complex routing algorithm could theoretically exploit these micro-windows, this study maintains the assumption of a single reference point at the farm's center to prevent an explosion of algorithmic complexity, which would shift the project into a dynamic spatio-temporal routing problem beyond the intended scope. Consequently, all daily weather gates in the simulation are evaluated against the barycenter's environmental state. </w:t>
+      </w:r>
+    </w:p>
+    <w:p/>
+    <w:p/>
+    <w:p>
+      <w:pPr>
+        <w:spacing w:before="100" w:beforeAutospacing="1" w:after="100" w:afterAutospacing="1" w:line="240" w:lineRule="auto"/>
+        <w:outlineLvl w:val="2"/>
+        <w:rPr>
+          <w:rFonts w:ascii="Times New Roman" w:eastAsia="Times New Roman" w:hAnsi="Times New Roman" w:cs="Times New Roman"/>
+          <w:b/>
+          <w:bCs/>
+          <w:kern w:val="0"/>
+          <w:sz w:val="27"/>
+          <w:szCs w:val="27"/>
+          <w:lang w:eastAsia="en-GB"/>
+          <w14:ligatures w14:val="none"/>
+        </w:rPr>
+      </w:pPr>
+      <w:r>
+        <w:rPr>
+          <w:rFonts w:ascii="Times New Roman" w:eastAsia="Times New Roman" w:hAnsi="Times New Roman" w:cs="Times New Roman"/>
+          <w:b/>
+          <w:bCs/>
+          <w:kern w:val="0"/>
+          <w:sz w:val="27"/>
+          <w:szCs w:val="27"/>
+          <w:lang w:eastAsia="en-GB"/>
+          <w14:ligatures w14:val="none"/>
+        </w:rPr>
+        <w:lastRenderedPageBreak/>
+        <w:t>Le Plan de Bataille (L'Exécution de la Matrice)</w:t>
+      </w:r>
+    </w:p>
+    <w:p>
+      <w:pPr>
+        <w:spacing w:before="100" w:beforeAutospacing="1" w:after="100" w:afterAutospacing="1" w:line="240" w:lineRule="auto"/>
+        <w:rPr>
+          <w:rFonts w:ascii="Times New Roman" w:eastAsia="Times New Roman" w:hAnsi="Times New Roman" w:cs="Times New Roman"/>
+          <w:kern w:val="0"/>
+          <w:lang w:eastAsia="en-GB"/>
+          <w14:ligatures w14:val="none"/>
+        </w:rPr>
+      </w:pPr>
+      <w:r>
+        <w:rPr>
+          <w:rFonts w:ascii="Times New Roman" w:eastAsia="Times New Roman" w:hAnsi="Times New Roman" w:cs="Times New Roman"/>
+          <w:kern w:val="0"/>
+          <w:lang w:eastAsia="en-GB"/>
+          <w14:ligatures w14:val="none"/>
+        </w:rPr>
+        <w:t>Pour avoir des résultats complets à présenter à ton jury, tu vas devoir faire tourner ton modèle pour couvrir toutes les combinaisons de ta matrice de recherche. Tu as 12 simulations à générer au total :</w:t>
+      </w:r>
+    </w:p>
+    <w:p>
+      <w:pPr>
+        <w:spacing w:before="100" w:beforeAutospacing="1" w:after="100" w:afterAutospacing="1" w:line="240" w:lineRule="auto"/>
+        <w:rPr>
+          <w:rFonts w:ascii="Times New Roman" w:eastAsia="Times New Roman" w:hAnsi="Times New Roman" w:cs="Times New Roman"/>
+          <w:kern w:val="0"/>
+          <w:lang w:eastAsia="en-GB"/>
+          <w14:ligatures w14:val="none"/>
+        </w:rPr>
+      </w:pPr>
+      <w:r>
+        <w:rPr>
+          <w:rFonts w:ascii="Times New Roman" w:eastAsia="Times New Roman" w:hAnsi="Times New Roman" w:cs="Times New Roman"/>
+          <w:b/>
+          <w:bCs/>
+          <w:kern w:val="0"/>
+          <w:lang w:eastAsia="en-GB"/>
+          <w14:ligatures w14:val="none"/>
+        </w:rPr>
+        <w:t>1. Scénario "Best-Case" (La semaine d'été calme)</w:t>
+      </w:r>
+    </w:p>
+    <w:p>
+      <w:pPr>
+        <w:numPr>
+          <w:ilvl w:val="0"/>
+          <w:numId w:val="6"/>
+        </w:numPr>
+        <w:spacing w:before="100" w:beforeAutospacing="1" w:after="100" w:afterAutospacing="1" w:line="240" w:lineRule="auto"/>
+        <w:rPr>
+          <w:rFonts w:ascii="Times New Roman" w:eastAsia="Times New Roman" w:hAnsi="Times New Roman" w:cs="Times New Roman"/>
+          <w:kern w:val="0"/>
+          <w:lang w:eastAsia="en-GB"/>
+          <w14:ligatures w14:val="none"/>
+        </w:rPr>
+      </w:pPr>
+      <w:r>
+        <w:rPr>
+          <w:rFonts w:ascii="Times New Roman" w:eastAsia="Times New Roman" w:hAnsi="Times New Roman" w:cs="Times New Roman"/>
+          <w:kern w:val="0"/>
+          <w:lang w:eastAsia="en-GB"/>
+          <w14:ligatures w14:val="none"/>
+        </w:rPr>
+        <w:t>Préventif + CTV</w:t>
+      </w:r>
+    </w:p>
+    <w:p>
+      <w:pPr>
+        <w:numPr>
+          <w:ilvl w:val="0"/>
+          <w:numId w:val="6"/>
+        </w:numPr>
+        <w:spacing w:before="100" w:beforeAutospacing="1" w:after="100" w:afterAutospacing="1" w:line="240" w:lineRule="auto"/>
+        <w:rPr>
+          <w:rFonts w:ascii="Times New Roman" w:eastAsia="Times New Roman" w:hAnsi="Times New Roman" w:cs="Times New Roman"/>
+          <w:kern w:val="0"/>
+          <w:lang w:eastAsia="en-GB"/>
+          <w14:ligatures w14:val="none"/>
+        </w:rPr>
+      </w:pPr>
+      <w:r>
+        <w:rPr>
+          <w:rFonts w:ascii="Times New Roman" w:eastAsia="Times New Roman" w:hAnsi="Times New Roman" w:cs="Times New Roman"/>
+          <w:kern w:val="0"/>
+          <w:lang w:eastAsia="en-GB"/>
+          <w14:ligatures w14:val="none"/>
+        </w:rPr>
+        <w:t>Préventif + SOV</w:t>
+      </w:r>
+    </w:p>
+    <w:p>
+      <w:pPr>
+        <w:numPr>
+          <w:ilvl w:val="0"/>
+          <w:numId w:val="6"/>
+        </w:numPr>
+        <w:spacing w:before="100" w:beforeAutospacing="1" w:after="100" w:afterAutospacing="1" w:line="240" w:lineRule="auto"/>
+        <w:rPr>
+          <w:rFonts w:ascii="Times New Roman" w:eastAsia="Times New Roman" w:hAnsi="Times New Roman" w:cs="Times New Roman"/>
+          <w:kern w:val="0"/>
+          <w:lang w:eastAsia="en-GB"/>
+          <w14:ligatures w14:val="none"/>
+        </w:rPr>
+      </w:pPr>
+      <w:r>
+        <w:rPr>
+          <w:rFonts w:ascii="Times New Roman" w:eastAsia="Times New Roman" w:hAnsi="Times New Roman" w:cs="Times New Roman"/>
+          <w:kern w:val="0"/>
+          <w:lang w:eastAsia="en-GB"/>
+          <w14:ligatures w14:val="none"/>
+        </w:rPr>
+        <w:t>Prédictif + CTV</w:t>
+      </w:r>
+    </w:p>
+    <w:p>
+      <w:pPr>
+        <w:numPr>
+          <w:ilvl w:val="0"/>
+          <w:numId w:val="6"/>
+        </w:numPr>
+        <w:spacing w:before="100" w:beforeAutospacing="1" w:after="100" w:afterAutospacing="1" w:line="240" w:lineRule="auto"/>
+        <w:rPr>
+          <w:rFonts w:ascii="Times New Roman" w:eastAsia="Times New Roman" w:hAnsi="Times New Roman" w:cs="Times New Roman"/>
+          <w:kern w:val="0"/>
+          <w:lang w:eastAsia="en-GB"/>
+          <w14:ligatures w14:val="none"/>
+        </w:rPr>
+      </w:pPr>
+      <w:r>
+        <w:rPr>
+          <w:rFonts w:ascii="Times New Roman" w:eastAsia="Times New Roman" w:hAnsi="Times New Roman" w:cs="Times New Roman"/>
+          <w:kern w:val="0"/>
+          <w:lang w:eastAsia="en-GB"/>
+          <w14:ligatures w14:val="none"/>
+        </w:rPr>
+        <w:t>Prédictif + SOV</w:t>
+      </w:r>
+    </w:p>
+    <w:p>
+      <w:pPr>
+        <w:spacing w:before="100" w:beforeAutospacing="1" w:after="100" w:afterAutospacing="1" w:line="240" w:lineRule="auto"/>
+        <w:rPr>
+          <w:rFonts w:ascii="Times New Roman" w:eastAsia="Times New Roman" w:hAnsi="Times New Roman" w:cs="Times New Roman"/>
+          <w:kern w:val="0"/>
+          <w:lang w:eastAsia="en-GB"/>
+          <w14:ligatures w14:val="none"/>
+        </w:rPr>
+      </w:pPr>
+      <w:r>
+        <w:rPr>
+          <w:rFonts w:ascii="Times New Roman" w:eastAsia="Times New Roman" w:hAnsi="Times New Roman" w:cs="Times New Roman"/>
+          <w:b/>
+          <w:bCs/>
+          <w:kern w:val="0"/>
+          <w:lang w:eastAsia="en-GB"/>
+          <w14:ligatures w14:val="none"/>
+        </w:rPr>
+        <w:t>2. Scénario "Base-Case" (La semaine typique/médiane)</w:t>
+      </w:r>
+    </w:p>
+    <w:p>
+      <w:pPr>
+        <w:numPr>
+          <w:ilvl w:val="0"/>
+          <w:numId w:val="7"/>
+        </w:numPr>
+        <w:spacing w:before="100" w:beforeAutospacing="1" w:after="100" w:afterAutospacing="1" w:line="240" w:lineRule="auto"/>
+        <w:rPr>
+          <w:rFonts w:ascii="Times New Roman" w:eastAsia="Times New Roman" w:hAnsi="Times New Roman" w:cs="Times New Roman"/>
+          <w:kern w:val="0"/>
+          <w:lang w:eastAsia="en-GB"/>
+          <w14:ligatures w14:val="none"/>
+        </w:rPr>
+      </w:pPr>
+      <w:r>
+        <w:rPr>
+          <w:rFonts w:ascii="Times New Roman" w:eastAsia="Times New Roman" w:hAnsi="Times New Roman" w:cs="Times New Roman"/>
+          <w:kern w:val="0"/>
+          <w:lang w:eastAsia="en-GB"/>
+          <w14:ligatures w14:val="none"/>
+        </w:rPr>
+        <w:t>Préventif + CTV</w:t>
+      </w:r>
+    </w:p>
+    <w:p>
+      <w:pPr>
+        <w:numPr>
+          <w:ilvl w:val="0"/>
+          <w:numId w:val="7"/>
+        </w:numPr>
+        <w:spacing w:before="100" w:beforeAutospacing="1" w:after="100" w:afterAutospacing="1" w:line="240" w:lineRule="auto"/>
+        <w:rPr>
+          <w:rFonts w:ascii="Times New Roman" w:eastAsia="Times New Roman" w:hAnsi="Times New Roman" w:cs="Times New Roman"/>
+          <w:kern w:val="0"/>
+          <w:lang w:eastAsia="en-GB"/>
+          <w14:ligatures w14:val="none"/>
+        </w:rPr>
+      </w:pPr>
+      <w:r>
+        <w:rPr>
+          <w:rFonts w:ascii="Times New Roman" w:eastAsia="Times New Roman" w:hAnsi="Times New Roman" w:cs="Times New Roman"/>
+          <w:kern w:val="0"/>
+          <w:lang w:eastAsia="en-GB"/>
+          <w14:ligatures w14:val="none"/>
+        </w:rPr>
+        <w:t>Préventif + SOV</w:t>
+      </w:r>
+    </w:p>
+    <w:p>
+      <w:pPr>
+        <w:numPr>
+          <w:ilvl w:val="0"/>
+          <w:numId w:val="7"/>
+        </w:numPr>
+        <w:spacing w:before="100" w:beforeAutospacing="1" w:after="100" w:afterAutospacing="1" w:line="240" w:lineRule="auto"/>
+        <w:rPr>
+          <w:rFonts w:ascii="Times New Roman" w:eastAsia="Times New Roman" w:hAnsi="Times New Roman" w:cs="Times New Roman"/>
+          <w:kern w:val="0"/>
+          <w:lang w:eastAsia="en-GB"/>
+          <w14:ligatures w14:val="none"/>
+        </w:rPr>
+      </w:pPr>
+      <w:r>
+        <w:rPr>
+          <w:rFonts w:ascii="Times New Roman" w:eastAsia="Times New Roman" w:hAnsi="Times New Roman" w:cs="Times New Roman"/>
+          <w:kern w:val="0"/>
+          <w:lang w:eastAsia="en-GB"/>
+          <w14:ligatures w14:val="none"/>
+        </w:rPr>
+        <w:t>Prédictif + CTV</w:t>
+      </w:r>
+    </w:p>
+    <w:p>
+      <w:pPr>
+        <w:numPr>
+          <w:ilvl w:val="0"/>
+          <w:numId w:val="7"/>
+        </w:numPr>
+        <w:spacing w:before="100" w:beforeAutospacing="1" w:after="100" w:afterAutospacing="1" w:line="240" w:lineRule="auto"/>
+        <w:rPr>
+          <w:rFonts w:ascii="Times New Roman" w:eastAsia="Times New Roman" w:hAnsi="Times New Roman" w:cs="Times New Roman"/>
+          <w:kern w:val="0"/>
+          <w:lang w:eastAsia="en-GB"/>
+          <w14:ligatures w14:val="none"/>
+        </w:rPr>
+      </w:pPr>
+      <w:r>
+        <w:rPr>
+          <w:rFonts w:ascii="Times New Roman" w:eastAsia="Times New Roman" w:hAnsi="Times New Roman" w:cs="Times New Roman"/>
+          <w:kern w:val="0"/>
+          <w:lang w:eastAsia="en-GB"/>
+          <w14:ligatures w14:val="none"/>
+        </w:rPr>
+        <w:t>Prédictif + SOV</w:t>
+      </w:r>
+    </w:p>
+    <w:p>
+      <w:pPr>
+        <w:spacing w:before="100" w:beforeAutospacing="1" w:after="100" w:afterAutospacing="1" w:line="240" w:lineRule="auto"/>
+        <w:rPr>
+          <w:rFonts w:ascii="Times New Roman" w:eastAsia="Times New Roman" w:hAnsi="Times New Roman" w:cs="Times New Roman"/>
+          <w:kern w:val="0"/>
+          <w:lang w:eastAsia="en-GB"/>
+          <w14:ligatures w14:val="none"/>
+        </w:rPr>
+      </w:pPr>
+      <w:r>
+        <w:rPr>
+          <w:rFonts w:ascii="Times New Roman" w:eastAsia="Times New Roman" w:hAnsi="Times New Roman" w:cs="Times New Roman"/>
+          <w:b/>
+          <w:bCs/>
+          <w:kern w:val="0"/>
+          <w:lang w:eastAsia="en-GB"/>
+          <w14:ligatures w14:val="none"/>
+        </w:rPr>
+        <w:t>3. Scénario "Worst-Case" (La tempête d'hiver)</w:t>
+      </w:r>
+    </w:p>
+    <w:p>
+      <w:pPr>
+        <w:numPr>
+          <w:ilvl w:val="0"/>
+          <w:numId w:val="8"/>
+        </w:numPr>
+        <w:spacing w:before="100" w:beforeAutospacing="1" w:after="100" w:afterAutospacing="1" w:line="240" w:lineRule="auto"/>
+        <w:rPr>
+          <w:rFonts w:ascii="Times New Roman" w:eastAsia="Times New Roman" w:hAnsi="Times New Roman" w:cs="Times New Roman"/>
+          <w:kern w:val="0"/>
+          <w:lang w:eastAsia="en-GB"/>
+          <w14:ligatures w14:val="none"/>
+        </w:rPr>
+      </w:pPr>
+      <w:r>
+        <w:rPr>
+          <w:rFonts w:ascii="Times New Roman" w:eastAsia="Times New Roman" w:hAnsi="Times New Roman" w:cs="Times New Roman"/>
+          <w:kern w:val="0"/>
+          <w:lang w:eastAsia="en-GB"/>
+          <w14:ligatures w14:val="none"/>
+        </w:rPr>
+        <w:t>Préventif + CTV</w:t>
+      </w:r>
+    </w:p>
+    <w:p>
+      <w:pPr>
+        <w:numPr>
+          <w:ilvl w:val="0"/>
+          <w:numId w:val="8"/>
+        </w:numPr>
+        <w:spacing w:before="100" w:beforeAutospacing="1" w:after="100" w:afterAutospacing="1" w:line="240" w:lineRule="auto"/>
+        <w:rPr>
+          <w:rFonts w:ascii="Times New Roman" w:eastAsia="Times New Roman" w:hAnsi="Times New Roman" w:cs="Times New Roman"/>
+          <w:kern w:val="0"/>
+          <w:lang w:eastAsia="en-GB"/>
+          <w14:ligatures w14:val="none"/>
+        </w:rPr>
+      </w:pPr>
+      <w:r>
+        <w:rPr>
+          <w:rFonts w:ascii="Times New Roman" w:eastAsia="Times New Roman" w:hAnsi="Times New Roman" w:cs="Times New Roman"/>
+          <w:kern w:val="0"/>
+          <w:lang w:eastAsia="en-GB"/>
+          <w14:ligatures w14:val="none"/>
+        </w:rPr>
+        <w:t>Préventif + SOV</w:t>
+      </w:r>
+    </w:p>
+    <w:p>
+      <w:pPr>
+        <w:numPr>
+          <w:ilvl w:val="0"/>
+          <w:numId w:val="8"/>
+        </w:numPr>
+        <w:spacing w:before="100" w:beforeAutospacing="1" w:after="100" w:afterAutospacing="1" w:line="240" w:lineRule="auto"/>
+        <w:rPr>
+          <w:rFonts w:ascii="Times New Roman" w:eastAsia="Times New Roman" w:hAnsi="Times New Roman" w:cs="Times New Roman"/>
+          <w:kern w:val="0"/>
+          <w:lang w:eastAsia="en-GB"/>
+          <w14:ligatures w14:val="none"/>
+        </w:rPr>
+      </w:pPr>
+      <w:r>
+        <w:rPr>
+          <w:rFonts w:ascii="Times New Roman" w:eastAsia="Times New Roman" w:hAnsi="Times New Roman" w:cs="Times New Roman"/>
+          <w:kern w:val="0"/>
+          <w:lang w:eastAsia="en-GB"/>
+          <w14:ligatures w14:val="none"/>
+        </w:rPr>
+        <w:t>Prédictif + CTV</w:t>
+      </w:r>
+    </w:p>
+    <w:p>
+      <w:pPr>
+        <w:numPr>
+          <w:ilvl w:val="0"/>
+          <w:numId w:val="8"/>
+        </w:numPr>
+        <w:spacing w:before="100" w:beforeAutospacing="1" w:after="100" w:afterAutospacing="1" w:line="240" w:lineRule="auto"/>
+        <w:rPr>
+          <w:rFonts w:ascii="Times New Roman" w:eastAsia="Times New Roman" w:hAnsi="Times New Roman" w:cs="Times New Roman"/>
+          <w:kern w:val="0"/>
+          <w:lang w:eastAsia="en-GB"/>
+          <w14:ligatures w14:val="none"/>
+        </w:rPr>
+      </w:pPr>
+      <w:r>
+        <w:rPr>
+          <w:rFonts w:ascii="Times New Roman" w:eastAsia="Times New Roman" w:hAnsi="Times New Roman" w:cs="Times New Roman"/>
+          <w:kern w:val="0"/>
+          <w:lang w:eastAsia="en-GB"/>
+          <w14:ligatures w14:val="none"/>
+        </w:rPr>
+        <w:t>Prédictif + SOV</w:t>
+      </w:r>
+    </w:p>
+    <w:p/>
+    <w:p>
+      <w:pPr>
+        <w:pStyle w:val="ListParagraph"/>
+        <w:numPr>
+          <w:ilvl w:val="0"/>
+          <w:numId w:val="9"/>
+        </w:numPr>
+      </w:pPr>
+      <w:r>
+        <w:t>Contrairement au papers de frederiksen j’utilise seulement un vessel et je n’utilise pas la logique de bus stop qui dépose des techniciens et qui va à la prochaine WT pour déposer une autre équipe pui qui retourne chercher l’équipe d’avant une fois qu’ils ont fini car c’est trop complexe pour le temps imparti de la dissertation et aussi parce que ce nest pas le coeur meme de mon sujet de dissertation je ne minteresse pas vraiment a la logique de routing et d’optimisation de la logistique mais plutot de limpact meteo sur le choix de la strategie de maintenance</w:t>
+      </w:r>
+    </w:p>
+    <w:p>
+      <w:pPr>
+        <w:pStyle w:val="ListParagraph"/>
+        <w:numPr>
+          <w:ilvl w:val="0"/>
+          <w:numId w:val="9"/>
+        </w:numPr>
+      </w:pPr>
+      <w:r>
+        <w:t>Tester 3 profils d’IA pour voir la sensibilité à la précision de l’IA de ma rentabilité financière (perfect, standard, mediocre)</w:t>
+      </w:r>
+    </w:p>
+    <w:p>
+      <w:pPr>
+        <w:pStyle w:val="ListParagraph"/>
+        <w:numPr>
+          <w:ilvl w:val="0"/>
+          <w:numId w:val="9"/>
+        </w:numPr>
+      </w:pPr>
+      <w:r>
+        <w:t>Intécgré le vent si jai le temps if wind speed&gt;40 knots then safe=false (ou alors je garde cette option pour la section futur work de mon mémoire)</w:t>
+      </w:r>
+      <w:r>
+        <w:t xml:space="preserve"> </w:t>
+      </w:r>
+      <w:r>
+        <w:rPr>
+          <w:rStyle w:val="citation-24"/>
+          <w:rFonts w:ascii="Arial" w:hAnsi="Arial" w:cs="Arial"/>
+        </w:rPr>
+        <w:t>While safe Service Operation Vessel (SOV) deployments are constrained by both Significant Wave Height (</w:t>
+      </w:r>
+      <w:r>
+        <w:rPr>
+          <w:rStyle w:val="math-inline"/>
+          <w:rFonts w:ascii="Arial" w:hAnsi="Arial" w:cs="Arial"/>
+        </w:rPr>
+        <w:t>$H_s$</w:t>
+      </w:r>
+      <w:r>
+        <w:rPr>
+          <w:rStyle w:val="citation-24"/>
+          <w:rFonts w:ascii="Arial" w:hAnsi="Arial" w:cs="Arial"/>
+        </w:rPr>
+        <w:t xml:space="preserve"> limit of 3.5m) and wind speed (typically capped at 40 knots for safe gangway transfers), this simulation utilizes </w:t>
+      </w:r>
+      <w:r>
+        <w:rPr>
+          <w:rStyle w:val="math-inline"/>
+          <w:rFonts w:ascii="Arial" w:hAnsi="Arial" w:cs="Arial"/>
+        </w:rPr>
+        <w:t>$H_s$</w:t>
+      </w:r>
+      <w:r>
+        <w:rPr>
+          <w:rStyle w:val="citation-24"/>
+          <w:rFonts w:ascii="Arial" w:hAnsi="Arial" w:cs="Arial"/>
+        </w:rPr>
+        <w:t xml:space="preserve"> as a standalone proxy for metocean severity. A review of the Copernicus Global Ocean Wave dataset </w:t>
+      </w:r>
+      <w:r>
+        <w:rPr>
+          <w:rStyle w:val="citation-24"/>
+          <w:rFonts w:ascii="Arial" w:hAnsi="Arial" w:cs="Arial"/>
+        </w:rPr>
+        <w:lastRenderedPageBreak/>
+        <w:t xml:space="preserve">(GLOBAL_ANALYSISFORECAST_WAV_001_027) </w:t>
+      </w:r>
+      <w:r>
+        <w:rPr>
+          <w:rFonts w:ascii="Arial" w:hAnsi="Arial" w:cs="Arial"/>
+        </w:rPr>
+        <w:t>confirmed that raw atmospheric wind variables are not exported within the wave model outputs. Because extreme wind events in the Aberdeen offshore region are overwhelmingly correlated with high sea states exceeding the 3.5m threshold, introducing a secondary meteorological constraint would exponentially increase the data-fetching architecture without substantially altering the vessel's 'No-Go' daily matrix. The integration of a multi-variable weather gate (Wind + Waves) relying on overlapping satellite datasets represents a highly relevant avenue for future model expansions.</w:t>
+      </w:r>
+    </w:p>
+    <w:p>
+      <w:pPr>
+        <w:pStyle w:val="ListParagraph"/>
+        <w:numPr>
+          <w:ilvl w:val="0"/>
+          <w:numId w:val="9"/>
+        </w:numPr>
+      </w:pPr>
+      <w:r>
+        <w:t xml:space="preserve">Fuel SOV logique de standby consommation continue </w:t>
+      </w:r>
+    </w:p>
+    <w:p>
+      <w:pPr>
+        <w:pStyle w:val="ListParagraph"/>
+        <w:numPr>
+          <w:ilvl w:val="0"/>
+          <w:numId w:val="9"/>
+        </w:numPr>
+      </w:pPr>
+      <w:r>
+        <w:t xml:space="preserve">Wind factor constant : </w:t>
+      </w:r>
+      <w:r>
+        <w:t>Bien que les conditions éoliennes soient corrélées aux conditions de houle, cette étude isole la performance logistique en maintenant un facteur de vent (W_factor) constant de 0.9. Cette simplification permet d'évaluer l'impact pur des 'weather gates' maritimes sur la capacité de maintenance, sans introduire de biais économique lié à la variabilité de la production d'énergie, laquelle est traitée comme une constante de revenue potentielle.</w:t>
+      </w:r>
+    </w:p>
+    <w:p>
+      <w:pPr>
+        <w:pStyle w:val="NormalWeb"/>
+        <w:spacing w:before="0" w:beforeAutospacing="0"/>
+        <w:rPr>
+          <w:rFonts w:ascii="Arial" w:hAnsi="Arial" w:cs="Arial"/>
+        </w:rPr>
+      </w:pPr>
+      <w:r>
+        <w:rPr>
+          <w:rFonts w:ascii="Arial" w:hAnsi="Arial" w:cs="Arial"/>
+        </w:rPr>
+        <w:t>Voici ta vraie matrice complète, optimisée et sans doublons :</w:t>
+      </w:r>
+    </w:p>
+    <w:p>
+      <w:pPr>
+        <w:pStyle w:val="NormalWeb"/>
+        <w:numPr>
+          <w:ilvl w:val="0"/>
+          <w:numId w:val="10"/>
+        </w:numPr>
+        <w:spacing w:before="0" w:beforeAutospacing="0"/>
+        <w:rPr>
+          <w:rFonts w:ascii="Arial" w:hAnsi="Arial" w:cs="Arial"/>
+        </w:rPr>
+      </w:pPr>
+      <w:r>
+        <w:rPr>
+          <w:rFonts w:ascii="Arial" w:hAnsi="Arial" w:cs="Arial"/>
+          <w:b/>
+          <w:bCs/>
+        </w:rPr>
+        <w:t>Préventif (Indépendant de l'IA) :</w:t>
+      </w:r>
+      <w:r>
+        <w:rPr>
+          <w:rFonts w:ascii="Arial" w:hAnsi="Arial" w:cs="Arial"/>
+        </w:rPr>
+        <w:t xml:space="preserve"> 3 Météos </w:t>
+      </w:r>
+      <w:r>
+        <w:rPr>
+          <w:rStyle w:val="math-inline"/>
+          <w:rFonts w:ascii="Arial" w:eastAsiaTheme="majorEastAsia" w:hAnsi="Arial" w:cs="Arial"/>
+        </w:rPr>
+        <w:t>$\times$</w:t>
+      </w:r>
+      <w:r>
+        <w:rPr>
+          <w:rFonts w:ascii="Arial" w:hAnsi="Arial" w:cs="Arial"/>
+        </w:rPr>
+        <w:t xml:space="preserve"> 2 Navires = </w:t>
+      </w:r>
+      <w:r>
+        <w:rPr>
+          <w:rFonts w:ascii="Arial" w:hAnsi="Arial" w:cs="Arial"/>
+          <w:b/>
+          <w:bCs/>
+        </w:rPr>
+        <w:t>6 simulations</w:t>
+      </w:r>
+      <w:r>
+        <w:rPr>
+          <w:rFonts w:ascii="Arial" w:hAnsi="Arial" w:cs="Arial"/>
+        </w:rPr>
+        <w:t>.</w:t>
+      </w:r>
+    </w:p>
+    <w:p>
+      <w:pPr>
+        <w:pStyle w:val="NormalWeb"/>
+        <w:numPr>
+          <w:ilvl w:val="0"/>
+          <w:numId w:val="10"/>
+        </w:numPr>
+        <w:spacing w:before="0" w:beforeAutospacing="0"/>
+        <w:rPr>
+          <w:rFonts w:ascii="Arial" w:hAnsi="Arial" w:cs="Arial"/>
+        </w:rPr>
+      </w:pPr>
+      <w:r>
+        <w:rPr>
+          <w:rFonts w:ascii="Arial" w:hAnsi="Arial" w:cs="Arial"/>
+          <w:b/>
+          <w:bCs/>
+        </w:rPr>
+        <w:t>Prédictif (Dépendant de l'IA) :</w:t>
+      </w:r>
+      <w:r>
+        <w:rPr>
+          <w:rFonts w:ascii="Arial" w:hAnsi="Arial" w:cs="Arial"/>
+        </w:rPr>
+        <w:t xml:space="preserve"> 3 Météos </w:t>
+      </w:r>
+      <w:r>
+        <w:rPr>
+          <w:rStyle w:val="math-inline"/>
+          <w:rFonts w:ascii="Arial" w:eastAsiaTheme="majorEastAsia" w:hAnsi="Arial" w:cs="Arial"/>
+        </w:rPr>
+        <w:t>$\times$</w:t>
+      </w:r>
+      <w:r>
+        <w:rPr>
+          <w:rFonts w:ascii="Arial" w:hAnsi="Arial" w:cs="Arial"/>
+        </w:rPr>
+        <w:t xml:space="preserve"> 2 Navires </w:t>
+      </w:r>
+      <w:r>
+        <w:rPr>
+          <w:rStyle w:val="math-inline"/>
+          <w:rFonts w:ascii="Arial" w:eastAsiaTheme="majorEastAsia" w:hAnsi="Arial" w:cs="Arial"/>
+        </w:rPr>
+        <w:t>$\times$</w:t>
+      </w:r>
+      <w:r>
+        <w:rPr>
+          <w:rFonts w:ascii="Arial" w:hAnsi="Arial" w:cs="Arial"/>
+        </w:rPr>
+        <w:t xml:space="preserve"> 3 IA = </w:t>
+      </w:r>
+      <w:r>
+        <w:rPr>
+          <w:rFonts w:ascii="Arial" w:hAnsi="Arial" w:cs="Arial"/>
+          <w:b/>
+          <w:bCs/>
+        </w:rPr>
+        <w:t>18 simulations</w:t>
+      </w:r>
+      <w:r>
+        <w:rPr>
+          <w:rFonts w:ascii="Arial" w:hAnsi="Arial" w:cs="Arial"/>
+        </w:rPr>
+        <w:t>.</w:t>
+      </w:r>
+    </w:p>
+    <w:p>
+      <w:pPr>
+        <w:pStyle w:val="NormalWeb"/>
+        <w:numPr>
+          <w:ilvl w:val="0"/>
+          <w:numId w:val="10"/>
+        </w:numPr>
+        <w:spacing w:before="0" w:beforeAutospacing="0"/>
+        <w:rPr>
+          <w:rFonts w:ascii="Arial" w:hAnsi="Arial" w:cs="Arial"/>
+        </w:rPr>
+      </w:pPr>
+      <w:r>
+        <w:rPr>
+          <w:rFonts w:ascii="Arial" w:hAnsi="Arial" w:cs="Arial"/>
+          <w:b/>
+          <w:bCs/>
+        </w:rPr>
+        <w:t>Total = 24 simulations complètes.</w:t>
+      </w:r>
+      <w:r>
+        <w:rPr>
+          <w:rFonts w:ascii="Arial" w:hAnsi="Arial" w:cs="Arial"/>
+        </w:rPr>
+        <w:t xml:space="preserve"> Avec cela, tu couvres 100 % de ton sujet d'étude sans faire tourner ton ordinateur dans le vide.</w:t>
+      </w:r>
+    </w:p>
+    <w:p>
+      <w:pPr>
+        <w:pStyle w:val="NormalWeb"/>
+      </w:pPr>
+      <w:r>
+        <w:t xml:space="preserve">Quand tu lanceras </w:t>
+      </w:r>
+      <w:r>
+        <w:rPr>
+          <w:rStyle w:val="HTMLCode"/>
+          <w:rFonts w:eastAsiaTheme="majorEastAsia"/>
+        </w:rPr>
+        <w:t>run_all.py</w:t>
+      </w:r>
+      <w:r>
+        <w:t xml:space="preserve">, ton dossier principal restera parfaitement propre. Il va se créer un dossier </w:t>
+      </w:r>
+      <w:r>
+        <w:rPr>
+          <w:rStyle w:val="HTMLCode"/>
+          <w:rFonts w:eastAsiaTheme="majorEastAsia"/>
+        </w:rPr>
+        <w:t>Simulation_Results</w:t>
+      </w:r>
+      <w:r>
+        <w:t xml:space="preserve"> qui ressemblera à ça :</w:t>
+      </w:r>
+    </w:p>
+    <w:p>
+      <w:pPr>
+        <w:pStyle w:val="NormalWeb"/>
+        <w:numPr>
+          <w:ilvl w:val="0"/>
+          <w:numId w:val="11"/>
+        </w:numPr>
+      </w:pPr>
+      <w:r>
+        <w:rPr>
+          <w:rFonts w:ascii="Apple Color Emoji" w:hAnsi="Apple Color Emoji" w:cs="Apple Color Emoji"/>
+        </w:rPr>
+        <w:t>📁</w:t>
+      </w:r>
+      <w:r>
+        <w:t xml:space="preserve"> </w:t>
+      </w:r>
+      <w:r>
+        <w:rPr>
+          <w:rStyle w:val="HTMLCode"/>
+          <w:rFonts w:eastAsiaTheme="majorEastAsia"/>
+        </w:rPr>
+        <w:t>Simulation_Results</w:t>
+      </w:r>
+    </w:p>
+    <w:p>
+      <w:pPr>
+        <w:pStyle w:val="NormalWeb"/>
+        <w:numPr>
+          <w:ilvl w:val="1"/>
+          <w:numId w:val="11"/>
+        </w:numPr>
+      </w:pPr>
+      <w:r>
+        <w:rPr>
+          <w:rFonts w:ascii="Apple Color Emoji" w:hAnsi="Apple Color Emoji" w:cs="Apple Color Emoji"/>
+        </w:rPr>
+        <w:t>📁</w:t>
+      </w:r>
+      <w:r>
+        <w:t xml:space="preserve"> </w:t>
+      </w:r>
+      <w:r>
+        <w:rPr>
+          <w:rStyle w:val="HTMLCode"/>
+          <w:rFonts w:eastAsiaTheme="majorEastAsia"/>
+        </w:rPr>
+        <w:t>Best-Case_Perfect_AI</w:t>
+      </w:r>
+    </w:p>
+    <w:p>
+      <w:pPr>
+        <w:pStyle w:val="NormalWeb"/>
+        <w:numPr>
+          <w:ilvl w:val="2"/>
+          <w:numId w:val="11"/>
+        </w:numPr>
+      </w:pPr>
+      <w:r>
+        <w:rPr>
+          <w:rFonts w:ascii="Apple Color Emoji" w:hAnsi="Apple Color Emoji" w:cs="Apple Color Emoji"/>
+        </w:rPr>
+        <w:t>📁</w:t>
+      </w:r>
+      <w:r>
+        <w:t xml:space="preserve"> </w:t>
+      </w:r>
+      <w:r>
+        <w:rPr>
+          <w:rStyle w:val="HTMLCode"/>
+          <w:rFonts w:eastAsiaTheme="majorEastAsia"/>
+        </w:rPr>
+        <w:t>Routes</w:t>
+      </w:r>
+      <w:r>
+        <w:t xml:space="preserve"> (Contiendra </w:t>
+      </w:r>
+      <w:r>
+        <w:rPr>
+          <w:i/>
+          <w:iCs/>
+        </w:rPr>
+        <w:t>Route_Day_1.png</w:t>
+      </w:r>
+      <w:r>
+        <w:t xml:space="preserve">, </w:t>
+      </w:r>
+      <w:r>
+        <w:rPr>
+          <w:i/>
+          <w:iCs/>
+        </w:rPr>
+        <w:t>Route_Day_2.png</w:t>
+      </w:r>
+      <w:r>
+        <w:t>, etc.)</w:t>
+      </w:r>
+    </w:p>
+    <w:p>
+      <w:pPr>
+        <w:pStyle w:val="NormalWeb"/>
+        <w:numPr>
+          <w:ilvl w:val="2"/>
+          <w:numId w:val="11"/>
+        </w:numPr>
+      </w:pPr>
+      <w:r>
+        <w:rPr>
+          <w:rFonts w:ascii="Apple Color Emoji" w:hAnsi="Apple Color Emoji" w:cs="Apple Color Emoji"/>
+        </w:rPr>
+        <w:t>📁</w:t>
+      </w:r>
+      <w:r>
+        <w:t xml:space="preserve"> </w:t>
+      </w:r>
+      <w:r>
+        <w:rPr>
+          <w:rStyle w:val="HTMLCode"/>
+          <w:rFonts w:eastAsiaTheme="majorEastAsia"/>
+        </w:rPr>
+        <w:t>Tables</w:t>
+      </w:r>
+      <w:r>
+        <w:t xml:space="preserve"> (Contiendra </w:t>
+      </w:r>
+      <w:r>
+        <w:rPr>
+          <w:i/>
+          <w:iCs/>
+        </w:rPr>
+        <w:t>Financial_Summary.png</w:t>
+      </w:r>
+      <w:r>
+        <w:t xml:space="preserve">, </w:t>
+      </w:r>
+      <w:r>
+        <w:rPr>
+          <w:i/>
+          <w:iCs/>
+        </w:rPr>
+        <w:t>Downtime_Summary.png</w:t>
+      </w:r>
+      <w:r>
+        <w:t>)</w:t>
+      </w:r>
+    </w:p>
+    <w:p>
+      <w:pPr>
+        <w:pStyle w:val="NormalWeb"/>
+        <w:numPr>
+          <w:ilvl w:val="2"/>
+          <w:numId w:val="11"/>
+        </w:numPr>
+      </w:pPr>
+      <w:r>
+        <w:rPr>
+          <w:rFonts w:ascii="Apple Color Emoji" w:hAnsi="Apple Color Emoji" w:cs="Apple Color Emoji"/>
+        </w:rPr>
+        <w:t>📄</w:t>
+      </w:r>
+      <w:r>
+        <w:t xml:space="preserve"> </w:t>
+      </w:r>
+      <w:r>
+        <w:rPr>
+          <w:rStyle w:val="HTMLCode"/>
+          <w:rFonts w:eastAsiaTheme="majorEastAsia"/>
+        </w:rPr>
+        <w:t>Config_Log.txt</w:t>
+      </w:r>
+    </w:p>
+    <w:p>
+      <w:pPr>
+        <w:pStyle w:val="NormalWeb"/>
+        <w:numPr>
+          <w:ilvl w:val="1"/>
+          <w:numId w:val="11"/>
+        </w:numPr>
+      </w:pPr>
+      <w:r>
+        <w:rPr>
+          <w:rFonts w:ascii="Apple Color Emoji" w:hAnsi="Apple Color Emoji" w:cs="Apple Color Emoji"/>
+        </w:rPr>
+        <w:t>📁</w:t>
+      </w:r>
+      <w:r>
+        <w:t xml:space="preserve"> </w:t>
+      </w:r>
+      <w:r>
+        <w:rPr>
+          <w:rStyle w:val="HTMLCode"/>
+          <w:rFonts w:eastAsiaTheme="majorEastAsia"/>
+        </w:rPr>
+        <w:t>Worst-Case_No_AI</w:t>
+      </w:r>
+    </w:p>
+    <w:p>
+      <w:pPr>
+        <w:pStyle w:val="NormalWeb"/>
+        <w:numPr>
+          <w:ilvl w:val="2"/>
+          <w:numId w:val="11"/>
+        </w:numPr>
+      </w:pPr>
+      <w:r>
+        <w:rPr>
+          <w:rFonts w:ascii="Apple Color Emoji" w:hAnsi="Apple Color Emoji" w:cs="Apple Color Emoji"/>
+        </w:rPr>
+        <w:t>📁</w:t>
+      </w:r>
+      <w:r>
+        <w:t xml:space="preserve"> </w:t>
+      </w:r>
+      <w:r>
+        <w:rPr>
+          <w:rStyle w:val="HTMLCode"/>
+          <w:rFonts w:eastAsiaTheme="majorEastAsia"/>
+        </w:rPr>
+        <w:t>Routes</w:t>
+      </w:r>
+    </w:p>
+    <w:p>
+      <w:pPr>
+        <w:pStyle w:val="NormalWeb"/>
+        <w:numPr>
+          <w:ilvl w:val="2"/>
+          <w:numId w:val="11"/>
+        </w:numPr>
+      </w:pPr>
+      <w:r>
+        <w:rPr>
+          <w:rFonts w:ascii="Apple Color Emoji" w:hAnsi="Apple Color Emoji" w:cs="Apple Color Emoji"/>
+        </w:rPr>
+        <w:t>📁</w:t>
+      </w:r>
+      <w:r>
+        <w:t xml:space="preserve"> </w:t>
+      </w:r>
+      <w:r>
+        <w:rPr>
+          <w:rStyle w:val="HTMLCode"/>
+          <w:rFonts w:eastAsiaTheme="majorEastAsia"/>
+        </w:rPr>
+        <w:t>Tables</w:t>
+      </w:r>
+    </w:p>
+    <w:p>
+      <w:pPr>
+        <w:pStyle w:val="NormalWeb"/>
+        <w:numPr>
+          <w:ilvl w:val="2"/>
+          <w:numId w:val="11"/>
+        </w:numPr>
+      </w:pPr>
+      <w:r>
+        <w:rPr>
+          <w:rFonts w:ascii="Apple Color Emoji" w:hAnsi="Apple Color Emoji" w:cs="Apple Color Emoji"/>
+        </w:rPr>
+        <w:t>📄</w:t>
+      </w:r>
+      <w:r>
+        <w:t xml:space="preserve"> </w:t>
+      </w:r>
+      <w:r>
+        <w:rPr>
+          <w:rStyle w:val="HTMLCode"/>
+          <w:rFonts w:eastAsiaTheme="majorEastAsia"/>
+        </w:rPr>
+        <w:t>Config_Log.txt</w:t>
+      </w:r>
+    </w:p>
+    <w:p>
+      <w:pPr>
+        <w:pStyle w:val="NormalWeb"/>
+        <w:numPr>
+          <w:ilvl w:val="1"/>
+          <w:numId w:val="11"/>
+        </w:numPr>
+      </w:pPr>
+      <w:r>
+        <w:rPr>
+          <w:i/>
+          <w:iCs/>
+        </w:rPr>
+        <w:t>(etc. pour tes 24 simulations)</w:t>
+      </w:r>
+    </w:p>
+    <w:p>
+      <w:pPr>
+        <w:pStyle w:val="ListParagraph"/>
+        <w:numPr>
+          <w:ilvl w:val="0"/>
+          <w:numId w:val="9"/>
+        </w:numPr>
+      </w:pPr>
     </w:p>
     <w:sectPr>
       <w:pgSz w:w="11906" w:h="16838"/>
@@ -2058,6 +3214,155 @@
 <file path=word/numbering.xml><?xml version="1.0" encoding="utf-8"?>
 <w:numbering xmlns:wpc="http://schemas.microsoft.com/office/word/2010/wordprocessingCanvas" xmlns:cx="http://schemas.microsoft.com/office/drawing/2014/chartex" xmlns:cx1="http://schemas.microsoft.com/office/drawing/2015/9/8/chartex" xmlns:cx2="http://schemas.microsoft.com/office/drawing/2015/10/21/chartex" xmlns:cx3="http://schemas.microsoft.com/office/drawing/2016/5/9/chartex" xmlns:cx4="http://schemas.microsoft.com/office/drawing/2016/5/10/chartex" xmlns:cx5="http://schemas.microsoft.com/office/drawing/2016/5/11/chartex" xmlns:cx6="http://schemas.microsoft.com/office/drawing/2016/5/12/chartex" xmlns:cx7="http://schemas.microsoft.com/office/drawing/2016/5/13/chartex" xmlns:cx8="http://schemas.microsoft.com/office/drawing/2016/5/14/chartex" xmlns:mc="http://schemas.openxmlformats.org/markup-compatibility/2006" xmlns:aink="http://schemas.microsoft.com/office/drawing/2016/ink" xmlns:am3d="http://schemas.microsoft.com/office/drawing/2017/model3d" xmlns:o="urn:schemas-microsoft-com:office:office" xmlns:oel="http://schemas.microsoft.com/office/2019/extlst" xmlns:r="http://schemas.openxmlformats.org/officeDocument/2006/relationships" xmlns:m="http://schemas.openxmlformats.org/officeDocument/2006/math" xmlns:v="urn:schemas-microsoft-com:vml" xmlns:wp14="http://schemas.microsoft.com/office/word/2010/wordprocessingDrawing" xmlns:wp="http://schemas.openxmlformats.org/drawingml/2006/wordprocessingDrawing" xmlns:w10="urn:schemas-microsoft-com:office:word" xmlns:w="http://schemas.openxmlformats.org/wordprocessingml/2006/main" xmlns:w14="http://schemas.microsoft.com/office/word/2010/wordml" xmlns:w15="http://schemas.microsoft.com/office/word/2012/wordml" xmlns:w16cex="http://schemas.microsoft.com/office/word/2018/wordml/cex" xmlns:w16cid="http://schemas.microsoft.com/office/word/2016/wordml/cid" xmlns:w16="http://schemas.microsoft.com/office/word/2018/wordml" xmlns:w16du="http://schemas.microsoft.com/office/word/2023/wordml/word16du" xmlns:w16sdtdh="http://schemas.microsoft.com/office/word/2020/wordml/sdtdatahash" xmlns:w16sdtfl="http://schemas.microsoft.com/office/word/2024/wordml/sdtformatlock" xmlns:w16se="http://schemas.microsoft.com/office/word/2015/wordml/symex" xmlns:wpg="http://schemas.microsoft.com/office/word/2010/wordprocessingGroup" xmlns:wpi="http://schemas.microsoft.com/office/word/2010/wordprocessingInk" xmlns:wne="http://schemas.microsoft.com/office/word/2006/wordml" xmlns:wps="http://schemas.microsoft.com/office/word/2010/wordprocessingShape" mc:Ignorable="w14 w15 w16se w16cid w16 w16cex w16sdtdh w16sdtfl w16du wp14">
   <w:abstractNum w:abstractNumId="0" w15:restartNumberingAfterBreak="0">
+    <w:nsid w:val="0B9F0975"/>
+    <w:multiLevelType w:val="multilevel"/>
+    <w:tmpl w:val="042C6FC0"/>
+    <w:lvl w:ilvl="0">
+      <w:start w:val="1"/>
+      <w:numFmt w:val="bullet"/>
+      <w:lvlText w:val=""/>
+      <w:lvlJc w:val="left"/>
+      <w:pPr>
+        <w:tabs>
+          <w:tab w:val="num" w:pos="720"/>
+        </w:tabs>
+        <w:ind w:left="720" w:hanging="360"/>
+      </w:pPr>
+      <w:rPr>
+        <w:rFonts w:ascii="Symbol" w:hAnsi="Symbol" w:hint="default"/>
+        <w:sz w:val="20"/>
+      </w:rPr>
+    </w:lvl>
+    <w:lvl w:ilvl="1" w:tentative="1">
+      <w:start w:val="1"/>
+      <w:numFmt w:val="bullet"/>
+      <w:lvlText w:val="o"/>
+      <w:lvlJc w:val="left"/>
+      <w:pPr>
+        <w:tabs>
+          <w:tab w:val="num" w:pos="1440"/>
+        </w:tabs>
+        <w:ind w:left="1440" w:hanging="360"/>
+      </w:pPr>
+      <w:rPr>
+        <w:rFonts w:ascii="Courier New" w:hAnsi="Courier New" w:hint="default"/>
+        <w:sz w:val="20"/>
+      </w:rPr>
+    </w:lvl>
+    <w:lvl w:ilvl="2" w:tentative="1">
+      <w:start w:val="1"/>
+      <w:numFmt w:val="bullet"/>
+      <w:lvlText w:val=""/>
+      <w:lvlJc w:val="left"/>
+      <w:pPr>
+        <w:tabs>
+          <w:tab w:val="num" w:pos="2160"/>
+        </w:tabs>
+        <w:ind w:left="2160" w:hanging="360"/>
+      </w:pPr>
+      <w:rPr>
+        <w:rFonts w:ascii="Wingdings" w:hAnsi="Wingdings" w:hint="default"/>
+        <w:sz w:val="20"/>
+      </w:rPr>
+    </w:lvl>
+    <w:lvl w:ilvl="3" w:tentative="1">
+      <w:start w:val="1"/>
+      <w:numFmt w:val="bullet"/>
+      <w:lvlText w:val=""/>
+      <w:lvlJc w:val="left"/>
+      <w:pPr>
+        <w:tabs>
+          <w:tab w:val="num" w:pos="2880"/>
+        </w:tabs>
+        <w:ind w:left="2880" w:hanging="360"/>
+      </w:pPr>
+      <w:rPr>
+        <w:rFonts w:ascii="Wingdings" w:hAnsi="Wingdings" w:hint="default"/>
+        <w:sz w:val="20"/>
+      </w:rPr>
+    </w:lvl>
+    <w:lvl w:ilvl="4" w:tentative="1">
+      <w:start w:val="1"/>
+      <w:numFmt w:val="bullet"/>
+      <w:lvlText w:val=""/>
+      <w:lvlJc w:val="left"/>
+      <w:pPr>
+        <w:tabs>
+          <w:tab w:val="num" w:pos="3600"/>
+        </w:tabs>
+        <w:ind w:left="3600" w:hanging="360"/>
+      </w:pPr>
+      <w:rPr>
+        <w:rFonts w:ascii="Wingdings" w:hAnsi="Wingdings" w:hint="default"/>
+        <w:sz w:val="20"/>
+      </w:rPr>
+    </w:lvl>
+    <w:lvl w:ilvl="5" w:tentative="1">
+      <w:start w:val="1"/>
+      <w:numFmt w:val="bullet"/>
+      <w:lvlText w:val=""/>
+      <w:lvlJc w:val="left"/>
+      <w:pPr>
+        <w:tabs>
+          <w:tab w:val="num" w:pos="4320"/>
+        </w:tabs>
+        <w:ind w:left="4320" w:hanging="360"/>
+      </w:pPr>
+      <w:rPr>
+        <w:rFonts w:ascii="Wingdings" w:hAnsi="Wingdings" w:hint="default"/>
+        <w:sz w:val="20"/>
+      </w:rPr>
+    </w:lvl>
+    <w:lvl w:ilvl="6" w:tentative="1">
+      <w:start w:val="1"/>
+      <w:numFmt w:val="bullet"/>
+      <w:lvlText w:val=""/>
+      <w:lvlJc w:val="left"/>
+      <w:pPr>
+        <w:tabs>
+          <w:tab w:val="num" w:pos="5040"/>
+        </w:tabs>
+        <w:ind w:left="5040" w:hanging="360"/>
+      </w:pPr>
+      <w:rPr>
+        <w:rFonts w:ascii="Wingdings" w:hAnsi="Wingdings" w:hint="default"/>
+        <w:sz w:val="20"/>
+      </w:rPr>
+    </w:lvl>
+    <w:lvl w:ilvl="7" w:tentative="1">
+      <w:start w:val="1"/>
+      <w:numFmt w:val="bullet"/>
+      <w:lvlText w:val=""/>
+      <w:lvlJc w:val="left"/>
+      <w:pPr>
+        <w:tabs>
+          <w:tab w:val="num" w:pos="5760"/>
+        </w:tabs>
+        <w:ind w:left="5760" w:hanging="360"/>
+      </w:pPr>
+      <w:rPr>
+        <w:rFonts w:ascii="Wingdings" w:hAnsi="Wingdings" w:hint="default"/>
+        <w:sz w:val="20"/>
+      </w:rPr>
+    </w:lvl>
+    <w:lvl w:ilvl="8" w:tentative="1">
+      <w:start w:val="1"/>
+      <w:numFmt w:val="bullet"/>
+      <w:lvlText w:val=""/>
+      <w:lvlJc w:val="left"/>
+      <w:pPr>
+        <w:tabs>
+          <w:tab w:val="num" w:pos="6480"/>
+        </w:tabs>
+        <w:ind w:left="6480" w:hanging="360"/>
+      </w:pPr>
+      <w:rPr>
+        <w:rFonts w:ascii="Wingdings" w:hAnsi="Wingdings" w:hint="default"/>
+        <w:sz w:val="20"/>
+      </w:rPr>
+    </w:lvl>
+  </w:abstractNum>
+  <w:abstractNum w:abstractNumId="1" w15:restartNumberingAfterBreak="0">
     <w:nsid w:val="1540684C"/>
     <w:multiLevelType w:val="multilevel"/>
     <w:tmpl w:val="D4F2CCC6"/>
@@ -2206,7 +3511,305 @@
       </w:rPr>
     </w:lvl>
   </w:abstractNum>
-  <w:abstractNum w:abstractNumId="1" w15:restartNumberingAfterBreak="0">
+  <w:abstractNum w:abstractNumId="2" w15:restartNumberingAfterBreak="0">
+    <w:nsid w:val="1F245421"/>
+    <w:multiLevelType w:val="multilevel"/>
+    <w:tmpl w:val="91C4BAA4"/>
+    <w:lvl w:ilvl="0">
+      <w:start w:val="1"/>
+      <w:numFmt w:val="bullet"/>
+      <w:lvlText w:val=""/>
+      <w:lvlJc w:val="left"/>
+      <w:pPr>
+        <w:tabs>
+          <w:tab w:val="num" w:pos="720"/>
+        </w:tabs>
+        <w:ind w:left="720" w:hanging="360"/>
+      </w:pPr>
+      <w:rPr>
+        <w:rFonts w:ascii="Symbol" w:hAnsi="Symbol" w:hint="default"/>
+        <w:sz w:val="20"/>
+      </w:rPr>
+    </w:lvl>
+    <w:lvl w:ilvl="1" w:tentative="1">
+      <w:start w:val="1"/>
+      <w:numFmt w:val="bullet"/>
+      <w:lvlText w:val="o"/>
+      <w:lvlJc w:val="left"/>
+      <w:pPr>
+        <w:tabs>
+          <w:tab w:val="num" w:pos="1440"/>
+        </w:tabs>
+        <w:ind w:left="1440" w:hanging="360"/>
+      </w:pPr>
+      <w:rPr>
+        <w:rFonts w:ascii="Courier New" w:hAnsi="Courier New" w:hint="default"/>
+        <w:sz w:val="20"/>
+      </w:rPr>
+    </w:lvl>
+    <w:lvl w:ilvl="2" w:tentative="1">
+      <w:start w:val="1"/>
+      <w:numFmt w:val="bullet"/>
+      <w:lvlText w:val=""/>
+      <w:lvlJc w:val="left"/>
+      <w:pPr>
+        <w:tabs>
+          <w:tab w:val="num" w:pos="2160"/>
+        </w:tabs>
+        <w:ind w:left="2160" w:hanging="360"/>
+      </w:pPr>
+      <w:rPr>
+        <w:rFonts w:ascii="Wingdings" w:hAnsi="Wingdings" w:hint="default"/>
+        <w:sz w:val="20"/>
+      </w:rPr>
+    </w:lvl>
+    <w:lvl w:ilvl="3" w:tentative="1">
+      <w:start w:val="1"/>
+      <w:numFmt w:val="bullet"/>
+      <w:lvlText w:val=""/>
+      <w:lvlJc w:val="left"/>
+      <w:pPr>
+        <w:tabs>
+          <w:tab w:val="num" w:pos="2880"/>
+        </w:tabs>
+        <w:ind w:left="2880" w:hanging="360"/>
+      </w:pPr>
+      <w:rPr>
+        <w:rFonts w:ascii="Wingdings" w:hAnsi="Wingdings" w:hint="default"/>
+        <w:sz w:val="20"/>
+      </w:rPr>
+    </w:lvl>
+    <w:lvl w:ilvl="4" w:tentative="1">
+      <w:start w:val="1"/>
+      <w:numFmt w:val="bullet"/>
+      <w:lvlText w:val=""/>
+      <w:lvlJc w:val="left"/>
+      <w:pPr>
+        <w:tabs>
+          <w:tab w:val="num" w:pos="3600"/>
+        </w:tabs>
+        <w:ind w:left="3600" w:hanging="360"/>
+      </w:pPr>
+      <w:rPr>
+        <w:rFonts w:ascii="Wingdings" w:hAnsi="Wingdings" w:hint="default"/>
+        <w:sz w:val="20"/>
+      </w:rPr>
+    </w:lvl>
+    <w:lvl w:ilvl="5" w:tentative="1">
+      <w:start w:val="1"/>
+      <w:numFmt w:val="bullet"/>
+      <w:lvlText w:val=""/>
+      <w:lvlJc w:val="left"/>
+      <w:pPr>
+        <w:tabs>
+          <w:tab w:val="num" w:pos="4320"/>
+        </w:tabs>
+        <w:ind w:left="4320" w:hanging="360"/>
+      </w:pPr>
+      <w:rPr>
+        <w:rFonts w:ascii="Wingdings" w:hAnsi="Wingdings" w:hint="default"/>
+        <w:sz w:val="20"/>
+      </w:rPr>
+    </w:lvl>
+    <w:lvl w:ilvl="6" w:tentative="1">
+      <w:start w:val="1"/>
+      <w:numFmt w:val="bullet"/>
+      <w:lvlText w:val=""/>
+      <w:lvlJc w:val="left"/>
+      <w:pPr>
+        <w:tabs>
+          <w:tab w:val="num" w:pos="5040"/>
+        </w:tabs>
+        <w:ind w:left="5040" w:hanging="360"/>
+      </w:pPr>
+      <w:rPr>
+        <w:rFonts w:ascii="Wingdings" w:hAnsi="Wingdings" w:hint="default"/>
+        <w:sz w:val="20"/>
+      </w:rPr>
+    </w:lvl>
+    <w:lvl w:ilvl="7" w:tentative="1">
+      <w:start w:val="1"/>
+      <w:numFmt w:val="bullet"/>
+      <w:lvlText w:val=""/>
+      <w:lvlJc w:val="left"/>
+      <w:pPr>
+        <w:tabs>
+          <w:tab w:val="num" w:pos="5760"/>
+        </w:tabs>
+        <w:ind w:left="5760" w:hanging="360"/>
+      </w:pPr>
+      <w:rPr>
+        <w:rFonts w:ascii="Wingdings" w:hAnsi="Wingdings" w:hint="default"/>
+        <w:sz w:val="20"/>
+      </w:rPr>
+    </w:lvl>
+    <w:lvl w:ilvl="8" w:tentative="1">
+      <w:start w:val="1"/>
+      <w:numFmt w:val="bullet"/>
+      <w:lvlText w:val=""/>
+      <w:lvlJc w:val="left"/>
+      <w:pPr>
+        <w:tabs>
+          <w:tab w:val="num" w:pos="6480"/>
+        </w:tabs>
+        <w:ind w:left="6480" w:hanging="360"/>
+      </w:pPr>
+      <w:rPr>
+        <w:rFonts w:ascii="Wingdings" w:hAnsi="Wingdings" w:hint="default"/>
+        <w:sz w:val="20"/>
+      </w:rPr>
+    </w:lvl>
+  </w:abstractNum>
+  <w:abstractNum w:abstractNumId="3" w15:restartNumberingAfterBreak="0">
+    <w:nsid w:val="241A21D5"/>
+    <w:multiLevelType w:val="multilevel"/>
+    <w:tmpl w:val="4A228AB4"/>
+    <w:lvl w:ilvl="0">
+      <w:start w:val="1"/>
+      <w:numFmt w:val="bullet"/>
+      <w:lvlText w:val=""/>
+      <w:lvlJc w:val="left"/>
+      <w:pPr>
+        <w:tabs>
+          <w:tab w:val="num" w:pos="720"/>
+        </w:tabs>
+        <w:ind w:left="720" w:hanging="360"/>
+      </w:pPr>
+      <w:rPr>
+        <w:rFonts w:ascii="Symbol" w:hAnsi="Symbol" w:hint="default"/>
+        <w:sz w:val="20"/>
+      </w:rPr>
+    </w:lvl>
+    <w:lvl w:ilvl="1" w:tentative="1">
+      <w:start w:val="1"/>
+      <w:numFmt w:val="bullet"/>
+      <w:lvlText w:val="o"/>
+      <w:lvlJc w:val="left"/>
+      <w:pPr>
+        <w:tabs>
+          <w:tab w:val="num" w:pos="1440"/>
+        </w:tabs>
+        <w:ind w:left="1440" w:hanging="360"/>
+      </w:pPr>
+      <w:rPr>
+        <w:rFonts w:ascii="Courier New" w:hAnsi="Courier New" w:hint="default"/>
+        <w:sz w:val="20"/>
+      </w:rPr>
+    </w:lvl>
+    <w:lvl w:ilvl="2" w:tentative="1">
+      <w:start w:val="1"/>
+      <w:numFmt w:val="bullet"/>
+      <w:lvlText w:val=""/>
+      <w:lvlJc w:val="left"/>
+      <w:pPr>
+        <w:tabs>
+          <w:tab w:val="num" w:pos="2160"/>
+        </w:tabs>
+        <w:ind w:left="2160" w:hanging="360"/>
+      </w:pPr>
+      <w:rPr>
+        <w:rFonts w:ascii="Wingdings" w:hAnsi="Wingdings" w:hint="default"/>
+        <w:sz w:val="20"/>
+      </w:rPr>
+    </w:lvl>
+    <w:lvl w:ilvl="3" w:tentative="1">
+      <w:start w:val="1"/>
+      <w:numFmt w:val="bullet"/>
+      <w:lvlText w:val=""/>
+      <w:lvlJc w:val="left"/>
+      <w:pPr>
+        <w:tabs>
+          <w:tab w:val="num" w:pos="2880"/>
+        </w:tabs>
+        <w:ind w:left="2880" w:hanging="360"/>
+      </w:pPr>
+      <w:rPr>
+        <w:rFonts w:ascii="Wingdings" w:hAnsi="Wingdings" w:hint="default"/>
+        <w:sz w:val="20"/>
+      </w:rPr>
+    </w:lvl>
+    <w:lvl w:ilvl="4" w:tentative="1">
+      <w:start w:val="1"/>
+      <w:numFmt w:val="bullet"/>
+      <w:lvlText w:val=""/>
+      <w:lvlJc w:val="left"/>
+      <w:pPr>
+        <w:tabs>
+          <w:tab w:val="num" w:pos="3600"/>
+        </w:tabs>
+        <w:ind w:left="3600" w:hanging="360"/>
+      </w:pPr>
+      <w:rPr>
+        <w:rFonts w:ascii="Wingdings" w:hAnsi="Wingdings" w:hint="default"/>
+        <w:sz w:val="20"/>
+      </w:rPr>
+    </w:lvl>
+    <w:lvl w:ilvl="5" w:tentative="1">
+      <w:start w:val="1"/>
+      <w:numFmt w:val="bullet"/>
+      <w:lvlText w:val=""/>
+      <w:lvlJc w:val="left"/>
+      <w:pPr>
+        <w:tabs>
+          <w:tab w:val="num" w:pos="4320"/>
+        </w:tabs>
+        <w:ind w:left="4320" w:hanging="360"/>
+      </w:pPr>
+      <w:rPr>
+        <w:rFonts w:ascii="Wingdings" w:hAnsi="Wingdings" w:hint="default"/>
+        <w:sz w:val="20"/>
+      </w:rPr>
+    </w:lvl>
+    <w:lvl w:ilvl="6" w:tentative="1">
+      <w:start w:val="1"/>
+      <w:numFmt w:val="bullet"/>
+      <w:lvlText w:val=""/>
+      <w:lvlJc w:val="left"/>
+      <w:pPr>
+        <w:tabs>
+          <w:tab w:val="num" w:pos="5040"/>
+        </w:tabs>
+        <w:ind w:left="5040" w:hanging="360"/>
+      </w:pPr>
+      <w:rPr>
+        <w:rFonts w:ascii="Wingdings" w:hAnsi="Wingdings" w:hint="default"/>
+        <w:sz w:val="20"/>
+      </w:rPr>
+    </w:lvl>
+    <w:lvl w:ilvl="7" w:tentative="1">
+      <w:start w:val="1"/>
+      <w:numFmt w:val="bullet"/>
+      <w:lvlText w:val=""/>
+      <w:lvlJc w:val="left"/>
+      <w:pPr>
+        <w:tabs>
+          <w:tab w:val="num" w:pos="5760"/>
+        </w:tabs>
+        <w:ind w:left="5760" w:hanging="360"/>
+      </w:pPr>
+      <w:rPr>
+        <w:rFonts w:ascii="Wingdings" w:hAnsi="Wingdings" w:hint="default"/>
+        <w:sz w:val="20"/>
+      </w:rPr>
+    </w:lvl>
+    <w:lvl w:ilvl="8" w:tentative="1">
+      <w:start w:val="1"/>
+      <w:numFmt w:val="bullet"/>
+      <w:lvlText w:val=""/>
+      <w:lvlJc w:val="left"/>
+      <w:pPr>
+        <w:tabs>
+          <w:tab w:val="num" w:pos="6480"/>
+        </w:tabs>
+        <w:ind w:left="6480" w:hanging="360"/>
+      </w:pPr>
+      <w:rPr>
+        <w:rFonts w:ascii="Wingdings" w:hAnsi="Wingdings" w:hint="default"/>
+        <w:sz w:val="20"/>
+      </w:rPr>
+    </w:lvl>
+  </w:abstractNum>
+  <w:abstractNum w:abstractNumId="4" w15:restartNumberingAfterBreak="0">
     <w:nsid w:val="31EB3B18"/>
     <w:multiLevelType w:val="multilevel"/>
     <w:tmpl w:val="A95E1DE6"/>
@@ -2319,7 +3922,418 @@
       </w:pPr>
     </w:lvl>
   </w:abstractNum>
-  <w:abstractNum w:abstractNumId="2" w15:restartNumberingAfterBreak="0">
+  <w:abstractNum w:abstractNumId="5" w15:restartNumberingAfterBreak="0">
+    <w:nsid w:val="366C0187"/>
+    <w:multiLevelType w:val="multilevel"/>
+    <w:tmpl w:val="6AA81582"/>
+    <w:lvl w:ilvl="0">
+      <w:start w:val="1"/>
+      <w:numFmt w:val="bullet"/>
+      <w:lvlText w:val=""/>
+      <w:lvlJc w:val="left"/>
+      <w:pPr>
+        <w:tabs>
+          <w:tab w:val="num" w:pos="720"/>
+        </w:tabs>
+        <w:ind w:left="720" w:hanging="360"/>
+      </w:pPr>
+      <w:rPr>
+        <w:rFonts w:ascii="Symbol" w:hAnsi="Symbol" w:hint="default"/>
+        <w:sz w:val="20"/>
+      </w:rPr>
+    </w:lvl>
+    <w:lvl w:ilvl="1">
+      <w:start w:val="1"/>
+      <w:numFmt w:val="bullet"/>
+      <w:lvlText w:val="o"/>
+      <w:lvlJc w:val="left"/>
+      <w:pPr>
+        <w:tabs>
+          <w:tab w:val="num" w:pos="1440"/>
+        </w:tabs>
+        <w:ind w:left="1440" w:hanging="360"/>
+      </w:pPr>
+      <w:rPr>
+        <w:rFonts w:ascii="Courier New" w:hAnsi="Courier New" w:hint="default"/>
+        <w:sz w:val="20"/>
+      </w:rPr>
+    </w:lvl>
+    <w:lvl w:ilvl="2">
+      <w:start w:val="1"/>
+      <w:numFmt w:val="bullet"/>
+      <w:lvlText w:val=""/>
+      <w:lvlJc w:val="left"/>
+      <w:pPr>
+        <w:tabs>
+          <w:tab w:val="num" w:pos="2160"/>
+        </w:tabs>
+        <w:ind w:left="2160" w:hanging="360"/>
+      </w:pPr>
+      <w:rPr>
+        <w:rFonts w:ascii="Wingdings" w:hAnsi="Wingdings" w:hint="default"/>
+        <w:sz w:val="20"/>
+      </w:rPr>
+    </w:lvl>
+    <w:lvl w:ilvl="3" w:tentative="1">
+      <w:start w:val="1"/>
+      <w:numFmt w:val="bullet"/>
+      <w:lvlText w:val=""/>
+      <w:lvlJc w:val="left"/>
+      <w:pPr>
+        <w:tabs>
+          <w:tab w:val="num" w:pos="2880"/>
+        </w:tabs>
+        <w:ind w:left="2880" w:hanging="360"/>
+      </w:pPr>
+      <w:rPr>
+        <w:rFonts w:ascii="Wingdings" w:hAnsi="Wingdings" w:hint="default"/>
+        <w:sz w:val="20"/>
+      </w:rPr>
+    </w:lvl>
+    <w:lvl w:ilvl="4" w:tentative="1">
+      <w:start w:val="1"/>
+      <w:numFmt w:val="bullet"/>
+      <w:lvlText w:val=""/>
+      <w:lvlJc w:val="left"/>
+      <w:pPr>
+        <w:tabs>
+          <w:tab w:val="num" w:pos="3600"/>
+        </w:tabs>
+        <w:ind w:left="3600" w:hanging="360"/>
+      </w:pPr>
+      <w:rPr>
+        <w:rFonts w:ascii="Wingdings" w:hAnsi="Wingdings" w:hint="default"/>
+        <w:sz w:val="20"/>
+      </w:rPr>
+    </w:lvl>
+    <w:lvl w:ilvl="5" w:tentative="1">
+      <w:start w:val="1"/>
+      <w:numFmt w:val="bullet"/>
+      <w:lvlText w:val=""/>
+      <w:lvlJc w:val="left"/>
+      <w:pPr>
+        <w:tabs>
+          <w:tab w:val="num" w:pos="4320"/>
+        </w:tabs>
+        <w:ind w:left="4320" w:hanging="360"/>
+      </w:pPr>
+      <w:rPr>
+        <w:rFonts w:ascii="Wingdings" w:hAnsi="Wingdings" w:hint="default"/>
+        <w:sz w:val="20"/>
+      </w:rPr>
+    </w:lvl>
+    <w:lvl w:ilvl="6" w:tentative="1">
+      <w:start w:val="1"/>
+      <w:numFmt w:val="bullet"/>
+      <w:lvlText w:val=""/>
+      <w:lvlJc w:val="left"/>
+      <w:pPr>
+        <w:tabs>
+          <w:tab w:val="num" w:pos="5040"/>
+        </w:tabs>
+        <w:ind w:left="5040" w:hanging="360"/>
+      </w:pPr>
+      <w:rPr>
+        <w:rFonts w:ascii="Wingdings" w:hAnsi="Wingdings" w:hint="default"/>
+        <w:sz w:val="20"/>
+      </w:rPr>
+    </w:lvl>
+    <w:lvl w:ilvl="7" w:tentative="1">
+      <w:start w:val="1"/>
+      <w:numFmt w:val="bullet"/>
+      <w:lvlText w:val=""/>
+      <w:lvlJc w:val="left"/>
+      <w:pPr>
+        <w:tabs>
+          <w:tab w:val="num" w:pos="5760"/>
+        </w:tabs>
+        <w:ind w:left="5760" w:hanging="360"/>
+      </w:pPr>
+      <w:rPr>
+        <w:rFonts w:ascii="Wingdings" w:hAnsi="Wingdings" w:hint="default"/>
+        <w:sz w:val="20"/>
+      </w:rPr>
+    </w:lvl>
+    <w:lvl w:ilvl="8" w:tentative="1">
+      <w:start w:val="1"/>
+      <w:numFmt w:val="bullet"/>
+      <w:lvlText w:val=""/>
+      <w:lvlJc w:val="left"/>
+      <w:pPr>
+        <w:tabs>
+          <w:tab w:val="num" w:pos="6480"/>
+        </w:tabs>
+        <w:ind w:left="6480" w:hanging="360"/>
+      </w:pPr>
+      <w:rPr>
+        <w:rFonts w:ascii="Wingdings" w:hAnsi="Wingdings" w:hint="default"/>
+        <w:sz w:val="20"/>
+      </w:rPr>
+    </w:lvl>
+  </w:abstractNum>
+  <w:abstractNum w:abstractNumId="6" w15:restartNumberingAfterBreak="0">
+    <w:nsid w:val="432B10A8"/>
+    <w:multiLevelType w:val="hybridMultilevel"/>
+    <w:tmpl w:val="651C77FE"/>
+    <w:lvl w:ilvl="0" w:tplc="08090001">
+      <w:start w:val="1"/>
+      <w:numFmt w:val="bullet"/>
+      <w:lvlText w:val=""/>
+      <w:lvlJc w:val="left"/>
+      <w:pPr>
+        <w:ind w:left="720" w:hanging="360"/>
+      </w:pPr>
+      <w:rPr>
+        <w:rFonts w:ascii="Symbol" w:hAnsi="Symbol" w:hint="default"/>
+      </w:rPr>
+    </w:lvl>
+    <w:lvl w:ilvl="1" w:tplc="08090003" w:tentative="1">
+      <w:start w:val="1"/>
+      <w:numFmt w:val="bullet"/>
+      <w:lvlText w:val="o"/>
+      <w:lvlJc w:val="left"/>
+      <w:pPr>
+        <w:ind w:left="1440" w:hanging="360"/>
+      </w:pPr>
+      <w:rPr>
+        <w:rFonts w:ascii="Courier New" w:hAnsi="Courier New" w:cs="Courier New" w:hint="default"/>
+      </w:rPr>
+    </w:lvl>
+    <w:lvl w:ilvl="2" w:tplc="08090005" w:tentative="1">
+      <w:start w:val="1"/>
+      <w:numFmt w:val="bullet"/>
+      <w:lvlText w:val=""/>
+      <w:lvlJc w:val="left"/>
+      <w:pPr>
+        <w:ind w:left="2160" w:hanging="360"/>
+      </w:pPr>
+      <w:rPr>
+        <w:rFonts w:ascii="Wingdings" w:hAnsi="Wingdings" w:hint="default"/>
+      </w:rPr>
+    </w:lvl>
+    <w:lvl w:ilvl="3" w:tplc="08090001" w:tentative="1">
+      <w:start w:val="1"/>
+      <w:numFmt w:val="bullet"/>
+      <w:lvlText w:val=""/>
+      <w:lvlJc w:val="left"/>
+      <w:pPr>
+        <w:ind w:left="2880" w:hanging="360"/>
+      </w:pPr>
+      <w:rPr>
+        <w:rFonts w:ascii="Symbol" w:hAnsi="Symbol" w:hint="default"/>
+      </w:rPr>
+    </w:lvl>
+    <w:lvl w:ilvl="4" w:tplc="08090003" w:tentative="1">
+      <w:start w:val="1"/>
+      <w:numFmt w:val="bullet"/>
+      <w:lvlText w:val="o"/>
+      <w:lvlJc w:val="left"/>
+      <w:pPr>
+        <w:ind w:left="3600" w:hanging="360"/>
+      </w:pPr>
+      <w:rPr>
+        <w:rFonts w:ascii="Courier New" w:hAnsi="Courier New" w:cs="Courier New" w:hint="default"/>
+      </w:rPr>
+    </w:lvl>
+    <w:lvl w:ilvl="5" w:tplc="08090005" w:tentative="1">
+      <w:start w:val="1"/>
+      <w:numFmt w:val="bullet"/>
+      <w:lvlText w:val=""/>
+      <w:lvlJc w:val="left"/>
+      <w:pPr>
+        <w:ind w:left="4320" w:hanging="360"/>
+      </w:pPr>
+      <w:rPr>
+        <w:rFonts w:ascii="Wingdings" w:hAnsi="Wingdings" w:hint="default"/>
+      </w:rPr>
+    </w:lvl>
+    <w:lvl w:ilvl="6" w:tplc="08090001" w:tentative="1">
+      <w:start w:val="1"/>
+      <w:numFmt w:val="bullet"/>
+      <w:lvlText w:val=""/>
+      <w:lvlJc w:val="left"/>
+      <w:pPr>
+        <w:ind w:left="5040" w:hanging="360"/>
+      </w:pPr>
+      <w:rPr>
+        <w:rFonts w:ascii="Symbol" w:hAnsi="Symbol" w:hint="default"/>
+      </w:rPr>
+    </w:lvl>
+    <w:lvl w:ilvl="7" w:tplc="08090003" w:tentative="1">
+      <w:start w:val="1"/>
+      <w:numFmt w:val="bullet"/>
+      <w:lvlText w:val="o"/>
+      <w:lvlJc w:val="left"/>
+      <w:pPr>
+        <w:ind w:left="5760" w:hanging="360"/>
+      </w:pPr>
+      <w:rPr>
+        <w:rFonts w:ascii="Courier New" w:hAnsi="Courier New" w:cs="Courier New" w:hint="default"/>
+      </w:rPr>
+    </w:lvl>
+    <w:lvl w:ilvl="8" w:tplc="08090005" w:tentative="1">
+      <w:start w:val="1"/>
+      <w:numFmt w:val="bullet"/>
+      <w:lvlText w:val=""/>
+      <w:lvlJc w:val="left"/>
+      <w:pPr>
+        <w:ind w:left="6480" w:hanging="360"/>
+      </w:pPr>
+      <w:rPr>
+        <w:rFonts w:ascii="Wingdings" w:hAnsi="Wingdings" w:hint="default"/>
+      </w:rPr>
+    </w:lvl>
+  </w:abstractNum>
+  <w:abstractNum w:abstractNumId="7" w15:restartNumberingAfterBreak="0">
+    <w:nsid w:val="45330103"/>
+    <w:multiLevelType w:val="multilevel"/>
+    <w:tmpl w:val="F3C8BF44"/>
+    <w:lvl w:ilvl="0">
+      <w:start w:val="1"/>
+      <w:numFmt w:val="bullet"/>
+      <w:lvlText w:val=""/>
+      <w:lvlJc w:val="left"/>
+      <w:pPr>
+        <w:tabs>
+          <w:tab w:val="num" w:pos="720"/>
+        </w:tabs>
+        <w:ind w:left="720" w:hanging="360"/>
+      </w:pPr>
+      <w:rPr>
+        <w:rFonts w:ascii="Symbol" w:hAnsi="Symbol" w:hint="default"/>
+        <w:sz w:val="20"/>
+      </w:rPr>
+    </w:lvl>
+    <w:lvl w:ilvl="1" w:tentative="1">
+      <w:start w:val="1"/>
+      <w:numFmt w:val="bullet"/>
+      <w:lvlText w:val="o"/>
+      <w:lvlJc w:val="left"/>
+      <w:pPr>
+        <w:tabs>
+          <w:tab w:val="num" w:pos="1440"/>
+        </w:tabs>
+        <w:ind w:left="1440" w:hanging="360"/>
+      </w:pPr>
+      <w:rPr>
+        <w:rFonts w:ascii="Courier New" w:hAnsi="Courier New" w:hint="default"/>
+        <w:sz w:val="20"/>
+      </w:rPr>
+    </w:lvl>
+    <w:lvl w:ilvl="2" w:tentative="1">
+      <w:start w:val="1"/>
+      <w:numFmt w:val="bullet"/>
+      <w:lvlText w:val=""/>
+      <w:lvlJc w:val="left"/>
+      <w:pPr>
+        <w:tabs>
+          <w:tab w:val="num" w:pos="2160"/>
+        </w:tabs>
+        <w:ind w:left="2160" w:hanging="360"/>
+      </w:pPr>
+      <w:rPr>
+        <w:rFonts w:ascii="Wingdings" w:hAnsi="Wingdings" w:hint="default"/>
+        <w:sz w:val="20"/>
+      </w:rPr>
+    </w:lvl>
+    <w:lvl w:ilvl="3" w:tentative="1">
+      <w:start w:val="1"/>
+      <w:numFmt w:val="bullet"/>
+      <w:lvlText w:val=""/>
+      <w:lvlJc w:val="left"/>
+      <w:pPr>
+        <w:tabs>
+          <w:tab w:val="num" w:pos="2880"/>
+        </w:tabs>
+        <w:ind w:left="2880" w:hanging="360"/>
+      </w:pPr>
+      <w:rPr>
+        <w:rFonts w:ascii="Wingdings" w:hAnsi="Wingdings" w:hint="default"/>
+        <w:sz w:val="20"/>
+      </w:rPr>
+    </w:lvl>
+    <w:lvl w:ilvl="4" w:tentative="1">
+      <w:start w:val="1"/>
+      <w:numFmt w:val="bullet"/>
+      <w:lvlText w:val=""/>
+      <w:lvlJc w:val="left"/>
+      <w:pPr>
+        <w:tabs>
+          <w:tab w:val="num" w:pos="3600"/>
+        </w:tabs>
+        <w:ind w:left="3600" w:hanging="360"/>
+      </w:pPr>
+      <w:rPr>
+        <w:rFonts w:ascii="Wingdings" w:hAnsi="Wingdings" w:hint="default"/>
+        <w:sz w:val="20"/>
+      </w:rPr>
+    </w:lvl>
+    <w:lvl w:ilvl="5" w:tentative="1">
+      <w:start w:val="1"/>
+      <w:numFmt w:val="bullet"/>
+      <w:lvlText w:val=""/>
+      <w:lvlJc w:val="left"/>
+      <w:pPr>
+        <w:tabs>
+          <w:tab w:val="num" w:pos="4320"/>
+        </w:tabs>
+        <w:ind w:left="4320" w:hanging="360"/>
+      </w:pPr>
+      <w:rPr>
+        <w:rFonts w:ascii="Wingdings" w:hAnsi="Wingdings" w:hint="default"/>
+        <w:sz w:val="20"/>
+      </w:rPr>
+    </w:lvl>
+    <w:lvl w:ilvl="6" w:tentative="1">
+      <w:start w:val="1"/>
+      <w:numFmt w:val="bullet"/>
+      <w:lvlText w:val=""/>
+      <w:lvlJc w:val="left"/>
+      <w:pPr>
+        <w:tabs>
+          <w:tab w:val="num" w:pos="5040"/>
+        </w:tabs>
+        <w:ind w:left="5040" w:hanging="360"/>
+      </w:pPr>
+      <w:rPr>
+        <w:rFonts w:ascii="Wingdings" w:hAnsi="Wingdings" w:hint="default"/>
+        <w:sz w:val="20"/>
+      </w:rPr>
+    </w:lvl>
+    <w:lvl w:ilvl="7" w:tentative="1">
+      <w:start w:val="1"/>
+      <w:numFmt w:val="bullet"/>
+      <w:lvlText w:val=""/>
+      <w:lvlJc w:val="left"/>
+      <w:pPr>
+        <w:tabs>
+          <w:tab w:val="num" w:pos="5760"/>
+        </w:tabs>
+        <w:ind w:left="5760" w:hanging="360"/>
+      </w:pPr>
+      <w:rPr>
+        <w:rFonts w:ascii="Wingdings" w:hAnsi="Wingdings" w:hint="default"/>
+        <w:sz w:val="20"/>
+      </w:rPr>
+    </w:lvl>
+    <w:lvl w:ilvl="8" w:tentative="1">
+      <w:start w:val="1"/>
+      <w:numFmt w:val="bullet"/>
+      <w:lvlText w:val=""/>
+      <w:lvlJc w:val="left"/>
+      <w:pPr>
+        <w:tabs>
+          <w:tab w:val="num" w:pos="6480"/>
+        </w:tabs>
+        <w:ind w:left="6480" w:hanging="360"/>
+      </w:pPr>
+      <w:rPr>
+        <w:rFonts w:ascii="Wingdings" w:hAnsi="Wingdings" w:hint="default"/>
+        <w:sz w:val="20"/>
+      </w:rPr>
+    </w:lvl>
+  </w:abstractNum>
+  <w:abstractNum w:abstractNumId="8" w15:restartNumberingAfterBreak="0">
     <w:nsid w:val="46946042"/>
     <w:multiLevelType w:val="hybridMultilevel"/>
     <w:tmpl w:val="23CA8804"/>
@@ -2432,7 +4446,7 @@
       </w:rPr>
     </w:lvl>
   </w:abstractNum>
-  <w:abstractNum w:abstractNumId="3" w15:restartNumberingAfterBreak="0">
+  <w:abstractNum w:abstractNumId="9" w15:restartNumberingAfterBreak="0">
     <w:nsid w:val="492603D0"/>
     <w:multiLevelType w:val="multilevel"/>
     <w:tmpl w:val="F45E4296"/>
@@ -2581,17 +4595,187 @@
       </w:rPr>
     </w:lvl>
   </w:abstractNum>
+  <w:abstractNum w:abstractNumId="10" w15:restartNumberingAfterBreak="0">
+    <w:nsid w:val="4E9D2739"/>
+    <w:multiLevelType w:val="multilevel"/>
+    <w:tmpl w:val="F23807C6"/>
+    <w:lvl w:ilvl="0">
+      <w:start w:val="1"/>
+      <w:numFmt w:val="bullet"/>
+      <w:lvlText w:val=""/>
+      <w:lvlJc w:val="left"/>
+      <w:pPr>
+        <w:tabs>
+          <w:tab w:val="num" w:pos="720"/>
+        </w:tabs>
+        <w:ind w:left="720" w:hanging="360"/>
+      </w:pPr>
+      <w:rPr>
+        <w:rFonts w:ascii="Symbol" w:hAnsi="Symbol" w:hint="default"/>
+        <w:sz w:val="20"/>
+      </w:rPr>
+    </w:lvl>
+    <w:lvl w:ilvl="1" w:tentative="1">
+      <w:start w:val="1"/>
+      <w:numFmt w:val="bullet"/>
+      <w:lvlText w:val="o"/>
+      <w:lvlJc w:val="left"/>
+      <w:pPr>
+        <w:tabs>
+          <w:tab w:val="num" w:pos="1440"/>
+        </w:tabs>
+        <w:ind w:left="1440" w:hanging="360"/>
+      </w:pPr>
+      <w:rPr>
+        <w:rFonts w:ascii="Courier New" w:hAnsi="Courier New" w:hint="default"/>
+        <w:sz w:val="20"/>
+      </w:rPr>
+    </w:lvl>
+    <w:lvl w:ilvl="2" w:tentative="1">
+      <w:start w:val="1"/>
+      <w:numFmt w:val="bullet"/>
+      <w:lvlText w:val=""/>
+      <w:lvlJc w:val="left"/>
+      <w:pPr>
+        <w:tabs>
+          <w:tab w:val="num" w:pos="2160"/>
+        </w:tabs>
+        <w:ind w:left="2160" w:hanging="360"/>
+      </w:pPr>
+      <w:rPr>
+        <w:rFonts w:ascii="Wingdings" w:hAnsi="Wingdings" w:hint="default"/>
+        <w:sz w:val="20"/>
+      </w:rPr>
+    </w:lvl>
+    <w:lvl w:ilvl="3" w:tentative="1">
+      <w:start w:val="1"/>
+      <w:numFmt w:val="bullet"/>
+      <w:lvlText w:val=""/>
+      <w:lvlJc w:val="left"/>
+      <w:pPr>
+        <w:tabs>
+          <w:tab w:val="num" w:pos="2880"/>
+        </w:tabs>
+        <w:ind w:left="2880" w:hanging="360"/>
+      </w:pPr>
+      <w:rPr>
+        <w:rFonts w:ascii="Wingdings" w:hAnsi="Wingdings" w:hint="default"/>
+        <w:sz w:val="20"/>
+      </w:rPr>
+    </w:lvl>
+    <w:lvl w:ilvl="4" w:tentative="1">
+      <w:start w:val="1"/>
+      <w:numFmt w:val="bullet"/>
+      <w:lvlText w:val=""/>
+      <w:lvlJc w:val="left"/>
+      <w:pPr>
+        <w:tabs>
+          <w:tab w:val="num" w:pos="3600"/>
+        </w:tabs>
+        <w:ind w:left="3600" w:hanging="360"/>
+      </w:pPr>
+      <w:rPr>
+        <w:rFonts w:ascii="Wingdings" w:hAnsi="Wingdings" w:hint="default"/>
+        <w:sz w:val="20"/>
+      </w:rPr>
+    </w:lvl>
+    <w:lvl w:ilvl="5" w:tentative="1">
+      <w:start w:val="1"/>
+      <w:numFmt w:val="bullet"/>
+      <w:lvlText w:val=""/>
+      <w:lvlJc w:val="left"/>
+      <w:pPr>
+        <w:tabs>
+          <w:tab w:val="num" w:pos="4320"/>
+        </w:tabs>
+        <w:ind w:left="4320" w:hanging="360"/>
+      </w:pPr>
+      <w:rPr>
+        <w:rFonts w:ascii="Wingdings" w:hAnsi="Wingdings" w:hint="default"/>
+        <w:sz w:val="20"/>
+      </w:rPr>
+    </w:lvl>
+    <w:lvl w:ilvl="6" w:tentative="1">
+      <w:start w:val="1"/>
+      <w:numFmt w:val="bullet"/>
+      <w:lvlText w:val=""/>
+      <w:lvlJc w:val="left"/>
+      <w:pPr>
+        <w:tabs>
+          <w:tab w:val="num" w:pos="5040"/>
+        </w:tabs>
+        <w:ind w:left="5040" w:hanging="360"/>
+      </w:pPr>
+      <w:rPr>
+        <w:rFonts w:ascii="Wingdings" w:hAnsi="Wingdings" w:hint="default"/>
+        <w:sz w:val="20"/>
+      </w:rPr>
+    </w:lvl>
+    <w:lvl w:ilvl="7" w:tentative="1">
+      <w:start w:val="1"/>
+      <w:numFmt w:val="bullet"/>
+      <w:lvlText w:val=""/>
+      <w:lvlJc w:val="left"/>
+      <w:pPr>
+        <w:tabs>
+          <w:tab w:val="num" w:pos="5760"/>
+        </w:tabs>
+        <w:ind w:left="5760" w:hanging="360"/>
+      </w:pPr>
+      <w:rPr>
+        <w:rFonts w:ascii="Wingdings" w:hAnsi="Wingdings" w:hint="default"/>
+        <w:sz w:val="20"/>
+      </w:rPr>
+    </w:lvl>
+    <w:lvl w:ilvl="8" w:tentative="1">
+      <w:start w:val="1"/>
+      <w:numFmt w:val="bullet"/>
+      <w:lvlText w:val=""/>
+      <w:lvlJc w:val="left"/>
+      <w:pPr>
+        <w:tabs>
+          <w:tab w:val="num" w:pos="6480"/>
+        </w:tabs>
+        <w:ind w:left="6480" w:hanging="360"/>
+      </w:pPr>
+      <w:rPr>
+        <w:rFonts w:ascii="Wingdings" w:hAnsi="Wingdings" w:hint="default"/>
+        <w:sz w:val="20"/>
+      </w:rPr>
+    </w:lvl>
+  </w:abstractNum>
   <w:num w:numId="1" w16cid:durableId="1118452716">
+    <w:abstractNumId w:val="4"/>
+  </w:num>
+  <w:num w:numId="2" w16cid:durableId="1136098253">
     <w:abstractNumId w:val="1"/>
   </w:num>
-  <w:num w:numId="2" w16cid:durableId="1136098253">
+  <w:num w:numId="3" w16cid:durableId="2046104017">
+    <w:abstractNumId w:val="9"/>
+  </w:num>
+  <w:num w:numId="4" w16cid:durableId="1098715201">
+    <w:abstractNumId w:val="8"/>
+  </w:num>
+  <w:num w:numId="5" w16cid:durableId="1372651733">
     <w:abstractNumId w:val="0"/>
   </w:num>
-  <w:num w:numId="3" w16cid:durableId="2046104017">
+  <w:num w:numId="6" w16cid:durableId="1864198626">
+    <w:abstractNumId w:val="2"/>
+  </w:num>
+  <w:num w:numId="7" w16cid:durableId="414713096">
+    <w:abstractNumId w:val="7"/>
+  </w:num>
+  <w:num w:numId="8" w16cid:durableId="1190025026">
     <w:abstractNumId w:val="3"/>
   </w:num>
-  <w:num w:numId="4" w16cid:durableId="1098715201">
-    <w:abstractNumId w:val="2"/>
+  <w:num w:numId="9" w16cid:durableId="1993094545">
+    <w:abstractNumId w:val="6"/>
+  </w:num>
+  <w:num w:numId="10" w16cid:durableId="1076711656">
+    <w:abstractNumId w:val="10"/>
+  </w:num>
+  <w:num w:numId="11" w16cid:durableId="935362017">
+    <w:abstractNumId w:val="5"/>
   </w:num>
 </w:numbering>
 </file>
@@ -3570,6 +5754,36 @@
     <w:basedOn w:val="DefaultParagraphFont"/>
     <w:rsid w:val="00A9697D"/>
   </w:style>
+  <w:style w:type="character" w:customStyle="1" w:styleId="citation-136">
+    <w:name w:val="citation-136"/>
+    <w:basedOn w:val="DefaultParagraphFont"/>
+    <w:rsid w:val="0037314F"/>
+  </w:style>
+  <w:style w:type="character" w:customStyle="1" w:styleId="citation-135">
+    <w:name w:val="citation-135"/>
+    <w:basedOn w:val="DefaultParagraphFont"/>
+    <w:rsid w:val="0037314F"/>
+  </w:style>
+  <w:style w:type="character" w:customStyle="1" w:styleId="citation-134">
+    <w:name w:val="citation-134"/>
+    <w:basedOn w:val="DefaultParagraphFont"/>
+    <w:rsid w:val="0037314F"/>
+  </w:style>
+  <w:style w:type="character" w:customStyle="1" w:styleId="citation-133">
+    <w:name w:val="citation-133"/>
+    <w:basedOn w:val="DefaultParagraphFont"/>
+    <w:rsid w:val="0037314F"/>
+  </w:style>
+  <w:style w:type="character" w:customStyle="1" w:styleId="citation-132">
+    <w:name w:val="citation-132"/>
+    <w:basedOn w:val="DefaultParagraphFont"/>
+    <w:rsid w:val="0037314F"/>
+  </w:style>
+  <w:style w:type="character" w:customStyle="1" w:styleId="citation-24">
+    <w:name w:val="citation-24"/>
+    <w:basedOn w:val="DefaultParagraphFont"/>
+    <w:rsid w:val="00536077"/>
+  </w:style>
 </w:styles>
 </file>
 

--- a/Chapter 4 Methods.docx
+++ b/Chapter 4 Methods.docx
@@ -3194,12 +3194,898 @@
     </w:p>
     <w:p>
       <w:pPr>
-        <w:pStyle w:val="ListParagraph"/>
+        <w:spacing w:before="100" w:beforeAutospacing="1" w:after="100" w:afterAutospacing="1" w:line="240" w:lineRule="auto"/>
+        <w:outlineLvl w:val="2"/>
+        <w:rPr>
+          <w:rFonts w:ascii="Times New Roman" w:eastAsia="Times New Roman" w:hAnsi="Times New Roman" w:cs="Times New Roman"/>
+          <w:b/>
+          <w:bCs/>
+          <w:kern w:val="0"/>
+          <w:sz w:val="27"/>
+          <w:szCs w:val="27"/>
+          <w:lang w:eastAsia="en-GB"/>
+          <w14:ligatures w14:val="none"/>
+        </w:rPr>
+      </w:pPr>
+      <w:r>
+        <w:rPr>
+          <w:rFonts w:ascii="Times New Roman" w:eastAsia="Times New Roman" w:hAnsi="Times New Roman" w:cs="Times New Roman"/>
+          <w:b/>
+          <w:bCs/>
+          <w:kern w:val="0"/>
+          <w:sz w:val="27"/>
+          <w:szCs w:val="27"/>
+          <w:lang w:eastAsia="en-GB"/>
+          <w14:ligatures w14:val="none"/>
+        </w:rPr>
+        <w:t>Le plan d'attaque pour ton chapitre "Results"</w:t>
+      </w:r>
+    </w:p>
+    <w:p>
+      <w:pPr>
+        <w:spacing w:before="100" w:beforeAutospacing="1" w:after="100" w:afterAutospacing="1" w:line="240" w:lineRule="auto"/>
+        <w:rPr>
+          <w:rFonts w:ascii="Times New Roman" w:eastAsia="Times New Roman" w:hAnsi="Times New Roman" w:cs="Times New Roman"/>
+          <w:kern w:val="0"/>
+          <w:lang w:eastAsia="en-GB"/>
+          <w14:ligatures w14:val="none"/>
+        </w:rPr>
+      </w:pPr>
+      <w:r>
+        <w:rPr>
+          <w:rFonts w:ascii="Times New Roman" w:eastAsia="Times New Roman" w:hAnsi="Times New Roman" w:cs="Times New Roman"/>
+          <w:b/>
+          <w:bCs/>
+          <w:kern w:val="0"/>
+          <w:lang w:eastAsia="en-GB"/>
+          <w14:ligatures w14:val="none"/>
+        </w:rPr>
+        <w:t>Axe 1 : L'impact de la sévérité météo (Le duel CTV vs SOV)</w:t>
+      </w:r>
+      <w:r>
+        <w:rPr>
+          <w:rFonts w:ascii="Times New Roman" w:eastAsia="Times New Roman" w:hAnsi="Times New Roman" w:cs="Times New Roman"/>
+          <w:kern w:val="0"/>
+          <w:lang w:eastAsia="en-GB"/>
+          <w14:ligatures w14:val="none"/>
+        </w:rPr>
+        <w:t xml:space="preserve"> </w:t>
+      </w:r>
+      <w:r>
+        <w:rPr>
+          <w:rFonts w:ascii="Times New Roman" w:eastAsia="Times New Roman" w:hAnsi="Times New Roman" w:cs="Times New Roman"/>
+          <w:i/>
+          <w:iCs/>
+          <w:kern w:val="0"/>
+          <w:lang w:eastAsia="en-GB"/>
+          <w14:ligatures w14:val="none"/>
+        </w:rPr>
+        <w:t>Ici, on prouve que la météo change les règles du jeu logistique.</w:t>
+      </w:r>
+    </w:p>
+    <w:p>
+      <w:pPr>
         <w:numPr>
           <w:ilvl w:val="0"/>
-          <w:numId w:val="9"/>
+          <w:numId w:val="12"/>
         </w:numPr>
-      </w:pPr>
+        <w:spacing w:before="100" w:beforeAutospacing="1" w:after="100" w:afterAutospacing="1" w:line="240" w:lineRule="auto"/>
+        <w:rPr>
+          <w:rFonts w:ascii="Times New Roman" w:eastAsia="Times New Roman" w:hAnsi="Times New Roman" w:cs="Times New Roman"/>
+          <w:kern w:val="0"/>
+          <w:lang w:eastAsia="en-GB"/>
+          <w14:ligatures w14:val="none"/>
+        </w:rPr>
+      </w:pPr>
+      <w:r>
+        <w:rPr>
+          <w:rFonts w:ascii="Times New Roman" w:eastAsia="Times New Roman" w:hAnsi="Times New Roman" w:cs="Times New Roman"/>
+          <w:kern w:val="0"/>
+          <w:lang w:eastAsia="en-GB"/>
+          <w14:ligatures w14:val="none"/>
+        </w:rPr>
+        <w:lastRenderedPageBreak/>
+        <w:t xml:space="preserve">On va comparer les jours de "No-Go" et le profit net entre le CTV et le SOV dans le </w:t>
+      </w:r>
+      <w:r>
+        <w:rPr>
+          <w:rFonts w:ascii="Times New Roman" w:eastAsia="Times New Roman" w:hAnsi="Times New Roman" w:cs="Times New Roman"/>
+          <w:b/>
+          <w:bCs/>
+          <w:kern w:val="0"/>
+          <w:lang w:eastAsia="en-GB"/>
+          <w14:ligatures w14:val="none"/>
+        </w:rPr>
+        <w:t>Best-Case</w:t>
+      </w:r>
+      <w:r>
+        <w:rPr>
+          <w:rFonts w:ascii="Times New Roman" w:eastAsia="Times New Roman" w:hAnsi="Times New Roman" w:cs="Times New Roman"/>
+          <w:kern w:val="0"/>
+          <w:lang w:eastAsia="en-GB"/>
+          <w14:ligatures w14:val="none"/>
+        </w:rPr>
+        <w:t xml:space="preserve"> (été) et le </w:t>
+      </w:r>
+      <w:r>
+        <w:rPr>
+          <w:rFonts w:ascii="Times New Roman" w:eastAsia="Times New Roman" w:hAnsi="Times New Roman" w:cs="Times New Roman"/>
+          <w:b/>
+          <w:bCs/>
+          <w:kern w:val="0"/>
+          <w:lang w:eastAsia="en-GB"/>
+          <w14:ligatures w14:val="none"/>
+        </w:rPr>
+        <w:t>Worst-Case</w:t>
+      </w:r>
+      <w:r>
+        <w:rPr>
+          <w:rFonts w:ascii="Times New Roman" w:eastAsia="Times New Roman" w:hAnsi="Times New Roman" w:cs="Times New Roman"/>
+          <w:kern w:val="0"/>
+          <w:lang w:eastAsia="en-GB"/>
+          <w14:ligatures w14:val="none"/>
+        </w:rPr>
+        <w:t xml:space="preserve"> (hiver).</w:t>
+      </w:r>
+    </w:p>
+    <w:p>
+      <w:pPr>
+        <w:numPr>
+          <w:ilvl w:val="0"/>
+          <w:numId w:val="12"/>
+        </w:numPr>
+        <w:spacing w:before="100" w:beforeAutospacing="1" w:after="100" w:afterAutospacing="1" w:line="240" w:lineRule="auto"/>
+        <w:rPr>
+          <w:rFonts w:ascii="Times New Roman" w:eastAsia="Times New Roman" w:hAnsi="Times New Roman" w:cs="Times New Roman"/>
+          <w:kern w:val="0"/>
+          <w:lang w:eastAsia="en-GB"/>
+          <w14:ligatures w14:val="none"/>
+        </w:rPr>
+      </w:pPr>
+      <w:r>
+        <w:rPr>
+          <w:rFonts w:ascii="Times New Roman" w:eastAsia="Times New Roman" w:hAnsi="Times New Roman" w:cs="Times New Roman"/>
+          <w:i/>
+          <w:iCs/>
+          <w:kern w:val="0"/>
+          <w:lang w:eastAsia="en-GB"/>
+          <w14:ligatures w14:val="none"/>
+        </w:rPr>
+        <w:t>Hypothèse attendue :</w:t>
+      </w:r>
+      <w:r>
+        <w:rPr>
+          <w:rFonts w:ascii="Times New Roman" w:eastAsia="Times New Roman" w:hAnsi="Times New Roman" w:cs="Times New Roman"/>
+          <w:kern w:val="0"/>
+          <w:lang w:eastAsia="en-GB"/>
+          <w14:ligatures w14:val="none"/>
+        </w:rPr>
+        <w:t xml:space="preserve"> Le CTV est le plus rentable en été (car il coûte beaucoup moins cher), mais le SOV devient indispensable en hiver, car le CTV est cloué au port et les pénalités de pannes (Cost of Downtime) explosent.</w:t>
+      </w:r>
+      <w:r>
+        <w:rPr>
+          <w:rFonts w:ascii="Times New Roman" w:eastAsia="Times New Roman" w:hAnsi="Times New Roman" w:cs="Times New Roman"/>
+          <w:kern w:val="0"/>
+          <w:lang w:eastAsia="en-GB"/>
+          <w14:ligatures w14:val="none"/>
+        </w:rPr>
+        <w:t xml:space="preserve"> (</w:t>
+      </w:r>
+      <w:r>
+        <w:rPr>
+          <w:rFonts w:ascii="Times New Roman" w:eastAsia="Times New Roman" w:hAnsi="Times New Roman" w:cs="Times New Roman"/>
+          <w:color w:val="EE0000"/>
+          <w:kern w:val="0"/>
+          <w:lang w:eastAsia="en-GB"/>
+          <w14:ligatures w14:val="none"/>
+        </w:rPr>
+        <w:t>NON à CHANGER</w:t>
+      </w:r>
+      <w:r>
+        <w:rPr>
+          <w:rFonts w:ascii="Times New Roman" w:eastAsia="Times New Roman" w:hAnsi="Times New Roman" w:cs="Times New Roman"/>
+          <w:kern w:val="0"/>
+          <w:lang w:eastAsia="en-GB"/>
+          <w14:ligatures w14:val="none"/>
+        </w:rPr>
+        <w:t>)</w:t>
+      </w:r>
+    </w:p>
+    <w:p>
+      <w:pPr>
+        <w:spacing w:before="100" w:beforeAutospacing="1" w:after="100" w:afterAutospacing="1" w:line="240" w:lineRule="auto"/>
+        <w:rPr>
+          <w:rFonts w:ascii="Times New Roman" w:eastAsia="Times New Roman" w:hAnsi="Times New Roman" w:cs="Times New Roman"/>
+          <w:kern w:val="0"/>
+          <w:lang w:eastAsia="en-GB"/>
+          <w14:ligatures w14:val="none"/>
+        </w:rPr>
+      </w:pPr>
+      <w:r>
+        <w:rPr>
+          <w:rFonts w:ascii="Times New Roman" w:eastAsia="Times New Roman" w:hAnsi="Times New Roman" w:cs="Times New Roman"/>
+          <w:b/>
+          <w:bCs/>
+          <w:kern w:val="0"/>
+          <w:lang w:eastAsia="en-GB"/>
+          <w14:ligatures w14:val="none"/>
+        </w:rPr>
+        <w:t>Axe 2 : La rentabilité du Préventif vs Prédictif (La zone de conflit)</w:t>
+      </w:r>
+      <w:r>
+        <w:rPr>
+          <w:rFonts w:ascii="Times New Roman" w:eastAsia="Times New Roman" w:hAnsi="Times New Roman" w:cs="Times New Roman"/>
+          <w:kern w:val="0"/>
+          <w:lang w:eastAsia="en-GB"/>
+          <w14:ligatures w14:val="none"/>
+        </w:rPr>
+        <w:t xml:space="preserve"> </w:t>
+      </w:r>
+      <w:r>
+        <w:rPr>
+          <w:rFonts w:ascii="Times New Roman" w:eastAsia="Times New Roman" w:hAnsi="Times New Roman" w:cs="Times New Roman"/>
+          <w:i/>
+          <w:iCs/>
+          <w:kern w:val="0"/>
+          <w:lang w:eastAsia="en-GB"/>
+          <w14:ligatures w14:val="none"/>
+        </w:rPr>
+        <w:t>Ici, on répond au cœur de ta question de recherche.</w:t>
+      </w:r>
+    </w:p>
+    <w:p>
+      <w:pPr>
+        <w:numPr>
+          <w:ilvl w:val="0"/>
+          <w:numId w:val="13"/>
+        </w:numPr>
+        <w:spacing w:before="100" w:beforeAutospacing="1" w:after="100" w:afterAutospacing="1" w:line="240" w:lineRule="auto"/>
+        <w:rPr>
+          <w:rFonts w:ascii="Times New Roman" w:eastAsia="Times New Roman" w:hAnsi="Times New Roman" w:cs="Times New Roman"/>
+          <w:kern w:val="0"/>
+          <w:lang w:eastAsia="en-GB"/>
+          <w14:ligatures w14:val="none"/>
+        </w:rPr>
+      </w:pPr>
+      <w:r>
+        <w:rPr>
+          <w:rFonts w:ascii="Times New Roman" w:eastAsia="Times New Roman" w:hAnsi="Times New Roman" w:cs="Times New Roman"/>
+          <w:kern w:val="0"/>
+          <w:lang w:eastAsia="en-GB"/>
+          <w14:ligatures w14:val="none"/>
+        </w:rPr>
+        <w:t xml:space="preserve">On va se concentrer sur le </w:t>
+      </w:r>
+      <w:r>
+        <w:rPr>
+          <w:rFonts w:ascii="Times New Roman" w:eastAsia="Times New Roman" w:hAnsi="Times New Roman" w:cs="Times New Roman"/>
+          <w:b/>
+          <w:bCs/>
+          <w:kern w:val="0"/>
+          <w:lang w:eastAsia="en-GB"/>
+          <w14:ligatures w14:val="none"/>
+        </w:rPr>
+        <w:t>Base-Case</w:t>
+      </w:r>
+      <w:r>
+        <w:rPr>
+          <w:rFonts w:ascii="Times New Roman" w:eastAsia="Times New Roman" w:hAnsi="Times New Roman" w:cs="Times New Roman"/>
+          <w:kern w:val="0"/>
+          <w:lang w:eastAsia="en-GB"/>
+          <w14:ligatures w14:val="none"/>
+        </w:rPr>
+        <w:t xml:space="preserve"> (la semaine moyenne).</w:t>
+      </w:r>
+    </w:p>
+    <w:p>
+      <w:pPr>
+        <w:numPr>
+          <w:ilvl w:val="0"/>
+          <w:numId w:val="13"/>
+        </w:numPr>
+        <w:spacing w:before="100" w:beforeAutospacing="1" w:after="100" w:afterAutospacing="1" w:line="240" w:lineRule="auto"/>
+        <w:rPr>
+          <w:rFonts w:ascii="Times New Roman" w:eastAsia="Times New Roman" w:hAnsi="Times New Roman" w:cs="Times New Roman"/>
+          <w:kern w:val="0"/>
+          <w:lang w:eastAsia="en-GB"/>
+          <w14:ligatures w14:val="none"/>
+        </w:rPr>
+      </w:pPr>
+      <w:r>
+        <w:rPr>
+          <w:rFonts w:ascii="Times New Roman" w:eastAsia="Times New Roman" w:hAnsi="Times New Roman" w:cs="Times New Roman"/>
+          <w:kern w:val="0"/>
+          <w:lang w:eastAsia="en-GB"/>
+          <w14:ligatures w14:val="none"/>
+        </w:rPr>
+        <w:t>On comparera le profit généré par le Préventif (qui répare tout sur son passage mais subit des pannes inattendues) face au Prédictif (qui cible les risques mais laisse des turbines de côté).</w:t>
+      </w:r>
+    </w:p>
+    <w:p>
+      <w:pPr>
+        <w:spacing w:before="100" w:beforeAutospacing="1" w:after="100" w:afterAutospacing="1" w:line="240" w:lineRule="auto"/>
+        <w:rPr>
+          <w:rFonts w:ascii="Times New Roman" w:eastAsia="Times New Roman" w:hAnsi="Times New Roman" w:cs="Times New Roman"/>
+          <w:kern w:val="0"/>
+          <w:lang w:eastAsia="en-GB"/>
+          <w14:ligatures w14:val="none"/>
+        </w:rPr>
+      </w:pPr>
+      <w:r>
+        <w:rPr>
+          <w:rFonts w:ascii="Times New Roman" w:eastAsia="Times New Roman" w:hAnsi="Times New Roman" w:cs="Times New Roman"/>
+          <w:b/>
+          <w:bCs/>
+          <w:kern w:val="0"/>
+          <w:lang w:eastAsia="en-GB"/>
+          <w14:ligatures w14:val="none"/>
+        </w:rPr>
+        <w:t>Axe 3 : La sensibilité à l'IA (Le point de bascule)</w:t>
+      </w:r>
+      <w:r>
+        <w:rPr>
+          <w:rFonts w:ascii="Times New Roman" w:eastAsia="Times New Roman" w:hAnsi="Times New Roman" w:cs="Times New Roman"/>
+          <w:kern w:val="0"/>
+          <w:lang w:eastAsia="en-GB"/>
+          <w14:ligatures w14:val="none"/>
+        </w:rPr>
+        <w:t xml:space="preserve"> </w:t>
+      </w:r>
+      <w:r>
+        <w:rPr>
+          <w:rFonts w:ascii="Times New Roman" w:eastAsia="Times New Roman" w:hAnsi="Times New Roman" w:cs="Times New Roman"/>
+          <w:i/>
+          <w:iCs/>
+          <w:kern w:val="0"/>
+          <w:lang w:eastAsia="en-GB"/>
+          <w14:ligatures w14:val="none"/>
+        </w:rPr>
+        <w:t>Ici, tu montres ton expertise de modélisateur.</w:t>
+      </w:r>
+    </w:p>
+    <w:p>
+      <w:pPr>
+        <w:numPr>
+          <w:ilvl w:val="0"/>
+          <w:numId w:val="14"/>
+        </w:numPr>
+        <w:spacing w:before="100" w:beforeAutospacing="1" w:after="100" w:afterAutospacing="1" w:line="240" w:lineRule="auto"/>
+        <w:rPr>
+          <w:rFonts w:ascii="Times New Roman" w:eastAsia="Times New Roman" w:hAnsi="Times New Roman" w:cs="Times New Roman"/>
+          <w:kern w:val="0"/>
+          <w:lang w:eastAsia="en-GB"/>
+          <w14:ligatures w14:val="none"/>
+        </w:rPr>
+      </w:pPr>
+      <w:r>
+        <w:rPr>
+          <w:rFonts w:ascii="Times New Roman" w:eastAsia="Times New Roman" w:hAnsi="Times New Roman" w:cs="Times New Roman"/>
+          <w:kern w:val="0"/>
+          <w:lang w:eastAsia="en-GB"/>
+          <w14:ligatures w14:val="none"/>
+        </w:rPr>
+        <w:t>On prendra tes résultats Prédictifs sous les 3 profils : Perfect, Standard, et Mediocre.</w:t>
+      </w:r>
+    </w:p>
+    <w:p>
+      <w:pPr>
+        <w:numPr>
+          <w:ilvl w:val="0"/>
+          <w:numId w:val="14"/>
+        </w:numPr>
+        <w:spacing w:before="100" w:beforeAutospacing="1" w:after="100" w:afterAutospacing="1" w:line="240" w:lineRule="auto"/>
+        <w:rPr>
+          <w:rFonts w:ascii="Times New Roman" w:eastAsia="Times New Roman" w:hAnsi="Times New Roman" w:cs="Times New Roman"/>
+          <w:kern w:val="0"/>
+          <w:lang w:eastAsia="en-GB"/>
+          <w14:ligatures w14:val="none"/>
+        </w:rPr>
+      </w:pPr>
+      <w:r>
+        <w:rPr>
+          <w:rFonts w:ascii="Times New Roman" w:eastAsia="Times New Roman" w:hAnsi="Times New Roman" w:cs="Times New Roman"/>
+          <w:kern w:val="0"/>
+          <w:lang w:eastAsia="en-GB"/>
+          <w14:ligatures w14:val="none"/>
+        </w:rPr>
+        <w:t>On démontrera à partir de quel taux d'erreur (False Negatives / True Positives) l'intelligence artificielle devient en réalité un gouffre financier par rapport à un bête calendrier préventif.</w:t>
+      </w:r>
+    </w:p>
+    <w:p>
+      <w:pPr>
+        <w:spacing w:before="100" w:beforeAutospacing="1" w:after="100" w:afterAutospacing="1" w:line="240" w:lineRule="auto"/>
+        <w:outlineLvl w:val="2"/>
+        <w:rPr>
+          <w:rFonts w:ascii="Times New Roman" w:eastAsia="Times New Roman" w:hAnsi="Times New Roman" w:cs="Times New Roman"/>
+          <w:b/>
+          <w:bCs/>
+          <w:kern w:val="0"/>
+          <w:sz w:val="27"/>
+          <w:szCs w:val="27"/>
+          <w:lang w:eastAsia="en-GB"/>
+          <w14:ligatures w14:val="none"/>
+        </w:rPr>
+      </w:pPr>
+      <w:r>
+        <w:rPr>
+          <w:rFonts w:ascii="Times New Roman" w:eastAsia="Times New Roman" w:hAnsi="Times New Roman" w:cs="Times New Roman"/>
+          <w:b/>
+          <w:bCs/>
+          <w:kern w:val="0"/>
+          <w:sz w:val="27"/>
+          <w:szCs w:val="27"/>
+          <w:lang w:eastAsia="en-GB"/>
+          <w14:ligatures w14:val="none"/>
+        </w:rPr>
+        <w:t>Première étape de rédaction : Ouvre tes dossiers !</w:t>
+      </w:r>
+    </w:p>
+    <w:p>
+      <w:pPr>
+        <w:spacing w:before="100" w:beforeAutospacing="1" w:after="100" w:afterAutospacing="1" w:line="240" w:lineRule="auto"/>
+        <w:rPr>
+          <w:rFonts w:ascii="Times New Roman" w:eastAsia="Times New Roman" w:hAnsi="Times New Roman" w:cs="Times New Roman"/>
+          <w:kern w:val="0"/>
+          <w:lang w:eastAsia="en-GB"/>
+          <w14:ligatures w14:val="none"/>
+        </w:rPr>
+      </w:pPr>
+      <w:r>
+        <w:rPr>
+          <w:rFonts w:ascii="Times New Roman" w:eastAsia="Times New Roman" w:hAnsi="Times New Roman" w:cs="Times New Roman"/>
+          <w:kern w:val="0"/>
+          <w:lang w:eastAsia="en-GB"/>
+          <w14:ligatures w14:val="none"/>
+        </w:rPr>
+        <w:t>Pour commencer à rédiger les paragraphes de l'</w:t>
+      </w:r>
+      <w:r>
+        <w:rPr>
+          <w:rFonts w:ascii="Times New Roman" w:eastAsia="Times New Roman" w:hAnsi="Times New Roman" w:cs="Times New Roman"/>
+          <w:b/>
+          <w:bCs/>
+          <w:kern w:val="0"/>
+          <w:lang w:eastAsia="en-GB"/>
+          <w14:ligatures w14:val="none"/>
+        </w:rPr>
+        <w:t>Axe 2</w:t>
+      </w:r>
+      <w:r>
+        <w:rPr>
+          <w:rFonts w:ascii="Times New Roman" w:eastAsia="Times New Roman" w:hAnsi="Times New Roman" w:cs="Times New Roman"/>
+          <w:kern w:val="0"/>
+          <w:lang w:eastAsia="en-GB"/>
+          <w14:ligatures w14:val="none"/>
+        </w:rPr>
+        <w:t xml:space="preserve"> (le plus intéressant), j'ai besoin que tu joues le rôle de l'extracteur de données.</w:t>
+      </w:r>
+    </w:p>
+    <w:p>
+      <w:pPr>
+        <w:spacing w:before="100" w:beforeAutospacing="1" w:after="100" w:afterAutospacing="1" w:line="240" w:lineRule="auto"/>
+        <w:rPr>
+          <w:rFonts w:ascii="Times New Roman" w:eastAsia="Times New Roman" w:hAnsi="Times New Roman" w:cs="Times New Roman"/>
+          <w:kern w:val="0"/>
+          <w:lang w:eastAsia="en-GB"/>
+          <w14:ligatures w14:val="none"/>
+        </w:rPr>
+      </w:pPr>
+      <w:r>
+        <w:rPr>
+          <w:rFonts w:ascii="Times New Roman" w:eastAsia="Times New Roman" w:hAnsi="Times New Roman" w:cs="Times New Roman"/>
+          <w:kern w:val="0"/>
+          <w:lang w:eastAsia="en-GB"/>
+          <w14:ligatures w14:val="none"/>
+        </w:rPr>
+        <w:t xml:space="preserve">Va dans ton dossier </w:t>
+      </w:r>
+      <w:r>
+        <w:rPr>
+          <w:rFonts w:ascii="Courier New" w:eastAsia="Times New Roman" w:hAnsi="Courier New" w:cs="Courier New"/>
+          <w:kern w:val="0"/>
+          <w:sz w:val="20"/>
+          <w:szCs w:val="20"/>
+          <w:lang w:eastAsia="en-GB"/>
+          <w14:ligatures w14:val="none"/>
+        </w:rPr>
+        <w:t>Simulation_Results</w:t>
+      </w:r>
+      <w:r>
+        <w:rPr>
+          <w:rFonts w:ascii="Times New Roman" w:eastAsia="Times New Roman" w:hAnsi="Times New Roman" w:cs="Times New Roman"/>
+          <w:kern w:val="0"/>
+          <w:lang w:eastAsia="en-GB"/>
+          <w14:ligatures w14:val="none"/>
+        </w:rPr>
+        <w:t xml:space="preserve"> et regarde les tableaux financiers (les fichiers PNG) pour le </w:t>
+      </w:r>
+      <w:r>
+        <w:rPr>
+          <w:rFonts w:ascii="Times New Roman" w:eastAsia="Times New Roman" w:hAnsi="Times New Roman" w:cs="Times New Roman"/>
+          <w:b/>
+          <w:bCs/>
+          <w:kern w:val="0"/>
+          <w:lang w:eastAsia="en-GB"/>
+          <w14:ligatures w14:val="none"/>
+        </w:rPr>
+        <w:t>Base-Case</w:t>
+      </w:r>
+      <w:r>
+        <w:rPr>
+          <w:rFonts w:ascii="Times New Roman" w:eastAsia="Times New Roman" w:hAnsi="Times New Roman" w:cs="Times New Roman"/>
+          <w:kern w:val="0"/>
+          <w:lang w:eastAsia="en-GB"/>
+          <w14:ligatures w14:val="none"/>
+        </w:rPr>
+        <w:t xml:space="preserve"> (la semaine de février).</w:t>
+      </w:r>
+    </w:p>
+    <w:p>
+      <w:pPr>
+        <w:spacing w:before="100" w:beforeAutospacing="1" w:after="100" w:afterAutospacing="1" w:line="240" w:lineRule="auto"/>
+        <w:rPr>
+          <w:rFonts w:ascii="Times New Roman" w:eastAsia="Times New Roman" w:hAnsi="Times New Roman" w:cs="Times New Roman"/>
+          <w:kern w:val="0"/>
+          <w:lang w:eastAsia="en-GB"/>
+          <w14:ligatures w14:val="none"/>
+        </w:rPr>
+      </w:pPr>
+      <w:r>
+        <w:rPr>
+          <w:rFonts w:ascii="Times New Roman" w:eastAsia="Times New Roman" w:hAnsi="Times New Roman" w:cs="Times New Roman"/>
+          <w:kern w:val="0"/>
+          <w:lang w:eastAsia="en-GB"/>
+          <w14:ligatures w14:val="none"/>
+        </w:rPr>
+        <w:t xml:space="preserve">Peux-tu me donner les chiffres clés (Le </w:t>
+      </w:r>
+      <w:r>
+        <w:rPr>
+          <w:rFonts w:ascii="Times New Roman" w:eastAsia="Times New Roman" w:hAnsi="Times New Roman" w:cs="Times New Roman"/>
+          <w:b/>
+          <w:bCs/>
+          <w:kern w:val="0"/>
+          <w:lang w:eastAsia="en-GB"/>
+          <w14:ligatures w14:val="none"/>
+        </w:rPr>
+        <w:t>Net Profit</w:t>
+      </w:r>
+      <w:r>
+        <w:rPr>
+          <w:rFonts w:ascii="Times New Roman" w:eastAsia="Times New Roman" w:hAnsi="Times New Roman" w:cs="Times New Roman"/>
+          <w:kern w:val="0"/>
+          <w:lang w:eastAsia="en-GB"/>
+          <w14:ligatures w14:val="none"/>
+        </w:rPr>
+        <w:t xml:space="preserve">, le </w:t>
+      </w:r>
+      <w:r>
+        <w:rPr>
+          <w:rFonts w:ascii="Times New Roman" w:eastAsia="Times New Roman" w:hAnsi="Times New Roman" w:cs="Times New Roman"/>
+          <w:b/>
+          <w:bCs/>
+          <w:kern w:val="0"/>
+          <w:lang w:eastAsia="en-GB"/>
+          <w14:ligatures w14:val="none"/>
+        </w:rPr>
+        <w:t>Cost of Downtime total</w:t>
+      </w:r>
+      <w:r>
+        <w:rPr>
+          <w:rFonts w:ascii="Times New Roman" w:eastAsia="Times New Roman" w:hAnsi="Times New Roman" w:cs="Times New Roman"/>
+          <w:kern w:val="0"/>
+          <w:lang w:eastAsia="en-GB"/>
+          <w14:ligatures w14:val="none"/>
+        </w:rPr>
+        <w:t xml:space="preserve"> et le </w:t>
+      </w:r>
+      <w:r>
+        <w:rPr>
+          <w:rFonts w:ascii="Times New Roman" w:eastAsia="Times New Roman" w:hAnsi="Times New Roman" w:cs="Times New Roman"/>
+          <w:b/>
+          <w:bCs/>
+          <w:kern w:val="0"/>
+          <w:lang w:eastAsia="en-GB"/>
+          <w14:ligatures w14:val="none"/>
+        </w:rPr>
+        <w:t>Cost of Vessel total</w:t>
+      </w:r>
+      <w:r>
+        <w:rPr>
+          <w:rFonts w:ascii="Times New Roman" w:eastAsia="Times New Roman" w:hAnsi="Times New Roman" w:cs="Times New Roman"/>
+          <w:kern w:val="0"/>
+          <w:lang w:eastAsia="en-GB"/>
+          <w14:ligatures w14:val="none"/>
+        </w:rPr>
+        <w:t>) pour ces 4 configurations spécifiques ?</w:t>
+      </w:r>
+    </w:p>
+    <w:p>
+      <w:pPr>
+        <w:numPr>
+          <w:ilvl w:val="0"/>
+          <w:numId w:val="15"/>
+        </w:numPr>
+        <w:spacing w:before="100" w:beforeAutospacing="1" w:after="100" w:afterAutospacing="1" w:line="240" w:lineRule="auto"/>
+        <w:rPr>
+          <w:rFonts w:ascii="Times New Roman" w:eastAsia="Times New Roman" w:hAnsi="Times New Roman" w:cs="Times New Roman"/>
+          <w:kern w:val="0"/>
+          <w:lang w:eastAsia="en-GB"/>
+          <w14:ligatures w14:val="none"/>
+        </w:rPr>
+      </w:pPr>
+      <w:r>
+        <w:rPr>
+          <w:rFonts w:ascii="Courier New" w:eastAsia="Times New Roman" w:hAnsi="Courier New" w:cs="Courier New"/>
+          <w:kern w:val="0"/>
+          <w:sz w:val="20"/>
+          <w:szCs w:val="20"/>
+          <w:lang w:eastAsia="en-GB"/>
+          <w14:ligatures w14:val="none"/>
+        </w:rPr>
+        <w:t>Base-Case_No_AI</w:t>
+      </w:r>
+      <w:r>
+        <w:rPr>
+          <w:rFonts w:ascii="Times New Roman" w:eastAsia="Times New Roman" w:hAnsi="Times New Roman" w:cs="Times New Roman"/>
+          <w:kern w:val="0"/>
+          <w:lang w:eastAsia="en-GB"/>
+          <w14:ligatures w14:val="none"/>
+        </w:rPr>
+        <w:t xml:space="preserve"> avec le </w:t>
+      </w:r>
+      <w:r>
+        <w:rPr>
+          <w:rFonts w:ascii="Times New Roman" w:eastAsia="Times New Roman" w:hAnsi="Times New Roman" w:cs="Times New Roman"/>
+          <w:b/>
+          <w:bCs/>
+          <w:kern w:val="0"/>
+          <w:lang w:eastAsia="en-GB"/>
+          <w14:ligatures w14:val="none"/>
+        </w:rPr>
+        <w:t>CTV</w:t>
+      </w:r>
+      <w:r>
+        <w:rPr>
+          <w:rFonts w:ascii="Times New Roman" w:eastAsia="Times New Roman" w:hAnsi="Times New Roman" w:cs="Times New Roman"/>
+          <w:kern w:val="0"/>
+          <w:lang w:eastAsia="en-GB"/>
+          <w14:ligatures w14:val="none"/>
+        </w:rPr>
+        <w:t xml:space="preserve"> (Préventif)</w:t>
+      </w:r>
+    </w:p>
+    <w:p>
+      <w:pPr>
+        <w:numPr>
+          <w:ilvl w:val="0"/>
+          <w:numId w:val="15"/>
+        </w:numPr>
+        <w:spacing w:before="100" w:beforeAutospacing="1" w:after="100" w:afterAutospacing="1" w:line="240" w:lineRule="auto"/>
+        <w:rPr>
+          <w:rFonts w:ascii="Times New Roman" w:eastAsia="Times New Roman" w:hAnsi="Times New Roman" w:cs="Times New Roman"/>
+          <w:kern w:val="0"/>
+          <w:lang w:eastAsia="en-GB"/>
+          <w14:ligatures w14:val="none"/>
+        </w:rPr>
+      </w:pPr>
+      <w:r>
+        <w:rPr>
+          <w:rFonts w:ascii="Courier New" w:eastAsia="Times New Roman" w:hAnsi="Courier New" w:cs="Courier New"/>
+          <w:kern w:val="0"/>
+          <w:sz w:val="20"/>
+          <w:szCs w:val="20"/>
+          <w:lang w:eastAsia="en-GB"/>
+          <w14:ligatures w14:val="none"/>
+        </w:rPr>
+        <w:t>Base-Case_Standard_AI</w:t>
+      </w:r>
+      <w:r>
+        <w:rPr>
+          <w:rFonts w:ascii="Times New Roman" w:eastAsia="Times New Roman" w:hAnsi="Times New Roman" w:cs="Times New Roman"/>
+          <w:kern w:val="0"/>
+          <w:lang w:eastAsia="en-GB"/>
+          <w14:ligatures w14:val="none"/>
+        </w:rPr>
+        <w:t xml:space="preserve"> avec le </w:t>
+      </w:r>
+      <w:r>
+        <w:rPr>
+          <w:rFonts w:ascii="Times New Roman" w:eastAsia="Times New Roman" w:hAnsi="Times New Roman" w:cs="Times New Roman"/>
+          <w:b/>
+          <w:bCs/>
+          <w:kern w:val="0"/>
+          <w:lang w:eastAsia="en-GB"/>
+          <w14:ligatures w14:val="none"/>
+        </w:rPr>
+        <w:t>CTV</w:t>
+      </w:r>
+      <w:r>
+        <w:rPr>
+          <w:rFonts w:ascii="Times New Roman" w:eastAsia="Times New Roman" w:hAnsi="Times New Roman" w:cs="Times New Roman"/>
+          <w:kern w:val="0"/>
+          <w:lang w:eastAsia="en-GB"/>
+          <w14:ligatures w14:val="none"/>
+        </w:rPr>
+        <w:t xml:space="preserve"> (Prédictif)</w:t>
+      </w:r>
+    </w:p>
+    <w:p>
+      <w:pPr>
+        <w:numPr>
+          <w:ilvl w:val="0"/>
+          <w:numId w:val="15"/>
+        </w:numPr>
+        <w:spacing w:before="100" w:beforeAutospacing="1" w:after="100" w:afterAutospacing="1" w:line="240" w:lineRule="auto"/>
+        <w:rPr>
+          <w:rFonts w:ascii="Times New Roman" w:eastAsia="Times New Roman" w:hAnsi="Times New Roman" w:cs="Times New Roman"/>
+          <w:kern w:val="0"/>
+          <w:lang w:eastAsia="en-GB"/>
+          <w14:ligatures w14:val="none"/>
+        </w:rPr>
+      </w:pPr>
+      <w:r>
+        <w:rPr>
+          <w:rFonts w:ascii="Courier New" w:eastAsia="Times New Roman" w:hAnsi="Courier New" w:cs="Courier New"/>
+          <w:kern w:val="0"/>
+          <w:sz w:val="20"/>
+          <w:szCs w:val="20"/>
+          <w:lang w:eastAsia="en-GB"/>
+          <w14:ligatures w14:val="none"/>
+        </w:rPr>
+        <w:t>Base-Case_No_AI</w:t>
+      </w:r>
+      <w:r>
+        <w:rPr>
+          <w:rFonts w:ascii="Times New Roman" w:eastAsia="Times New Roman" w:hAnsi="Times New Roman" w:cs="Times New Roman"/>
+          <w:kern w:val="0"/>
+          <w:lang w:eastAsia="en-GB"/>
+          <w14:ligatures w14:val="none"/>
+        </w:rPr>
+        <w:t xml:space="preserve"> avec le </w:t>
+      </w:r>
+      <w:r>
+        <w:rPr>
+          <w:rFonts w:ascii="Times New Roman" w:eastAsia="Times New Roman" w:hAnsi="Times New Roman" w:cs="Times New Roman"/>
+          <w:b/>
+          <w:bCs/>
+          <w:kern w:val="0"/>
+          <w:lang w:eastAsia="en-GB"/>
+          <w14:ligatures w14:val="none"/>
+        </w:rPr>
+        <w:t>SOV</w:t>
+      </w:r>
+      <w:r>
+        <w:rPr>
+          <w:rFonts w:ascii="Times New Roman" w:eastAsia="Times New Roman" w:hAnsi="Times New Roman" w:cs="Times New Roman"/>
+          <w:kern w:val="0"/>
+          <w:lang w:eastAsia="en-GB"/>
+          <w14:ligatures w14:val="none"/>
+        </w:rPr>
+        <w:t xml:space="preserve"> (Préventif)</w:t>
+      </w:r>
+    </w:p>
+    <w:p>
+      <w:pPr>
+        <w:numPr>
+          <w:ilvl w:val="0"/>
+          <w:numId w:val="15"/>
+        </w:numPr>
+        <w:spacing w:before="100" w:beforeAutospacing="1" w:after="100" w:afterAutospacing="1" w:line="240" w:lineRule="auto"/>
+        <w:rPr>
+          <w:rFonts w:ascii="Times New Roman" w:eastAsia="Times New Roman" w:hAnsi="Times New Roman" w:cs="Times New Roman"/>
+          <w:kern w:val="0"/>
+          <w:lang w:eastAsia="en-GB"/>
+          <w14:ligatures w14:val="none"/>
+        </w:rPr>
+      </w:pPr>
+      <w:r>
+        <w:rPr>
+          <w:rFonts w:ascii="Courier New" w:eastAsia="Times New Roman" w:hAnsi="Courier New" w:cs="Courier New"/>
+          <w:kern w:val="0"/>
+          <w:sz w:val="20"/>
+          <w:szCs w:val="20"/>
+          <w:lang w:eastAsia="en-GB"/>
+          <w14:ligatures w14:val="none"/>
+        </w:rPr>
+        <w:t>Base-Case_Standard_AI</w:t>
+      </w:r>
+      <w:r>
+        <w:rPr>
+          <w:rFonts w:ascii="Times New Roman" w:eastAsia="Times New Roman" w:hAnsi="Times New Roman" w:cs="Times New Roman"/>
+          <w:kern w:val="0"/>
+          <w:lang w:eastAsia="en-GB"/>
+          <w14:ligatures w14:val="none"/>
+        </w:rPr>
+        <w:t xml:space="preserve"> avec le </w:t>
+      </w:r>
+      <w:r>
+        <w:rPr>
+          <w:rFonts w:ascii="Times New Roman" w:eastAsia="Times New Roman" w:hAnsi="Times New Roman" w:cs="Times New Roman"/>
+          <w:b/>
+          <w:bCs/>
+          <w:kern w:val="0"/>
+          <w:lang w:eastAsia="en-GB"/>
+          <w14:ligatures w14:val="none"/>
+        </w:rPr>
+        <w:t>SOV</w:t>
+      </w:r>
+      <w:r>
+        <w:rPr>
+          <w:rFonts w:ascii="Times New Roman" w:eastAsia="Times New Roman" w:hAnsi="Times New Roman" w:cs="Times New Roman"/>
+          <w:kern w:val="0"/>
+          <w:lang w:eastAsia="en-GB"/>
+          <w14:ligatures w14:val="none"/>
+        </w:rPr>
+        <w:t xml:space="preserve"> (Prédictif)</w:t>
+      </w:r>
+    </w:p>
+    <w:p>
+      <w:pPr>
+        <w:spacing w:before="100" w:beforeAutospacing="1" w:after="100" w:afterAutospacing="1" w:line="240" w:lineRule="auto"/>
+        <w:rPr>
+          <w:rFonts w:ascii="Times New Roman" w:eastAsia="Times New Roman" w:hAnsi="Times New Roman" w:cs="Times New Roman"/>
+          <w:kern w:val="0"/>
+          <w:lang w:eastAsia="en-GB"/>
+          <w14:ligatures w14:val="none"/>
+        </w:rPr>
+      </w:pPr>
+      <w:r>
+        <w:rPr>
+          <w:rFonts w:ascii="Times New Roman" w:eastAsia="Times New Roman" w:hAnsi="Times New Roman" w:cs="Times New Roman"/>
+          <w:kern w:val="0"/>
+          <w:lang w:eastAsia="en-GB"/>
+          <w14:ligatures w14:val="none"/>
+        </w:rPr>
+        <w:t>Dès que tu me partages ces 4 résultats, je t'aide à rédiger l'analyse financière et logistique de ta "Typical Week" !</w:t>
+      </w:r>
+    </w:p>
+    <w:p/>
+    <w:p>
+      <w:r>
+        <w:t>Axe 1:</w:t>
+      </w:r>
+    </w:p>
+    <w:p>
+      <w:r>
+        <w:t>1. Le Scénario de Référence (Temps Calme / Best-Case)</w:t>
+      </w:r>
+    </w:p>
+    <w:p>
+      <w:r>
+        <w:t>Lorsque la météo n'est pas un obstacle, le goulot d'étranglement est purement financier :</w:t>
+      </w:r>
+    </w:p>
+    <w:p>
+      <w:r>
+        <w:lastRenderedPageBreak/>
+        <w:t>Pour le CTV (Navire léger) : Le Prédictif est la stratégie gagnante (+ 1 360 € de profit net par rapport au préventif). L'IA permet d'optimiser les cibles à moindre coût.</w:t>
+      </w:r>
+    </w:p>
+    <w:p>
+      <w:r>
+        <w:t>Pour le SOV (Navire lourd) : Le Préventif écrase le Prédictif (+ 41 178 € d'écart !). Pourquoi ? Parce que sans contrainte de vagues, la seule façon de rentabiliser les 35 000 € de frais journaliers du SOV est la démobilisation anticipée (terminer la mission en 3 ou 4 jours via un nettoyage spatial systématique du parc). L'IA prédictive, en forçant le SOV à faire des détours ou à attendre que les risques augmentent, le maintient en mer et détruit sa rentabilité.</w:t>
+      </w:r>
+    </w:p>
+    <w:p>
+      <w:r>
+        <w:t>2. Le Choc de la Tempête (Sévérité Extrême / Worst-Case)</w:t>
+      </w:r>
+    </w:p>
+    <w:p>
+      <w:r>
+        <w:t>Quand l'hiver frappe, la logique s'effondre et s'inverse complètement :</w:t>
+      </w:r>
+    </w:p>
+    <w:p>
+      <w:r>
+        <w:t>Le naufrage du CTV : Les fenêtres météo sous 1.3m sont si rares que la mission est un échec total (4 éoliennes sauvées seulement). Le coût par intervention explose à près de 24 000 €. Dans ce contexte de survie, l'IA devient obsolète. La différence entre le prédictif et le préventif relève du bruit statistique. Face à une fenêtre météo de quelques heures, la seule stratégie viable est l'opportunisme préventif ("Hit and Run" sur ce qui est le plus proche).</w:t>
+      </w:r>
+    </w:p>
+    <w:p>
+      <w:r>
+        <w:t>La revanche de l'IA sur le SOV : Contrairement à l'été, le SOV est forcé de rester en mer les 7 jours complets car ses propres limites (3.5m) sont parfois dépassées. La démobilisation anticipée est impossible. Puisque les 297 500 € de coûts fixes vont être payés quoi qu'il arrive, la stratégie Prédictive redevient la meilleure (+ 1 930 € de gain net face au préventif). L'algorithme permet au SOV de minimiser le Cost of Downtime pendant qu'il navigue péniblement dans la tempête.</w:t>
+      </w:r>
     </w:p>
     <w:sectPr>
       <w:pgSz w:w="11906" w:h="16838"/>
@@ -4447,6 +5333,119 @@
     </w:lvl>
   </w:abstractNum>
   <w:abstractNum w:abstractNumId="9" w15:restartNumberingAfterBreak="0">
+    <w:nsid w:val="484E090F"/>
+    <w:multiLevelType w:val="multilevel"/>
+    <w:tmpl w:val="8F52B4C8"/>
+    <w:lvl w:ilvl="0">
+      <w:start w:val="1"/>
+      <w:numFmt w:val="decimal"/>
+      <w:lvlText w:val="%1."/>
+      <w:lvlJc w:val="left"/>
+      <w:pPr>
+        <w:tabs>
+          <w:tab w:val="num" w:pos="720"/>
+        </w:tabs>
+        <w:ind w:left="720" w:hanging="360"/>
+      </w:pPr>
+    </w:lvl>
+    <w:lvl w:ilvl="1" w:tentative="1">
+      <w:start w:val="1"/>
+      <w:numFmt w:val="decimal"/>
+      <w:lvlText w:val="%2."/>
+      <w:lvlJc w:val="left"/>
+      <w:pPr>
+        <w:tabs>
+          <w:tab w:val="num" w:pos="1440"/>
+        </w:tabs>
+        <w:ind w:left="1440" w:hanging="360"/>
+      </w:pPr>
+    </w:lvl>
+    <w:lvl w:ilvl="2" w:tentative="1">
+      <w:start w:val="1"/>
+      <w:numFmt w:val="decimal"/>
+      <w:lvlText w:val="%3."/>
+      <w:lvlJc w:val="left"/>
+      <w:pPr>
+        <w:tabs>
+          <w:tab w:val="num" w:pos="2160"/>
+        </w:tabs>
+        <w:ind w:left="2160" w:hanging="360"/>
+      </w:pPr>
+    </w:lvl>
+    <w:lvl w:ilvl="3" w:tentative="1">
+      <w:start w:val="1"/>
+      <w:numFmt w:val="decimal"/>
+      <w:lvlText w:val="%4."/>
+      <w:lvlJc w:val="left"/>
+      <w:pPr>
+        <w:tabs>
+          <w:tab w:val="num" w:pos="2880"/>
+        </w:tabs>
+        <w:ind w:left="2880" w:hanging="360"/>
+      </w:pPr>
+    </w:lvl>
+    <w:lvl w:ilvl="4" w:tentative="1">
+      <w:start w:val="1"/>
+      <w:numFmt w:val="decimal"/>
+      <w:lvlText w:val="%5."/>
+      <w:lvlJc w:val="left"/>
+      <w:pPr>
+        <w:tabs>
+          <w:tab w:val="num" w:pos="3600"/>
+        </w:tabs>
+        <w:ind w:left="3600" w:hanging="360"/>
+      </w:pPr>
+    </w:lvl>
+    <w:lvl w:ilvl="5" w:tentative="1">
+      <w:start w:val="1"/>
+      <w:numFmt w:val="decimal"/>
+      <w:lvlText w:val="%6."/>
+      <w:lvlJc w:val="left"/>
+      <w:pPr>
+        <w:tabs>
+          <w:tab w:val="num" w:pos="4320"/>
+        </w:tabs>
+        <w:ind w:left="4320" w:hanging="360"/>
+      </w:pPr>
+    </w:lvl>
+    <w:lvl w:ilvl="6" w:tentative="1">
+      <w:start w:val="1"/>
+      <w:numFmt w:val="decimal"/>
+      <w:lvlText w:val="%7."/>
+      <w:lvlJc w:val="left"/>
+      <w:pPr>
+        <w:tabs>
+          <w:tab w:val="num" w:pos="5040"/>
+        </w:tabs>
+        <w:ind w:left="5040" w:hanging="360"/>
+      </w:pPr>
+    </w:lvl>
+    <w:lvl w:ilvl="7" w:tentative="1">
+      <w:start w:val="1"/>
+      <w:numFmt w:val="decimal"/>
+      <w:lvlText w:val="%8."/>
+      <w:lvlJc w:val="left"/>
+      <w:pPr>
+        <w:tabs>
+          <w:tab w:val="num" w:pos="5760"/>
+        </w:tabs>
+        <w:ind w:left="5760" w:hanging="360"/>
+      </w:pPr>
+    </w:lvl>
+    <w:lvl w:ilvl="8" w:tentative="1">
+      <w:start w:val="1"/>
+      <w:numFmt w:val="decimal"/>
+      <w:lvlText w:val="%9."/>
+      <w:lvlJc w:val="left"/>
+      <w:pPr>
+        <w:tabs>
+          <w:tab w:val="num" w:pos="6480"/>
+        </w:tabs>
+        <w:ind w:left="6480" w:hanging="360"/>
+      </w:pPr>
+    </w:lvl>
+  </w:abstractNum>
+  <w:abstractNum w:abstractNumId="10" w15:restartNumberingAfterBreak="0">
     <w:nsid w:val="492603D0"/>
     <w:multiLevelType w:val="multilevel"/>
     <w:tmpl w:val="F45E4296"/>
@@ -4595,10 +5594,457 @@
       </w:rPr>
     </w:lvl>
   </w:abstractNum>
-  <w:abstractNum w:abstractNumId="10" w15:restartNumberingAfterBreak="0">
+  <w:abstractNum w:abstractNumId="11" w15:restartNumberingAfterBreak="0">
     <w:nsid w:val="4E9D2739"/>
     <w:multiLevelType w:val="multilevel"/>
     <w:tmpl w:val="F23807C6"/>
+    <w:lvl w:ilvl="0">
+      <w:start w:val="1"/>
+      <w:numFmt w:val="bullet"/>
+      <w:lvlText w:val=""/>
+      <w:lvlJc w:val="left"/>
+      <w:pPr>
+        <w:tabs>
+          <w:tab w:val="num" w:pos="720"/>
+        </w:tabs>
+        <w:ind w:left="720" w:hanging="360"/>
+      </w:pPr>
+      <w:rPr>
+        <w:rFonts w:ascii="Symbol" w:hAnsi="Symbol" w:hint="default"/>
+        <w:sz w:val="20"/>
+      </w:rPr>
+    </w:lvl>
+    <w:lvl w:ilvl="1" w:tentative="1">
+      <w:start w:val="1"/>
+      <w:numFmt w:val="bullet"/>
+      <w:lvlText w:val="o"/>
+      <w:lvlJc w:val="left"/>
+      <w:pPr>
+        <w:tabs>
+          <w:tab w:val="num" w:pos="1440"/>
+        </w:tabs>
+        <w:ind w:left="1440" w:hanging="360"/>
+      </w:pPr>
+      <w:rPr>
+        <w:rFonts w:ascii="Courier New" w:hAnsi="Courier New" w:hint="default"/>
+        <w:sz w:val="20"/>
+      </w:rPr>
+    </w:lvl>
+    <w:lvl w:ilvl="2" w:tentative="1">
+      <w:start w:val="1"/>
+      <w:numFmt w:val="bullet"/>
+      <w:lvlText w:val=""/>
+      <w:lvlJc w:val="left"/>
+      <w:pPr>
+        <w:tabs>
+          <w:tab w:val="num" w:pos="2160"/>
+        </w:tabs>
+        <w:ind w:left="2160" w:hanging="360"/>
+      </w:pPr>
+      <w:rPr>
+        <w:rFonts w:ascii="Wingdings" w:hAnsi="Wingdings" w:hint="default"/>
+        <w:sz w:val="20"/>
+      </w:rPr>
+    </w:lvl>
+    <w:lvl w:ilvl="3" w:tentative="1">
+      <w:start w:val="1"/>
+      <w:numFmt w:val="bullet"/>
+      <w:lvlText w:val=""/>
+      <w:lvlJc w:val="left"/>
+      <w:pPr>
+        <w:tabs>
+          <w:tab w:val="num" w:pos="2880"/>
+        </w:tabs>
+        <w:ind w:left="2880" w:hanging="360"/>
+      </w:pPr>
+      <w:rPr>
+        <w:rFonts w:ascii="Wingdings" w:hAnsi="Wingdings" w:hint="default"/>
+        <w:sz w:val="20"/>
+      </w:rPr>
+    </w:lvl>
+    <w:lvl w:ilvl="4" w:tentative="1">
+      <w:start w:val="1"/>
+      <w:numFmt w:val="bullet"/>
+      <w:lvlText w:val=""/>
+      <w:lvlJc w:val="left"/>
+      <w:pPr>
+        <w:tabs>
+          <w:tab w:val="num" w:pos="3600"/>
+        </w:tabs>
+        <w:ind w:left="3600" w:hanging="360"/>
+      </w:pPr>
+      <w:rPr>
+        <w:rFonts w:ascii="Wingdings" w:hAnsi="Wingdings" w:hint="default"/>
+        <w:sz w:val="20"/>
+      </w:rPr>
+    </w:lvl>
+    <w:lvl w:ilvl="5" w:tentative="1">
+      <w:start w:val="1"/>
+      <w:numFmt w:val="bullet"/>
+      <w:lvlText w:val=""/>
+      <w:lvlJc w:val="left"/>
+      <w:pPr>
+        <w:tabs>
+          <w:tab w:val="num" w:pos="4320"/>
+        </w:tabs>
+        <w:ind w:left="4320" w:hanging="360"/>
+      </w:pPr>
+      <w:rPr>
+        <w:rFonts w:ascii="Wingdings" w:hAnsi="Wingdings" w:hint="default"/>
+        <w:sz w:val="20"/>
+      </w:rPr>
+    </w:lvl>
+    <w:lvl w:ilvl="6" w:tentative="1">
+      <w:start w:val="1"/>
+      <w:numFmt w:val="bullet"/>
+      <w:lvlText w:val=""/>
+      <w:lvlJc w:val="left"/>
+      <w:pPr>
+        <w:tabs>
+          <w:tab w:val="num" w:pos="5040"/>
+        </w:tabs>
+        <w:ind w:left="5040" w:hanging="360"/>
+      </w:pPr>
+      <w:rPr>
+        <w:rFonts w:ascii="Wingdings" w:hAnsi="Wingdings" w:hint="default"/>
+        <w:sz w:val="20"/>
+      </w:rPr>
+    </w:lvl>
+    <w:lvl w:ilvl="7" w:tentative="1">
+      <w:start w:val="1"/>
+      <w:numFmt w:val="bullet"/>
+      <w:lvlText w:val=""/>
+      <w:lvlJc w:val="left"/>
+      <w:pPr>
+        <w:tabs>
+          <w:tab w:val="num" w:pos="5760"/>
+        </w:tabs>
+        <w:ind w:left="5760" w:hanging="360"/>
+      </w:pPr>
+      <w:rPr>
+        <w:rFonts w:ascii="Wingdings" w:hAnsi="Wingdings" w:hint="default"/>
+        <w:sz w:val="20"/>
+      </w:rPr>
+    </w:lvl>
+    <w:lvl w:ilvl="8" w:tentative="1">
+      <w:start w:val="1"/>
+      <w:numFmt w:val="bullet"/>
+      <w:lvlText w:val=""/>
+      <w:lvlJc w:val="left"/>
+      <w:pPr>
+        <w:tabs>
+          <w:tab w:val="num" w:pos="6480"/>
+        </w:tabs>
+        <w:ind w:left="6480" w:hanging="360"/>
+      </w:pPr>
+      <w:rPr>
+        <w:rFonts w:ascii="Wingdings" w:hAnsi="Wingdings" w:hint="default"/>
+        <w:sz w:val="20"/>
+      </w:rPr>
+    </w:lvl>
+  </w:abstractNum>
+  <w:abstractNum w:abstractNumId="12" w15:restartNumberingAfterBreak="0">
+    <w:nsid w:val="5B91072D"/>
+    <w:multiLevelType w:val="multilevel"/>
+    <w:tmpl w:val="D9BA31F6"/>
+    <w:lvl w:ilvl="0">
+      <w:start w:val="1"/>
+      <w:numFmt w:val="bullet"/>
+      <w:lvlText w:val=""/>
+      <w:lvlJc w:val="left"/>
+      <w:pPr>
+        <w:tabs>
+          <w:tab w:val="num" w:pos="720"/>
+        </w:tabs>
+        <w:ind w:left="720" w:hanging="360"/>
+      </w:pPr>
+      <w:rPr>
+        <w:rFonts w:ascii="Symbol" w:hAnsi="Symbol" w:hint="default"/>
+        <w:sz w:val="20"/>
+      </w:rPr>
+    </w:lvl>
+    <w:lvl w:ilvl="1" w:tentative="1">
+      <w:start w:val="1"/>
+      <w:numFmt w:val="bullet"/>
+      <w:lvlText w:val="o"/>
+      <w:lvlJc w:val="left"/>
+      <w:pPr>
+        <w:tabs>
+          <w:tab w:val="num" w:pos="1440"/>
+        </w:tabs>
+        <w:ind w:left="1440" w:hanging="360"/>
+      </w:pPr>
+      <w:rPr>
+        <w:rFonts w:ascii="Courier New" w:hAnsi="Courier New" w:hint="default"/>
+        <w:sz w:val="20"/>
+      </w:rPr>
+    </w:lvl>
+    <w:lvl w:ilvl="2" w:tentative="1">
+      <w:start w:val="1"/>
+      <w:numFmt w:val="bullet"/>
+      <w:lvlText w:val=""/>
+      <w:lvlJc w:val="left"/>
+      <w:pPr>
+        <w:tabs>
+          <w:tab w:val="num" w:pos="2160"/>
+        </w:tabs>
+        <w:ind w:left="2160" w:hanging="360"/>
+      </w:pPr>
+      <w:rPr>
+        <w:rFonts w:ascii="Wingdings" w:hAnsi="Wingdings" w:hint="default"/>
+        <w:sz w:val="20"/>
+      </w:rPr>
+    </w:lvl>
+    <w:lvl w:ilvl="3" w:tentative="1">
+      <w:start w:val="1"/>
+      <w:numFmt w:val="bullet"/>
+      <w:lvlText w:val=""/>
+      <w:lvlJc w:val="left"/>
+      <w:pPr>
+        <w:tabs>
+          <w:tab w:val="num" w:pos="2880"/>
+        </w:tabs>
+        <w:ind w:left="2880" w:hanging="360"/>
+      </w:pPr>
+      <w:rPr>
+        <w:rFonts w:ascii="Wingdings" w:hAnsi="Wingdings" w:hint="default"/>
+        <w:sz w:val="20"/>
+      </w:rPr>
+    </w:lvl>
+    <w:lvl w:ilvl="4" w:tentative="1">
+      <w:start w:val="1"/>
+      <w:numFmt w:val="bullet"/>
+      <w:lvlText w:val=""/>
+      <w:lvlJc w:val="left"/>
+      <w:pPr>
+        <w:tabs>
+          <w:tab w:val="num" w:pos="3600"/>
+        </w:tabs>
+        <w:ind w:left="3600" w:hanging="360"/>
+      </w:pPr>
+      <w:rPr>
+        <w:rFonts w:ascii="Wingdings" w:hAnsi="Wingdings" w:hint="default"/>
+        <w:sz w:val="20"/>
+      </w:rPr>
+    </w:lvl>
+    <w:lvl w:ilvl="5" w:tentative="1">
+      <w:start w:val="1"/>
+      <w:numFmt w:val="bullet"/>
+      <w:lvlText w:val=""/>
+      <w:lvlJc w:val="left"/>
+      <w:pPr>
+        <w:tabs>
+          <w:tab w:val="num" w:pos="4320"/>
+        </w:tabs>
+        <w:ind w:left="4320" w:hanging="360"/>
+      </w:pPr>
+      <w:rPr>
+        <w:rFonts w:ascii="Wingdings" w:hAnsi="Wingdings" w:hint="default"/>
+        <w:sz w:val="20"/>
+      </w:rPr>
+    </w:lvl>
+    <w:lvl w:ilvl="6" w:tentative="1">
+      <w:start w:val="1"/>
+      <w:numFmt w:val="bullet"/>
+      <w:lvlText w:val=""/>
+      <w:lvlJc w:val="left"/>
+      <w:pPr>
+        <w:tabs>
+          <w:tab w:val="num" w:pos="5040"/>
+        </w:tabs>
+        <w:ind w:left="5040" w:hanging="360"/>
+      </w:pPr>
+      <w:rPr>
+        <w:rFonts w:ascii="Wingdings" w:hAnsi="Wingdings" w:hint="default"/>
+        <w:sz w:val="20"/>
+      </w:rPr>
+    </w:lvl>
+    <w:lvl w:ilvl="7" w:tentative="1">
+      <w:start w:val="1"/>
+      <w:numFmt w:val="bullet"/>
+      <w:lvlText w:val=""/>
+      <w:lvlJc w:val="left"/>
+      <w:pPr>
+        <w:tabs>
+          <w:tab w:val="num" w:pos="5760"/>
+        </w:tabs>
+        <w:ind w:left="5760" w:hanging="360"/>
+      </w:pPr>
+      <w:rPr>
+        <w:rFonts w:ascii="Wingdings" w:hAnsi="Wingdings" w:hint="default"/>
+        <w:sz w:val="20"/>
+      </w:rPr>
+    </w:lvl>
+    <w:lvl w:ilvl="8" w:tentative="1">
+      <w:start w:val="1"/>
+      <w:numFmt w:val="bullet"/>
+      <w:lvlText w:val=""/>
+      <w:lvlJc w:val="left"/>
+      <w:pPr>
+        <w:tabs>
+          <w:tab w:val="num" w:pos="6480"/>
+        </w:tabs>
+        <w:ind w:left="6480" w:hanging="360"/>
+      </w:pPr>
+      <w:rPr>
+        <w:rFonts w:ascii="Wingdings" w:hAnsi="Wingdings" w:hint="default"/>
+        <w:sz w:val="20"/>
+      </w:rPr>
+    </w:lvl>
+  </w:abstractNum>
+  <w:abstractNum w:abstractNumId="13" w15:restartNumberingAfterBreak="0">
+    <w:nsid w:val="618A2962"/>
+    <w:multiLevelType w:val="multilevel"/>
+    <w:tmpl w:val="9E941FD6"/>
+    <w:lvl w:ilvl="0">
+      <w:start w:val="1"/>
+      <w:numFmt w:val="bullet"/>
+      <w:lvlText w:val=""/>
+      <w:lvlJc w:val="left"/>
+      <w:pPr>
+        <w:tabs>
+          <w:tab w:val="num" w:pos="720"/>
+        </w:tabs>
+        <w:ind w:left="720" w:hanging="360"/>
+      </w:pPr>
+      <w:rPr>
+        <w:rFonts w:ascii="Symbol" w:hAnsi="Symbol" w:hint="default"/>
+        <w:sz w:val="20"/>
+      </w:rPr>
+    </w:lvl>
+    <w:lvl w:ilvl="1" w:tentative="1">
+      <w:start w:val="1"/>
+      <w:numFmt w:val="bullet"/>
+      <w:lvlText w:val="o"/>
+      <w:lvlJc w:val="left"/>
+      <w:pPr>
+        <w:tabs>
+          <w:tab w:val="num" w:pos="1440"/>
+        </w:tabs>
+        <w:ind w:left="1440" w:hanging="360"/>
+      </w:pPr>
+      <w:rPr>
+        <w:rFonts w:ascii="Courier New" w:hAnsi="Courier New" w:hint="default"/>
+        <w:sz w:val="20"/>
+      </w:rPr>
+    </w:lvl>
+    <w:lvl w:ilvl="2" w:tentative="1">
+      <w:start w:val="1"/>
+      <w:numFmt w:val="bullet"/>
+      <w:lvlText w:val=""/>
+      <w:lvlJc w:val="left"/>
+      <w:pPr>
+        <w:tabs>
+          <w:tab w:val="num" w:pos="2160"/>
+        </w:tabs>
+        <w:ind w:left="2160" w:hanging="360"/>
+      </w:pPr>
+      <w:rPr>
+        <w:rFonts w:ascii="Wingdings" w:hAnsi="Wingdings" w:hint="default"/>
+        <w:sz w:val="20"/>
+      </w:rPr>
+    </w:lvl>
+    <w:lvl w:ilvl="3" w:tentative="1">
+      <w:start w:val="1"/>
+      <w:numFmt w:val="bullet"/>
+      <w:lvlText w:val=""/>
+      <w:lvlJc w:val="left"/>
+      <w:pPr>
+        <w:tabs>
+          <w:tab w:val="num" w:pos="2880"/>
+        </w:tabs>
+        <w:ind w:left="2880" w:hanging="360"/>
+      </w:pPr>
+      <w:rPr>
+        <w:rFonts w:ascii="Wingdings" w:hAnsi="Wingdings" w:hint="default"/>
+        <w:sz w:val="20"/>
+      </w:rPr>
+    </w:lvl>
+    <w:lvl w:ilvl="4" w:tentative="1">
+      <w:start w:val="1"/>
+      <w:numFmt w:val="bullet"/>
+      <w:lvlText w:val=""/>
+      <w:lvlJc w:val="left"/>
+      <w:pPr>
+        <w:tabs>
+          <w:tab w:val="num" w:pos="3600"/>
+        </w:tabs>
+        <w:ind w:left="3600" w:hanging="360"/>
+      </w:pPr>
+      <w:rPr>
+        <w:rFonts w:ascii="Wingdings" w:hAnsi="Wingdings" w:hint="default"/>
+        <w:sz w:val="20"/>
+      </w:rPr>
+    </w:lvl>
+    <w:lvl w:ilvl="5" w:tentative="1">
+      <w:start w:val="1"/>
+      <w:numFmt w:val="bullet"/>
+      <w:lvlText w:val=""/>
+      <w:lvlJc w:val="left"/>
+      <w:pPr>
+        <w:tabs>
+          <w:tab w:val="num" w:pos="4320"/>
+        </w:tabs>
+        <w:ind w:left="4320" w:hanging="360"/>
+      </w:pPr>
+      <w:rPr>
+        <w:rFonts w:ascii="Wingdings" w:hAnsi="Wingdings" w:hint="default"/>
+        <w:sz w:val="20"/>
+      </w:rPr>
+    </w:lvl>
+    <w:lvl w:ilvl="6" w:tentative="1">
+      <w:start w:val="1"/>
+      <w:numFmt w:val="bullet"/>
+      <w:lvlText w:val=""/>
+      <w:lvlJc w:val="left"/>
+      <w:pPr>
+        <w:tabs>
+          <w:tab w:val="num" w:pos="5040"/>
+        </w:tabs>
+        <w:ind w:left="5040" w:hanging="360"/>
+      </w:pPr>
+      <w:rPr>
+        <w:rFonts w:ascii="Wingdings" w:hAnsi="Wingdings" w:hint="default"/>
+        <w:sz w:val="20"/>
+      </w:rPr>
+    </w:lvl>
+    <w:lvl w:ilvl="7" w:tentative="1">
+      <w:start w:val="1"/>
+      <w:numFmt w:val="bullet"/>
+      <w:lvlText w:val=""/>
+      <w:lvlJc w:val="left"/>
+      <w:pPr>
+        <w:tabs>
+          <w:tab w:val="num" w:pos="5760"/>
+        </w:tabs>
+        <w:ind w:left="5760" w:hanging="360"/>
+      </w:pPr>
+      <w:rPr>
+        <w:rFonts w:ascii="Wingdings" w:hAnsi="Wingdings" w:hint="default"/>
+        <w:sz w:val="20"/>
+      </w:rPr>
+    </w:lvl>
+    <w:lvl w:ilvl="8" w:tentative="1">
+      <w:start w:val="1"/>
+      <w:numFmt w:val="bullet"/>
+      <w:lvlText w:val=""/>
+      <w:lvlJc w:val="left"/>
+      <w:pPr>
+        <w:tabs>
+          <w:tab w:val="num" w:pos="6480"/>
+        </w:tabs>
+        <w:ind w:left="6480" w:hanging="360"/>
+      </w:pPr>
+      <w:rPr>
+        <w:rFonts w:ascii="Wingdings" w:hAnsi="Wingdings" w:hint="default"/>
+        <w:sz w:val="20"/>
+      </w:rPr>
+    </w:lvl>
+  </w:abstractNum>
+  <w:abstractNum w:abstractNumId="14" w15:restartNumberingAfterBreak="0">
+    <w:nsid w:val="675A26DB"/>
+    <w:multiLevelType w:val="multilevel"/>
+    <w:tmpl w:val="C346CE22"/>
     <w:lvl w:ilvl="0">
       <w:start w:val="1"/>
       <w:numFmt w:val="bullet"/>
@@ -4751,7 +6197,7 @@
     <w:abstractNumId w:val="1"/>
   </w:num>
   <w:num w:numId="3" w16cid:durableId="2046104017">
-    <w:abstractNumId w:val="9"/>
+    <w:abstractNumId w:val="10"/>
   </w:num>
   <w:num w:numId="4" w16cid:durableId="1098715201">
     <w:abstractNumId w:val="8"/>
@@ -4772,10 +6218,22 @@
     <w:abstractNumId w:val="6"/>
   </w:num>
   <w:num w:numId="10" w16cid:durableId="1076711656">
-    <w:abstractNumId w:val="10"/>
+    <w:abstractNumId w:val="11"/>
   </w:num>
   <w:num w:numId="11" w16cid:durableId="935362017">
     <w:abstractNumId w:val="5"/>
+  </w:num>
+  <w:num w:numId="12" w16cid:durableId="1707095426">
+    <w:abstractNumId w:val="13"/>
+  </w:num>
+  <w:num w:numId="13" w16cid:durableId="899708691">
+    <w:abstractNumId w:val="14"/>
+  </w:num>
+  <w:num w:numId="14" w16cid:durableId="155270039">
+    <w:abstractNumId w:val="12"/>
+  </w:num>
+  <w:num w:numId="15" w16cid:durableId="1985769301">
+    <w:abstractNumId w:val="9"/>
   </w:num>
 </w:numbering>
 </file>

--- a/Chapter 4 Methods.docx
+++ b/Chapter 4 Methods.docx
@@ -3190,901 +3190,6 @@
           <w:iCs/>
         </w:rPr>
         <w:t>(etc. pour tes 24 simulations)</w:t>
-      </w:r>
-    </w:p>
-    <w:p>
-      <w:pPr>
-        <w:spacing w:before="100" w:beforeAutospacing="1" w:after="100" w:afterAutospacing="1" w:line="240" w:lineRule="auto"/>
-        <w:outlineLvl w:val="2"/>
-        <w:rPr>
-          <w:rFonts w:ascii="Times New Roman" w:eastAsia="Times New Roman" w:hAnsi="Times New Roman" w:cs="Times New Roman"/>
-          <w:b/>
-          <w:bCs/>
-          <w:kern w:val="0"/>
-          <w:sz w:val="27"/>
-          <w:szCs w:val="27"/>
-          <w:lang w:eastAsia="en-GB"/>
-          <w14:ligatures w14:val="none"/>
-        </w:rPr>
-      </w:pPr>
-      <w:r>
-        <w:rPr>
-          <w:rFonts w:ascii="Times New Roman" w:eastAsia="Times New Roman" w:hAnsi="Times New Roman" w:cs="Times New Roman"/>
-          <w:b/>
-          <w:bCs/>
-          <w:kern w:val="0"/>
-          <w:sz w:val="27"/>
-          <w:szCs w:val="27"/>
-          <w:lang w:eastAsia="en-GB"/>
-          <w14:ligatures w14:val="none"/>
-        </w:rPr>
-        <w:t>Le plan d'attaque pour ton chapitre "Results"</w:t>
-      </w:r>
-    </w:p>
-    <w:p>
-      <w:pPr>
-        <w:spacing w:before="100" w:beforeAutospacing="1" w:after="100" w:afterAutospacing="1" w:line="240" w:lineRule="auto"/>
-        <w:rPr>
-          <w:rFonts w:ascii="Times New Roman" w:eastAsia="Times New Roman" w:hAnsi="Times New Roman" w:cs="Times New Roman"/>
-          <w:kern w:val="0"/>
-          <w:lang w:eastAsia="en-GB"/>
-          <w14:ligatures w14:val="none"/>
-        </w:rPr>
-      </w:pPr>
-      <w:r>
-        <w:rPr>
-          <w:rFonts w:ascii="Times New Roman" w:eastAsia="Times New Roman" w:hAnsi="Times New Roman" w:cs="Times New Roman"/>
-          <w:b/>
-          <w:bCs/>
-          <w:kern w:val="0"/>
-          <w:lang w:eastAsia="en-GB"/>
-          <w14:ligatures w14:val="none"/>
-        </w:rPr>
-        <w:t>Axe 1 : L'impact de la sévérité météo (Le duel CTV vs SOV)</w:t>
-      </w:r>
-      <w:r>
-        <w:rPr>
-          <w:rFonts w:ascii="Times New Roman" w:eastAsia="Times New Roman" w:hAnsi="Times New Roman" w:cs="Times New Roman"/>
-          <w:kern w:val="0"/>
-          <w:lang w:eastAsia="en-GB"/>
-          <w14:ligatures w14:val="none"/>
-        </w:rPr>
-        <w:t xml:space="preserve"> </w:t>
-      </w:r>
-      <w:r>
-        <w:rPr>
-          <w:rFonts w:ascii="Times New Roman" w:eastAsia="Times New Roman" w:hAnsi="Times New Roman" w:cs="Times New Roman"/>
-          <w:i/>
-          <w:iCs/>
-          <w:kern w:val="0"/>
-          <w:lang w:eastAsia="en-GB"/>
-          <w14:ligatures w14:val="none"/>
-        </w:rPr>
-        <w:t>Ici, on prouve que la météo change les règles du jeu logistique.</w:t>
-      </w:r>
-    </w:p>
-    <w:p>
-      <w:pPr>
-        <w:numPr>
-          <w:ilvl w:val="0"/>
-          <w:numId w:val="12"/>
-        </w:numPr>
-        <w:spacing w:before="100" w:beforeAutospacing="1" w:after="100" w:afterAutospacing="1" w:line="240" w:lineRule="auto"/>
-        <w:rPr>
-          <w:rFonts w:ascii="Times New Roman" w:eastAsia="Times New Roman" w:hAnsi="Times New Roman" w:cs="Times New Roman"/>
-          <w:kern w:val="0"/>
-          <w:lang w:eastAsia="en-GB"/>
-          <w14:ligatures w14:val="none"/>
-        </w:rPr>
-      </w:pPr>
-      <w:r>
-        <w:rPr>
-          <w:rFonts w:ascii="Times New Roman" w:eastAsia="Times New Roman" w:hAnsi="Times New Roman" w:cs="Times New Roman"/>
-          <w:kern w:val="0"/>
-          <w:lang w:eastAsia="en-GB"/>
-          <w14:ligatures w14:val="none"/>
-        </w:rPr>
-        <w:lastRenderedPageBreak/>
-        <w:t xml:space="preserve">On va comparer les jours de "No-Go" et le profit net entre le CTV et le SOV dans le </w:t>
-      </w:r>
-      <w:r>
-        <w:rPr>
-          <w:rFonts w:ascii="Times New Roman" w:eastAsia="Times New Roman" w:hAnsi="Times New Roman" w:cs="Times New Roman"/>
-          <w:b/>
-          <w:bCs/>
-          <w:kern w:val="0"/>
-          <w:lang w:eastAsia="en-GB"/>
-          <w14:ligatures w14:val="none"/>
-        </w:rPr>
-        <w:t>Best-Case</w:t>
-      </w:r>
-      <w:r>
-        <w:rPr>
-          <w:rFonts w:ascii="Times New Roman" w:eastAsia="Times New Roman" w:hAnsi="Times New Roman" w:cs="Times New Roman"/>
-          <w:kern w:val="0"/>
-          <w:lang w:eastAsia="en-GB"/>
-          <w14:ligatures w14:val="none"/>
-        </w:rPr>
-        <w:t xml:space="preserve"> (été) et le </w:t>
-      </w:r>
-      <w:r>
-        <w:rPr>
-          <w:rFonts w:ascii="Times New Roman" w:eastAsia="Times New Roman" w:hAnsi="Times New Roman" w:cs="Times New Roman"/>
-          <w:b/>
-          <w:bCs/>
-          <w:kern w:val="0"/>
-          <w:lang w:eastAsia="en-GB"/>
-          <w14:ligatures w14:val="none"/>
-        </w:rPr>
-        <w:t>Worst-Case</w:t>
-      </w:r>
-      <w:r>
-        <w:rPr>
-          <w:rFonts w:ascii="Times New Roman" w:eastAsia="Times New Roman" w:hAnsi="Times New Roman" w:cs="Times New Roman"/>
-          <w:kern w:val="0"/>
-          <w:lang w:eastAsia="en-GB"/>
-          <w14:ligatures w14:val="none"/>
-        </w:rPr>
-        <w:t xml:space="preserve"> (hiver).</w:t>
-      </w:r>
-    </w:p>
-    <w:p>
-      <w:pPr>
-        <w:numPr>
-          <w:ilvl w:val="0"/>
-          <w:numId w:val="12"/>
-        </w:numPr>
-        <w:spacing w:before="100" w:beforeAutospacing="1" w:after="100" w:afterAutospacing="1" w:line="240" w:lineRule="auto"/>
-        <w:rPr>
-          <w:rFonts w:ascii="Times New Roman" w:eastAsia="Times New Roman" w:hAnsi="Times New Roman" w:cs="Times New Roman"/>
-          <w:kern w:val="0"/>
-          <w:lang w:eastAsia="en-GB"/>
-          <w14:ligatures w14:val="none"/>
-        </w:rPr>
-      </w:pPr>
-      <w:r>
-        <w:rPr>
-          <w:rFonts w:ascii="Times New Roman" w:eastAsia="Times New Roman" w:hAnsi="Times New Roman" w:cs="Times New Roman"/>
-          <w:i/>
-          <w:iCs/>
-          <w:kern w:val="0"/>
-          <w:lang w:eastAsia="en-GB"/>
-          <w14:ligatures w14:val="none"/>
-        </w:rPr>
-        <w:t>Hypothèse attendue :</w:t>
-      </w:r>
-      <w:r>
-        <w:rPr>
-          <w:rFonts w:ascii="Times New Roman" w:eastAsia="Times New Roman" w:hAnsi="Times New Roman" w:cs="Times New Roman"/>
-          <w:kern w:val="0"/>
-          <w:lang w:eastAsia="en-GB"/>
-          <w14:ligatures w14:val="none"/>
-        </w:rPr>
-        <w:t xml:space="preserve"> Le CTV est le plus rentable en été (car il coûte beaucoup moins cher), mais le SOV devient indispensable en hiver, car le CTV est cloué au port et les pénalités de pannes (Cost of Downtime) explosent.</w:t>
-      </w:r>
-      <w:r>
-        <w:rPr>
-          <w:rFonts w:ascii="Times New Roman" w:eastAsia="Times New Roman" w:hAnsi="Times New Roman" w:cs="Times New Roman"/>
-          <w:kern w:val="0"/>
-          <w:lang w:eastAsia="en-GB"/>
-          <w14:ligatures w14:val="none"/>
-        </w:rPr>
-        <w:t xml:space="preserve"> (</w:t>
-      </w:r>
-      <w:r>
-        <w:rPr>
-          <w:rFonts w:ascii="Times New Roman" w:eastAsia="Times New Roman" w:hAnsi="Times New Roman" w:cs="Times New Roman"/>
-          <w:color w:val="EE0000"/>
-          <w:kern w:val="0"/>
-          <w:lang w:eastAsia="en-GB"/>
-          <w14:ligatures w14:val="none"/>
-        </w:rPr>
-        <w:t>NON à CHANGER</w:t>
-      </w:r>
-      <w:r>
-        <w:rPr>
-          <w:rFonts w:ascii="Times New Roman" w:eastAsia="Times New Roman" w:hAnsi="Times New Roman" w:cs="Times New Roman"/>
-          <w:kern w:val="0"/>
-          <w:lang w:eastAsia="en-GB"/>
-          <w14:ligatures w14:val="none"/>
-        </w:rPr>
-        <w:t>)</w:t>
-      </w:r>
-    </w:p>
-    <w:p>
-      <w:pPr>
-        <w:spacing w:before="100" w:beforeAutospacing="1" w:after="100" w:afterAutospacing="1" w:line="240" w:lineRule="auto"/>
-        <w:rPr>
-          <w:rFonts w:ascii="Times New Roman" w:eastAsia="Times New Roman" w:hAnsi="Times New Roman" w:cs="Times New Roman"/>
-          <w:kern w:val="0"/>
-          <w:lang w:eastAsia="en-GB"/>
-          <w14:ligatures w14:val="none"/>
-        </w:rPr>
-      </w:pPr>
-      <w:r>
-        <w:rPr>
-          <w:rFonts w:ascii="Times New Roman" w:eastAsia="Times New Roman" w:hAnsi="Times New Roman" w:cs="Times New Roman"/>
-          <w:b/>
-          <w:bCs/>
-          <w:kern w:val="0"/>
-          <w:lang w:eastAsia="en-GB"/>
-          <w14:ligatures w14:val="none"/>
-        </w:rPr>
-        <w:t>Axe 2 : La rentabilité du Préventif vs Prédictif (La zone de conflit)</w:t>
-      </w:r>
-      <w:r>
-        <w:rPr>
-          <w:rFonts w:ascii="Times New Roman" w:eastAsia="Times New Roman" w:hAnsi="Times New Roman" w:cs="Times New Roman"/>
-          <w:kern w:val="0"/>
-          <w:lang w:eastAsia="en-GB"/>
-          <w14:ligatures w14:val="none"/>
-        </w:rPr>
-        <w:t xml:space="preserve"> </w:t>
-      </w:r>
-      <w:r>
-        <w:rPr>
-          <w:rFonts w:ascii="Times New Roman" w:eastAsia="Times New Roman" w:hAnsi="Times New Roman" w:cs="Times New Roman"/>
-          <w:i/>
-          <w:iCs/>
-          <w:kern w:val="0"/>
-          <w:lang w:eastAsia="en-GB"/>
-          <w14:ligatures w14:val="none"/>
-        </w:rPr>
-        <w:t>Ici, on répond au cœur de ta question de recherche.</w:t>
-      </w:r>
-    </w:p>
-    <w:p>
-      <w:pPr>
-        <w:numPr>
-          <w:ilvl w:val="0"/>
-          <w:numId w:val="13"/>
-        </w:numPr>
-        <w:spacing w:before="100" w:beforeAutospacing="1" w:after="100" w:afterAutospacing="1" w:line="240" w:lineRule="auto"/>
-        <w:rPr>
-          <w:rFonts w:ascii="Times New Roman" w:eastAsia="Times New Roman" w:hAnsi="Times New Roman" w:cs="Times New Roman"/>
-          <w:kern w:val="0"/>
-          <w:lang w:eastAsia="en-GB"/>
-          <w14:ligatures w14:val="none"/>
-        </w:rPr>
-      </w:pPr>
-      <w:r>
-        <w:rPr>
-          <w:rFonts w:ascii="Times New Roman" w:eastAsia="Times New Roman" w:hAnsi="Times New Roman" w:cs="Times New Roman"/>
-          <w:kern w:val="0"/>
-          <w:lang w:eastAsia="en-GB"/>
-          <w14:ligatures w14:val="none"/>
-        </w:rPr>
-        <w:t xml:space="preserve">On va se concentrer sur le </w:t>
-      </w:r>
-      <w:r>
-        <w:rPr>
-          <w:rFonts w:ascii="Times New Roman" w:eastAsia="Times New Roman" w:hAnsi="Times New Roman" w:cs="Times New Roman"/>
-          <w:b/>
-          <w:bCs/>
-          <w:kern w:val="0"/>
-          <w:lang w:eastAsia="en-GB"/>
-          <w14:ligatures w14:val="none"/>
-        </w:rPr>
-        <w:t>Base-Case</w:t>
-      </w:r>
-      <w:r>
-        <w:rPr>
-          <w:rFonts w:ascii="Times New Roman" w:eastAsia="Times New Roman" w:hAnsi="Times New Roman" w:cs="Times New Roman"/>
-          <w:kern w:val="0"/>
-          <w:lang w:eastAsia="en-GB"/>
-          <w14:ligatures w14:val="none"/>
-        </w:rPr>
-        <w:t xml:space="preserve"> (la semaine moyenne).</w:t>
-      </w:r>
-    </w:p>
-    <w:p>
-      <w:pPr>
-        <w:numPr>
-          <w:ilvl w:val="0"/>
-          <w:numId w:val="13"/>
-        </w:numPr>
-        <w:spacing w:before="100" w:beforeAutospacing="1" w:after="100" w:afterAutospacing="1" w:line="240" w:lineRule="auto"/>
-        <w:rPr>
-          <w:rFonts w:ascii="Times New Roman" w:eastAsia="Times New Roman" w:hAnsi="Times New Roman" w:cs="Times New Roman"/>
-          <w:kern w:val="0"/>
-          <w:lang w:eastAsia="en-GB"/>
-          <w14:ligatures w14:val="none"/>
-        </w:rPr>
-      </w:pPr>
-      <w:r>
-        <w:rPr>
-          <w:rFonts w:ascii="Times New Roman" w:eastAsia="Times New Roman" w:hAnsi="Times New Roman" w:cs="Times New Roman"/>
-          <w:kern w:val="0"/>
-          <w:lang w:eastAsia="en-GB"/>
-          <w14:ligatures w14:val="none"/>
-        </w:rPr>
-        <w:t>On comparera le profit généré par le Préventif (qui répare tout sur son passage mais subit des pannes inattendues) face au Prédictif (qui cible les risques mais laisse des turbines de côté).</w:t>
-      </w:r>
-    </w:p>
-    <w:p>
-      <w:pPr>
-        <w:spacing w:before="100" w:beforeAutospacing="1" w:after="100" w:afterAutospacing="1" w:line="240" w:lineRule="auto"/>
-        <w:rPr>
-          <w:rFonts w:ascii="Times New Roman" w:eastAsia="Times New Roman" w:hAnsi="Times New Roman" w:cs="Times New Roman"/>
-          <w:kern w:val="0"/>
-          <w:lang w:eastAsia="en-GB"/>
-          <w14:ligatures w14:val="none"/>
-        </w:rPr>
-      </w:pPr>
-      <w:r>
-        <w:rPr>
-          <w:rFonts w:ascii="Times New Roman" w:eastAsia="Times New Roman" w:hAnsi="Times New Roman" w:cs="Times New Roman"/>
-          <w:b/>
-          <w:bCs/>
-          <w:kern w:val="0"/>
-          <w:lang w:eastAsia="en-GB"/>
-          <w14:ligatures w14:val="none"/>
-        </w:rPr>
-        <w:t>Axe 3 : La sensibilité à l'IA (Le point de bascule)</w:t>
-      </w:r>
-      <w:r>
-        <w:rPr>
-          <w:rFonts w:ascii="Times New Roman" w:eastAsia="Times New Roman" w:hAnsi="Times New Roman" w:cs="Times New Roman"/>
-          <w:kern w:val="0"/>
-          <w:lang w:eastAsia="en-GB"/>
-          <w14:ligatures w14:val="none"/>
-        </w:rPr>
-        <w:t xml:space="preserve"> </w:t>
-      </w:r>
-      <w:r>
-        <w:rPr>
-          <w:rFonts w:ascii="Times New Roman" w:eastAsia="Times New Roman" w:hAnsi="Times New Roman" w:cs="Times New Roman"/>
-          <w:i/>
-          <w:iCs/>
-          <w:kern w:val="0"/>
-          <w:lang w:eastAsia="en-GB"/>
-          <w14:ligatures w14:val="none"/>
-        </w:rPr>
-        <w:t>Ici, tu montres ton expertise de modélisateur.</w:t>
-      </w:r>
-    </w:p>
-    <w:p>
-      <w:pPr>
-        <w:numPr>
-          <w:ilvl w:val="0"/>
-          <w:numId w:val="14"/>
-        </w:numPr>
-        <w:spacing w:before="100" w:beforeAutospacing="1" w:after="100" w:afterAutospacing="1" w:line="240" w:lineRule="auto"/>
-        <w:rPr>
-          <w:rFonts w:ascii="Times New Roman" w:eastAsia="Times New Roman" w:hAnsi="Times New Roman" w:cs="Times New Roman"/>
-          <w:kern w:val="0"/>
-          <w:lang w:eastAsia="en-GB"/>
-          <w14:ligatures w14:val="none"/>
-        </w:rPr>
-      </w:pPr>
-      <w:r>
-        <w:rPr>
-          <w:rFonts w:ascii="Times New Roman" w:eastAsia="Times New Roman" w:hAnsi="Times New Roman" w:cs="Times New Roman"/>
-          <w:kern w:val="0"/>
-          <w:lang w:eastAsia="en-GB"/>
-          <w14:ligatures w14:val="none"/>
-        </w:rPr>
-        <w:t>On prendra tes résultats Prédictifs sous les 3 profils : Perfect, Standard, et Mediocre.</w:t>
-      </w:r>
-    </w:p>
-    <w:p>
-      <w:pPr>
-        <w:numPr>
-          <w:ilvl w:val="0"/>
-          <w:numId w:val="14"/>
-        </w:numPr>
-        <w:spacing w:before="100" w:beforeAutospacing="1" w:after="100" w:afterAutospacing="1" w:line="240" w:lineRule="auto"/>
-        <w:rPr>
-          <w:rFonts w:ascii="Times New Roman" w:eastAsia="Times New Roman" w:hAnsi="Times New Roman" w:cs="Times New Roman"/>
-          <w:kern w:val="0"/>
-          <w:lang w:eastAsia="en-GB"/>
-          <w14:ligatures w14:val="none"/>
-        </w:rPr>
-      </w:pPr>
-      <w:r>
-        <w:rPr>
-          <w:rFonts w:ascii="Times New Roman" w:eastAsia="Times New Roman" w:hAnsi="Times New Roman" w:cs="Times New Roman"/>
-          <w:kern w:val="0"/>
-          <w:lang w:eastAsia="en-GB"/>
-          <w14:ligatures w14:val="none"/>
-        </w:rPr>
-        <w:t>On démontrera à partir de quel taux d'erreur (False Negatives / True Positives) l'intelligence artificielle devient en réalité un gouffre financier par rapport à un bête calendrier préventif.</w:t>
-      </w:r>
-    </w:p>
-    <w:p>
-      <w:pPr>
-        <w:spacing w:before="100" w:beforeAutospacing="1" w:after="100" w:afterAutospacing="1" w:line="240" w:lineRule="auto"/>
-        <w:outlineLvl w:val="2"/>
-        <w:rPr>
-          <w:rFonts w:ascii="Times New Roman" w:eastAsia="Times New Roman" w:hAnsi="Times New Roman" w:cs="Times New Roman"/>
-          <w:b/>
-          <w:bCs/>
-          <w:kern w:val="0"/>
-          <w:sz w:val="27"/>
-          <w:szCs w:val="27"/>
-          <w:lang w:eastAsia="en-GB"/>
-          <w14:ligatures w14:val="none"/>
-        </w:rPr>
-      </w:pPr>
-      <w:r>
-        <w:rPr>
-          <w:rFonts w:ascii="Times New Roman" w:eastAsia="Times New Roman" w:hAnsi="Times New Roman" w:cs="Times New Roman"/>
-          <w:b/>
-          <w:bCs/>
-          <w:kern w:val="0"/>
-          <w:sz w:val="27"/>
-          <w:szCs w:val="27"/>
-          <w:lang w:eastAsia="en-GB"/>
-          <w14:ligatures w14:val="none"/>
-        </w:rPr>
-        <w:t>Première étape de rédaction : Ouvre tes dossiers !</w:t>
-      </w:r>
-    </w:p>
-    <w:p>
-      <w:pPr>
-        <w:spacing w:before="100" w:beforeAutospacing="1" w:after="100" w:afterAutospacing="1" w:line="240" w:lineRule="auto"/>
-        <w:rPr>
-          <w:rFonts w:ascii="Times New Roman" w:eastAsia="Times New Roman" w:hAnsi="Times New Roman" w:cs="Times New Roman"/>
-          <w:kern w:val="0"/>
-          <w:lang w:eastAsia="en-GB"/>
-          <w14:ligatures w14:val="none"/>
-        </w:rPr>
-      </w:pPr>
-      <w:r>
-        <w:rPr>
-          <w:rFonts w:ascii="Times New Roman" w:eastAsia="Times New Roman" w:hAnsi="Times New Roman" w:cs="Times New Roman"/>
-          <w:kern w:val="0"/>
-          <w:lang w:eastAsia="en-GB"/>
-          <w14:ligatures w14:val="none"/>
-        </w:rPr>
-        <w:t>Pour commencer à rédiger les paragraphes de l'</w:t>
-      </w:r>
-      <w:r>
-        <w:rPr>
-          <w:rFonts w:ascii="Times New Roman" w:eastAsia="Times New Roman" w:hAnsi="Times New Roman" w:cs="Times New Roman"/>
-          <w:b/>
-          <w:bCs/>
-          <w:kern w:val="0"/>
-          <w:lang w:eastAsia="en-GB"/>
-          <w14:ligatures w14:val="none"/>
-        </w:rPr>
-        <w:t>Axe 2</w:t>
-      </w:r>
-      <w:r>
-        <w:rPr>
-          <w:rFonts w:ascii="Times New Roman" w:eastAsia="Times New Roman" w:hAnsi="Times New Roman" w:cs="Times New Roman"/>
-          <w:kern w:val="0"/>
-          <w:lang w:eastAsia="en-GB"/>
-          <w14:ligatures w14:val="none"/>
-        </w:rPr>
-        <w:t xml:space="preserve"> (le plus intéressant), j'ai besoin que tu joues le rôle de l'extracteur de données.</w:t>
-      </w:r>
-    </w:p>
-    <w:p>
-      <w:pPr>
-        <w:spacing w:before="100" w:beforeAutospacing="1" w:after="100" w:afterAutospacing="1" w:line="240" w:lineRule="auto"/>
-        <w:rPr>
-          <w:rFonts w:ascii="Times New Roman" w:eastAsia="Times New Roman" w:hAnsi="Times New Roman" w:cs="Times New Roman"/>
-          <w:kern w:val="0"/>
-          <w:lang w:eastAsia="en-GB"/>
-          <w14:ligatures w14:val="none"/>
-        </w:rPr>
-      </w:pPr>
-      <w:r>
-        <w:rPr>
-          <w:rFonts w:ascii="Times New Roman" w:eastAsia="Times New Roman" w:hAnsi="Times New Roman" w:cs="Times New Roman"/>
-          <w:kern w:val="0"/>
-          <w:lang w:eastAsia="en-GB"/>
-          <w14:ligatures w14:val="none"/>
-        </w:rPr>
-        <w:t xml:space="preserve">Va dans ton dossier </w:t>
-      </w:r>
-      <w:r>
-        <w:rPr>
-          <w:rFonts w:ascii="Courier New" w:eastAsia="Times New Roman" w:hAnsi="Courier New" w:cs="Courier New"/>
-          <w:kern w:val="0"/>
-          <w:sz w:val="20"/>
-          <w:szCs w:val="20"/>
-          <w:lang w:eastAsia="en-GB"/>
-          <w14:ligatures w14:val="none"/>
-        </w:rPr>
-        <w:t>Simulation_Results</w:t>
-      </w:r>
-      <w:r>
-        <w:rPr>
-          <w:rFonts w:ascii="Times New Roman" w:eastAsia="Times New Roman" w:hAnsi="Times New Roman" w:cs="Times New Roman"/>
-          <w:kern w:val="0"/>
-          <w:lang w:eastAsia="en-GB"/>
-          <w14:ligatures w14:val="none"/>
-        </w:rPr>
-        <w:t xml:space="preserve"> et regarde les tableaux financiers (les fichiers PNG) pour le </w:t>
-      </w:r>
-      <w:r>
-        <w:rPr>
-          <w:rFonts w:ascii="Times New Roman" w:eastAsia="Times New Roman" w:hAnsi="Times New Roman" w:cs="Times New Roman"/>
-          <w:b/>
-          <w:bCs/>
-          <w:kern w:val="0"/>
-          <w:lang w:eastAsia="en-GB"/>
-          <w14:ligatures w14:val="none"/>
-        </w:rPr>
-        <w:t>Base-Case</w:t>
-      </w:r>
-      <w:r>
-        <w:rPr>
-          <w:rFonts w:ascii="Times New Roman" w:eastAsia="Times New Roman" w:hAnsi="Times New Roman" w:cs="Times New Roman"/>
-          <w:kern w:val="0"/>
-          <w:lang w:eastAsia="en-GB"/>
-          <w14:ligatures w14:val="none"/>
-        </w:rPr>
-        <w:t xml:space="preserve"> (la semaine de février).</w:t>
-      </w:r>
-    </w:p>
-    <w:p>
-      <w:pPr>
-        <w:spacing w:before="100" w:beforeAutospacing="1" w:after="100" w:afterAutospacing="1" w:line="240" w:lineRule="auto"/>
-        <w:rPr>
-          <w:rFonts w:ascii="Times New Roman" w:eastAsia="Times New Roman" w:hAnsi="Times New Roman" w:cs="Times New Roman"/>
-          <w:kern w:val="0"/>
-          <w:lang w:eastAsia="en-GB"/>
-          <w14:ligatures w14:val="none"/>
-        </w:rPr>
-      </w:pPr>
-      <w:r>
-        <w:rPr>
-          <w:rFonts w:ascii="Times New Roman" w:eastAsia="Times New Roman" w:hAnsi="Times New Roman" w:cs="Times New Roman"/>
-          <w:kern w:val="0"/>
-          <w:lang w:eastAsia="en-GB"/>
-          <w14:ligatures w14:val="none"/>
-        </w:rPr>
-        <w:t xml:space="preserve">Peux-tu me donner les chiffres clés (Le </w:t>
-      </w:r>
-      <w:r>
-        <w:rPr>
-          <w:rFonts w:ascii="Times New Roman" w:eastAsia="Times New Roman" w:hAnsi="Times New Roman" w:cs="Times New Roman"/>
-          <w:b/>
-          <w:bCs/>
-          <w:kern w:val="0"/>
-          <w:lang w:eastAsia="en-GB"/>
-          <w14:ligatures w14:val="none"/>
-        </w:rPr>
-        <w:t>Net Profit</w:t>
-      </w:r>
-      <w:r>
-        <w:rPr>
-          <w:rFonts w:ascii="Times New Roman" w:eastAsia="Times New Roman" w:hAnsi="Times New Roman" w:cs="Times New Roman"/>
-          <w:kern w:val="0"/>
-          <w:lang w:eastAsia="en-GB"/>
-          <w14:ligatures w14:val="none"/>
-        </w:rPr>
-        <w:t xml:space="preserve">, le </w:t>
-      </w:r>
-      <w:r>
-        <w:rPr>
-          <w:rFonts w:ascii="Times New Roman" w:eastAsia="Times New Roman" w:hAnsi="Times New Roman" w:cs="Times New Roman"/>
-          <w:b/>
-          <w:bCs/>
-          <w:kern w:val="0"/>
-          <w:lang w:eastAsia="en-GB"/>
-          <w14:ligatures w14:val="none"/>
-        </w:rPr>
-        <w:t>Cost of Downtime total</w:t>
-      </w:r>
-      <w:r>
-        <w:rPr>
-          <w:rFonts w:ascii="Times New Roman" w:eastAsia="Times New Roman" w:hAnsi="Times New Roman" w:cs="Times New Roman"/>
-          <w:kern w:val="0"/>
-          <w:lang w:eastAsia="en-GB"/>
-          <w14:ligatures w14:val="none"/>
-        </w:rPr>
-        <w:t xml:space="preserve"> et le </w:t>
-      </w:r>
-      <w:r>
-        <w:rPr>
-          <w:rFonts w:ascii="Times New Roman" w:eastAsia="Times New Roman" w:hAnsi="Times New Roman" w:cs="Times New Roman"/>
-          <w:b/>
-          <w:bCs/>
-          <w:kern w:val="0"/>
-          <w:lang w:eastAsia="en-GB"/>
-          <w14:ligatures w14:val="none"/>
-        </w:rPr>
-        <w:t>Cost of Vessel total</w:t>
-      </w:r>
-      <w:r>
-        <w:rPr>
-          <w:rFonts w:ascii="Times New Roman" w:eastAsia="Times New Roman" w:hAnsi="Times New Roman" w:cs="Times New Roman"/>
-          <w:kern w:val="0"/>
-          <w:lang w:eastAsia="en-GB"/>
-          <w14:ligatures w14:val="none"/>
-        </w:rPr>
-        <w:t>) pour ces 4 configurations spécifiques ?</w:t>
-      </w:r>
-    </w:p>
-    <w:p>
-      <w:pPr>
-        <w:numPr>
-          <w:ilvl w:val="0"/>
-          <w:numId w:val="15"/>
-        </w:numPr>
-        <w:spacing w:before="100" w:beforeAutospacing="1" w:after="100" w:afterAutospacing="1" w:line="240" w:lineRule="auto"/>
-        <w:rPr>
-          <w:rFonts w:ascii="Times New Roman" w:eastAsia="Times New Roman" w:hAnsi="Times New Roman" w:cs="Times New Roman"/>
-          <w:kern w:val="0"/>
-          <w:lang w:eastAsia="en-GB"/>
-          <w14:ligatures w14:val="none"/>
-        </w:rPr>
-      </w:pPr>
-      <w:r>
-        <w:rPr>
-          <w:rFonts w:ascii="Courier New" w:eastAsia="Times New Roman" w:hAnsi="Courier New" w:cs="Courier New"/>
-          <w:kern w:val="0"/>
-          <w:sz w:val="20"/>
-          <w:szCs w:val="20"/>
-          <w:lang w:eastAsia="en-GB"/>
-          <w14:ligatures w14:val="none"/>
-        </w:rPr>
-        <w:t>Base-Case_No_AI</w:t>
-      </w:r>
-      <w:r>
-        <w:rPr>
-          <w:rFonts w:ascii="Times New Roman" w:eastAsia="Times New Roman" w:hAnsi="Times New Roman" w:cs="Times New Roman"/>
-          <w:kern w:val="0"/>
-          <w:lang w:eastAsia="en-GB"/>
-          <w14:ligatures w14:val="none"/>
-        </w:rPr>
-        <w:t xml:space="preserve"> avec le </w:t>
-      </w:r>
-      <w:r>
-        <w:rPr>
-          <w:rFonts w:ascii="Times New Roman" w:eastAsia="Times New Roman" w:hAnsi="Times New Roman" w:cs="Times New Roman"/>
-          <w:b/>
-          <w:bCs/>
-          <w:kern w:val="0"/>
-          <w:lang w:eastAsia="en-GB"/>
-          <w14:ligatures w14:val="none"/>
-        </w:rPr>
-        <w:t>CTV</w:t>
-      </w:r>
-      <w:r>
-        <w:rPr>
-          <w:rFonts w:ascii="Times New Roman" w:eastAsia="Times New Roman" w:hAnsi="Times New Roman" w:cs="Times New Roman"/>
-          <w:kern w:val="0"/>
-          <w:lang w:eastAsia="en-GB"/>
-          <w14:ligatures w14:val="none"/>
-        </w:rPr>
-        <w:t xml:space="preserve"> (Préventif)</w:t>
-      </w:r>
-    </w:p>
-    <w:p>
-      <w:pPr>
-        <w:numPr>
-          <w:ilvl w:val="0"/>
-          <w:numId w:val="15"/>
-        </w:numPr>
-        <w:spacing w:before="100" w:beforeAutospacing="1" w:after="100" w:afterAutospacing="1" w:line="240" w:lineRule="auto"/>
-        <w:rPr>
-          <w:rFonts w:ascii="Times New Roman" w:eastAsia="Times New Roman" w:hAnsi="Times New Roman" w:cs="Times New Roman"/>
-          <w:kern w:val="0"/>
-          <w:lang w:eastAsia="en-GB"/>
-          <w14:ligatures w14:val="none"/>
-        </w:rPr>
-      </w:pPr>
-      <w:r>
-        <w:rPr>
-          <w:rFonts w:ascii="Courier New" w:eastAsia="Times New Roman" w:hAnsi="Courier New" w:cs="Courier New"/>
-          <w:kern w:val="0"/>
-          <w:sz w:val="20"/>
-          <w:szCs w:val="20"/>
-          <w:lang w:eastAsia="en-GB"/>
-          <w14:ligatures w14:val="none"/>
-        </w:rPr>
-        <w:t>Base-Case_Standard_AI</w:t>
-      </w:r>
-      <w:r>
-        <w:rPr>
-          <w:rFonts w:ascii="Times New Roman" w:eastAsia="Times New Roman" w:hAnsi="Times New Roman" w:cs="Times New Roman"/>
-          <w:kern w:val="0"/>
-          <w:lang w:eastAsia="en-GB"/>
-          <w14:ligatures w14:val="none"/>
-        </w:rPr>
-        <w:t xml:space="preserve"> avec le </w:t>
-      </w:r>
-      <w:r>
-        <w:rPr>
-          <w:rFonts w:ascii="Times New Roman" w:eastAsia="Times New Roman" w:hAnsi="Times New Roman" w:cs="Times New Roman"/>
-          <w:b/>
-          <w:bCs/>
-          <w:kern w:val="0"/>
-          <w:lang w:eastAsia="en-GB"/>
-          <w14:ligatures w14:val="none"/>
-        </w:rPr>
-        <w:t>CTV</w:t>
-      </w:r>
-      <w:r>
-        <w:rPr>
-          <w:rFonts w:ascii="Times New Roman" w:eastAsia="Times New Roman" w:hAnsi="Times New Roman" w:cs="Times New Roman"/>
-          <w:kern w:val="0"/>
-          <w:lang w:eastAsia="en-GB"/>
-          <w14:ligatures w14:val="none"/>
-        </w:rPr>
-        <w:t xml:space="preserve"> (Prédictif)</w:t>
-      </w:r>
-    </w:p>
-    <w:p>
-      <w:pPr>
-        <w:numPr>
-          <w:ilvl w:val="0"/>
-          <w:numId w:val="15"/>
-        </w:numPr>
-        <w:spacing w:before="100" w:beforeAutospacing="1" w:after="100" w:afterAutospacing="1" w:line="240" w:lineRule="auto"/>
-        <w:rPr>
-          <w:rFonts w:ascii="Times New Roman" w:eastAsia="Times New Roman" w:hAnsi="Times New Roman" w:cs="Times New Roman"/>
-          <w:kern w:val="0"/>
-          <w:lang w:eastAsia="en-GB"/>
-          <w14:ligatures w14:val="none"/>
-        </w:rPr>
-      </w:pPr>
-      <w:r>
-        <w:rPr>
-          <w:rFonts w:ascii="Courier New" w:eastAsia="Times New Roman" w:hAnsi="Courier New" w:cs="Courier New"/>
-          <w:kern w:val="0"/>
-          <w:sz w:val="20"/>
-          <w:szCs w:val="20"/>
-          <w:lang w:eastAsia="en-GB"/>
-          <w14:ligatures w14:val="none"/>
-        </w:rPr>
-        <w:t>Base-Case_No_AI</w:t>
-      </w:r>
-      <w:r>
-        <w:rPr>
-          <w:rFonts w:ascii="Times New Roman" w:eastAsia="Times New Roman" w:hAnsi="Times New Roman" w:cs="Times New Roman"/>
-          <w:kern w:val="0"/>
-          <w:lang w:eastAsia="en-GB"/>
-          <w14:ligatures w14:val="none"/>
-        </w:rPr>
-        <w:t xml:space="preserve"> avec le </w:t>
-      </w:r>
-      <w:r>
-        <w:rPr>
-          <w:rFonts w:ascii="Times New Roman" w:eastAsia="Times New Roman" w:hAnsi="Times New Roman" w:cs="Times New Roman"/>
-          <w:b/>
-          <w:bCs/>
-          <w:kern w:val="0"/>
-          <w:lang w:eastAsia="en-GB"/>
-          <w14:ligatures w14:val="none"/>
-        </w:rPr>
-        <w:t>SOV</w:t>
-      </w:r>
-      <w:r>
-        <w:rPr>
-          <w:rFonts w:ascii="Times New Roman" w:eastAsia="Times New Roman" w:hAnsi="Times New Roman" w:cs="Times New Roman"/>
-          <w:kern w:val="0"/>
-          <w:lang w:eastAsia="en-GB"/>
-          <w14:ligatures w14:val="none"/>
-        </w:rPr>
-        <w:t xml:space="preserve"> (Préventif)</w:t>
-      </w:r>
-    </w:p>
-    <w:p>
-      <w:pPr>
-        <w:numPr>
-          <w:ilvl w:val="0"/>
-          <w:numId w:val="15"/>
-        </w:numPr>
-        <w:spacing w:before="100" w:beforeAutospacing="1" w:after="100" w:afterAutospacing="1" w:line="240" w:lineRule="auto"/>
-        <w:rPr>
-          <w:rFonts w:ascii="Times New Roman" w:eastAsia="Times New Roman" w:hAnsi="Times New Roman" w:cs="Times New Roman"/>
-          <w:kern w:val="0"/>
-          <w:lang w:eastAsia="en-GB"/>
-          <w14:ligatures w14:val="none"/>
-        </w:rPr>
-      </w:pPr>
-      <w:r>
-        <w:rPr>
-          <w:rFonts w:ascii="Courier New" w:eastAsia="Times New Roman" w:hAnsi="Courier New" w:cs="Courier New"/>
-          <w:kern w:val="0"/>
-          <w:sz w:val="20"/>
-          <w:szCs w:val="20"/>
-          <w:lang w:eastAsia="en-GB"/>
-          <w14:ligatures w14:val="none"/>
-        </w:rPr>
-        <w:t>Base-Case_Standard_AI</w:t>
-      </w:r>
-      <w:r>
-        <w:rPr>
-          <w:rFonts w:ascii="Times New Roman" w:eastAsia="Times New Roman" w:hAnsi="Times New Roman" w:cs="Times New Roman"/>
-          <w:kern w:val="0"/>
-          <w:lang w:eastAsia="en-GB"/>
-          <w14:ligatures w14:val="none"/>
-        </w:rPr>
-        <w:t xml:space="preserve"> avec le </w:t>
-      </w:r>
-      <w:r>
-        <w:rPr>
-          <w:rFonts w:ascii="Times New Roman" w:eastAsia="Times New Roman" w:hAnsi="Times New Roman" w:cs="Times New Roman"/>
-          <w:b/>
-          <w:bCs/>
-          <w:kern w:val="0"/>
-          <w:lang w:eastAsia="en-GB"/>
-          <w14:ligatures w14:val="none"/>
-        </w:rPr>
-        <w:t>SOV</w:t>
-      </w:r>
-      <w:r>
-        <w:rPr>
-          <w:rFonts w:ascii="Times New Roman" w:eastAsia="Times New Roman" w:hAnsi="Times New Roman" w:cs="Times New Roman"/>
-          <w:kern w:val="0"/>
-          <w:lang w:eastAsia="en-GB"/>
-          <w14:ligatures w14:val="none"/>
-        </w:rPr>
-        <w:t xml:space="preserve"> (Prédictif)</w:t>
-      </w:r>
-    </w:p>
-    <w:p>
-      <w:pPr>
-        <w:spacing w:before="100" w:beforeAutospacing="1" w:after="100" w:afterAutospacing="1" w:line="240" w:lineRule="auto"/>
-        <w:rPr>
-          <w:rFonts w:ascii="Times New Roman" w:eastAsia="Times New Roman" w:hAnsi="Times New Roman" w:cs="Times New Roman"/>
-          <w:kern w:val="0"/>
-          <w:lang w:eastAsia="en-GB"/>
-          <w14:ligatures w14:val="none"/>
-        </w:rPr>
-      </w:pPr>
-      <w:r>
-        <w:rPr>
-          <w:rFonts w:ascii="Times New Roman" w:eastAsia="Times New Roman" w:hAnsi="Times New Roman" w:cs="Times New Roman"/>
-          <w:kern w:val="0"/>
-          <w:lang w:eastAsia="en-GB"/>
-          <w14:ligatures w14:val="none"/>
-        </w:rPr>
-        <w:t>Dès que tu me partages ces 4 résultats, je t'aide à rédiger l'analyse financière et logistique de ta "Typical Week" !</w:t>
-      </w:r>
-    </w:p>
-    <w:p/>
-    <w:p>
-      <w:r>
-        <w:t>Axe 1:</w:t>
-      </w:r>
-    </w:p>
-    <w:p>
-      <w:r>
-        <w:t>1. Le Scénario de Référence (Temps Calme / Best-Case)</w:t>
-      </w:r>
-    </w:p>
-    <w:p>
-      <w:r>
-        <w:t>Lorsque la météo n'est pas un obstacle, le goulot d'étranglement est purement financier :</w:t>
-      </w:r>
-    </w:p>
-    <w:p>
-      <w:r>
-        <w:lastRenderedPageBreak/>
-        <w:t>Pour le CTV (Navire léger) : Le Prédictif est la stratégie gagnante (+ 1 360 € de profit net par rapport au préventif). L'IA permet d'optimiser les cibles à moindre coût.</w:t>
-      </w:r>
-    </w:p>
-    <w:p>
-      <w:r>
-        <w:t>Pour le SOV (Navire lourd) : Le Préventif écrase le Prédictif (+ 41 178 € d'écart !). Pourquoi ? Parce que sans contrainte de vagues, la seule façon de rentabiliser les 35 000 € de frais journaliers du SOV est la démobilisation anticipée (terminer la mission en 3 ou 4 jours via un nettoyage spatial systématique du parc). L'IA prédictive, en forçant le SOV à faire des détours ou à attendre que les risques augmentent, le maintient en mer et détruit sa rentabilité.</w:t>
-      </w:r>
-    </w:p>
-    <w:p>
-      <w:r>
-        <w:t>2. Le Choc de la Tempête (Sévérité Extrême / Worst-Case)</w:t>
-      </w:r>
-    </w:p>
-    <w:p>
-      <w:r>
-        <w:t>Quand l'hiver frappe, la logique s'effondre et s'inverse complètement :</w:t>
-      </w:r>
-    </w:p>
-    <w:p>
-      <w:r>
-        <w:t>Le naufrage du CTV : Les fenêtres météo sous 1.3m sont si rares que la mission est un échec total (4 éoliennes sauvées seulement). Le coût par intervention explose à près de 24 000 €. Dans ce contexte de survie, l'IA devient obsolète. La différence entre le prédictif et le préventif relève du bruit statistique. Face à une fenêtre météo de quelques heures, la seule stratégie viable est l'opportunisme préventif ("Hit and Run" sur ce qui est le plus proche).</w:t>
-      </w:r>
-    </w:p>
-    <w:p>
-      <w:r>
-        <w:t>La revanche de l'IA sur le SOV : Contrairement à l'été, le SOV est forcé de rester en mer les 7 jours complets car ses propres limites (3.5m) sont parfois dépassées. La démobilisation anticipée est impossible. Puisque les 297 500 € de coûts fixes vont être payés quoi qu'il arrive, la stratégie Prédictive redevient la meilleure (+ 1 930 € de gain net face au préventif). L'algorithme permet au SOV de minimiser le Cost of Downtime pendant qu'il navigue péniblement dans la tempête.</w:t>
       </w:r>
     </w:p>
     <w:sectPr>
